--- a/Lab Manual/Experiment 11/Exp-11 content based Recommendation Systems.docx
+++ b/Lab Manual/Experiment 11/Exp-11 content based Recommendation Systems.docx
@@ -7,7 +7,7 @@
         <w:pStyle w:val="BodyText"/>
         <w:spacing w:before="66"/>
         <w:rPr>
-          <w:rFonts w:ascii="Times New Roman"/>
+          <w:rFonts w:ascii="Times New Roman" w:hAnsi="Times New Roman" w:cs="Times New Roman"/>
           <w:sz w:val="23"/>
         </w:rPr>
       </w:pPr>
@@ -16,13 +16,11 @@
       <w:pPr>
         <w:ind w:left="360"/>
         <w:rPr>
-          <w:rFonts w:ascii="Times New Roman"/>
           <w:sz w:val="23"/>
         </w:rPr>
       </w:pPr>
       <w:r>
         <w:rPr>
-          <w:rFonts w:ascii="Times New Roman"/>
           <w:b/>
           <w:sz w:val="28"/>
           <w:u w:val="single"/>
@@ -31,7 +29,6 @@
       </w:r>
       <w:r>
         <w:rPr>
-          <w:rFonts w:ascii="Times New Roman"/>
           <w:b/>
           <w:spacing w:val="-9"/>
           <w:sz w:val="28"/>
@@ -40,14 +37,12 @@
       </w:r>
       <w:r>
         <w:rPr>
-          <w:rFonts w:ascii="Times New Roman"/>
           <w:sz w:val="23"/>
         </w:rPr>
         <w:t>To</w:t>
       </w:r>
       <w:r>
         <w:rPr>
-          <w:rFonts w:ascii="Times New Roman"/>
           <w:spacing w:val="-7"/>
           <w:sz w:val="23"/>
         </w:rPr>
@@ -55,14 +50,12 @@
       </w:r>
       <w:r>
         <w:rPr>
-          <w:rFonts w:ascii="Times New Roman"/>
           <w:sz w:val="23"/>
         </w:rPr>
         <w:t>recommend</w:t>
       </w:r>
       <w:r>
         <w:rPr>
-          <w:rFonts w:ascii="Times New Roman"/>
           <w:spacing w:val="-6"/>
           <w:sz w:val="23"/>
         </w:rPr>
@@ -70,14 +63,12 @@
       </w:r>
       <w:r>
         <w:rPr>
-          <w:rFonts w:ascii="Times New Roman"/>
           <w:sz w:val="23"/>
         </w:rPr>
         <w:t>an</w:t>
       </w:r>
       <w:r>
         <w:rPr>
-          <w:rFonts w:ascii="Times New Roman"/>
           <w:spacing w:val="-4"/>
           <w:sz w:val="23"/>
         </w:rPr>
@@ -85,14 +76,12 @@
       </w:r>
       <w:r>
         <w:rPr>
-          <w:rFonts w:ascii="Times New Roman"/>
           <w:sz w:val="23"/>
         </w:rPr>
         <w:t>item</w:t>
       </w:r>
       <w:r>
         <w:rPr>
-          <w:rFonts w:ascii="Times New Roman"/>
           <w:spacing w:val="-7"/>
           <w:sz w:val="23"/>
         </w:rPr>
@@ -100,14 +89,12 @@
       </w:r>
       <w:r>
         <w:rPr>
-          <w:rFonts w:ascii="Times New Roman"/>
           <w:sz w:val="23"/>
         </w:rPr>
         <w:t>to</w:t>
       </w:r>
       <w:r>
         <w:rPr>
-          <w:rFonts w:ascii="Times New Roman"/>
           <w:spacing w:val="-8"/>
           <w:sz w:val="23"/>
         </w:rPr>
@@ -115,14 +102,12 @@
       </w:r>
       <w:r>
         <w:rPr>
-          <w:rFonts w:ascii="Times New Roman"/>
           <w:sz w:val="23"/>
         </w:rPr>
         <w:t>the</w:t>
       </w:r>
       <w:r>
         <w:rPr>
-          <w:rFonts w:ascii="Times New Roman"/>
           <w:spacing w:val="-6"/>
           <w:sz w:val="23"/>
         </w:rPr>
@@ -130,14 +115,12 @@
       </w:r>
       <w:r>
         <w:rPr>
-          <w:rFonts w:ascii="Times New Roman"/>
           <w:sz w:val="23"/>
         </w:rPr>
         <w:t>user</w:t>
       </w:r>
       <w:r>
         <w:rPr>
-          <w:rFonts w:ascii="Times New Roman"/>
           <w:spacing w:val="-8"/>
           <w:sz w:val="23"/>
         </w:rPr>
@@ -145,14 +128,12 @@
       </w:r>
       <w:r>
         <w:rPr>
-          <w:rFonts w:ascii="Times New Roman"/>
           <w:sz w:val="23"/>
         </w:rPr>
         <w:t>using</w:t>
       </w:r>
       <w:r>
         <w:rPr>
-          <w:rFonts w:ascii="Times New Roman"/>
           <w:spacing w:val="-4"/>
           <w:sz w:val="23"/>
         </w:rPr>
@@ -160,14 +141,12 @@
       </w:r>
       <w:r>
         <w:rPr>
-          <w:rFonts w:ascii="Times New Roman"/>
           <w:sz w:val="23"/>
         </w:rPr>
         <w:t>content-based</w:t>
       </w:r>
       <w:r>
         <w:rPr>
-          <w:rFonts w:ascii="Times New Roman"/>
           <w:spacing w:val="-3"/>
           <w:sz w:val="23"/>
         </w:rPr>
@@ -175,14 +154,12 @@
       </w:r>
       <w:r>
         <w:rPr>
-          <w:rFonts w:ascii="Times New Roman"/>
           <w:sz w:val="23"/>
         </w:rPr>
         <w:t>filtering</w:t>
       </w:r>
       <w:r>
         <w:rPr>
-          <w:rFonts w:ascii="Times New Roman"/>
           <w:spacing w:val="-7"/>
           <w:sz w:val="23"/>
         </w:rPr>
@@ -190,7 +167,6 @@
       </w:r>
       <w:r>
         <w:rPr>
-          <w:rFonts w:ascii="Times New Roman"/>
           <w:spacing w:val="-2"/>
           <w:sz w:val="23"/>
         </w:rPr>
@@ -201,14 +177,9 @@
       <w:pPr>
         <w:spacing w:before="246"/>
         <w:ind w:left="360"/>
-        <w:rPr>
-          <w:rFonts w:ascii="Times New Roman"/>
-          <w:sz w:val="24"/>
-        </w:rPr>
-      </w:pPr>
-      <w:r>
-        <w:rPr>
-          <w:rFonts w:ascii="Times New Roman"/>
+      </w:pPr>
+      <w:r>
+        <w:rPr>
           <w:b/>
           <w:sz w:val="28"/>
           <w:u w:val="single"/>
@@ -217,7 +188,6 @@
       </w:r>
       <w:r>
         <w:rPr>
-          <w:rFonts w:ascii="Times New Roman"/>
           <w:b/>
           <w:spacing w:val="-13"/>
           <w:sz w:val="28"/>
@@ -225,25 +195,17 @@
         <w:t xml:space="preserve"> </w:t>
       </w:r>
       <w:r>
-        <w:rPr>
-          <w:rFonts w:ascii="Times New Roman"/>
-          <w:sz w:val="24"/>
-        </w:rPr>
         <w:t>Google</w:t>
       </w:r>
       <w:r>
         <w:rPr>
-          <w:rFonts w:ascii="Times New Roman"/>
           <w:spacing w:val="1"/>
-          <w:sz w:val="24"/>
-        </w:rPr>
-        <w:t xml:space="preserve"> </w:t>
-      </w:r>
-      <w:r>
-        <w:rPr>
-          <w:rFonts w:ascii="Times New Roman"/>
+        </w:rPr>
+        <w:t xml:space="preserve"> </w:t>
+      </w:r>
+      <w:r>
+        <w:rPr>
           <w:spacing w:val="-4"/>
-          <w:sz w:val="24"/>
         </w:rPr>
         <w:t>Colab</w:t>
       </w:r>
@@ -268,9 +230,21 @@
         <w:pStyle w:val="BodyText"/>
         <w:spacing w:before="243"/>
         <w:ind w:left="360" w:right="526"/>
-      </w:pPr>
-      <w:r>
-        <w:t>There are a lot of applications where websites collect data from their users and use that data to predict the likes and dislikes of their users. This allows them to recommend the content that they like. Recommender systems are a way of suggesting or similar items and ideas to a user’s specific way of thinking.</w:t>
+        <w:rPr>
+          <w:rFonts w:ascii="Times New Roman" w:hAnsi="Times New Roman" w:cs="Times New Roman"/>
+        </w:rPr>
+      </w:pPr>
+      <w:r>
+        <w:rPr>
+          <w:rFonts w:ascii="Times New Roman" w:hAnsi="Times New Roman" w:cs="Times New Roman"/>
+        </w:rPr>
+        <w:t>There are a lot of applications where websites collect data from their users and use that data to predict the likes and dislikes of their users. This allows them to recommend the content that they like. Recommender systems are a way of suggesting or simila</w:t>
+      </w:r>
+      <w:r>
+        <w:rPr>
+          <w:rFonts w:ascii="Times New Roman" w:hAnsi="Times New Roman" w:cs="Times New Roman"/>
+        </w:rPr>
+        <w:t>r items and ideas to a user’s specific way of thinking.</w:t>
       </w:r>
     </w:p>
     <w:p>
@@ -278,45 +252,65 @@
         <w:pStyle w:val="BodyText"/>
         <w:spacing w:before="154"/>
         <w:ind w:left="360"/>
-      </w:pPr>
-      <w:r>
+        <w:rPr>
+          <w:rFonts w:ascii="Times New Roman" w:hAnsi="Times New Roman" w:cs="Times New Roman"/>
+        </w:rPr>
+      </w:pPr>
+      <w:r>
+        <w:rPr>
+          <w:rFonts w:ascii="Times New Roman" w:hAnsi="Times New Roman" w:cs="Times New Roman"/>
+        </w:rPr>
         <w:t>Recommender</w:t>
       </w:r>
       <w:r>
         <w:rPr>
+          <w:rFonts w:ascii="Times New Roman" w:hAnsi="Times New Roman" w:cs="Times New Roman"/>
           <w:spacing w:val="15"/>
         </w:rPr>
         <w:t xml:space="preserve"> </w:t>
       </w:r>
       <w:r>
+        <w:rPr>
+          <w:rFonts w:ascii="Times New Roman" w:hAnsi="Times New Roman" w:cs="Times New Roman"/>
+        </w:rPr>
         <w:t>System</w:t>
       </w:r>
       <w:r>
         <w:rPr>
+          <w:rFonts w:ascii="Times New Roman" w:hAnsi="Times New Roman" w:cs="Times New Roman"/>
           <w:spacing w:val="10"/>
         </w:rPr>
         <w:t xml:space="preserve"> </w:t>
       </w:r>
       <w:r>
+        <w:rPr>
+          <w:rFonts w:ascii="Times New Roman" w:hAnsi="Times New Roman" w:cs="Times New Roman"/>
+        </w:rPr>
         <w:t>is</w:t>
       </w:r>
       <w:r>
         <w:rPr>
+          <w:rFonts w:ascii="Times New Roman" w:hAnsi="Times New Roman" w:cs="Times New Roman"/>
           <w:spacing w:val="12"/>
         </w:rPr>
         <w:t xml:space="preserve"> </w:t>
       </w:r>
       <w:r>
+        <w:rPr>
+          <w:rFonts w:ascii="Times New Roman" w:hAnsi="Times New Roman" w:cs="Times New Roman"/>
+        </w:rPr>
         <w:t>different</w:t>
       </w:r>
       <w:r>
         <w:rPr>
+          <w:rFonts w:ascii="Times New Roman" w:hAnsi="Times New Roman" w:cs="Times New Roman"/>
           <w:spacing w:val="10"/>
         </w:rPr>
         <w:t xml:space="preserve"> </w:t>
       </w:r>
       <w:r>
         <w:rPr>
+          <w:rFonts w:ascii="Times New Roman" w:hAnsi="Times New Roman" w:cs="Times New Roman"/>
           <w:spacing w:val="-2"/>
         </w:rPr>
         <w:t>types:</w:t>
@@ -335,11 +329,13 @@
         <w:spacing w:before="147" w:line="240" w:lineRule="auto"/>
         <w:ind w:right="405"/>
         <w:rPr>
-          <w:sz w:val="24"/>
-        </w:rPr>
-      </w:pPr>
-      <w:r>
-        <w:rPr>
+          <w:rFonts w:ascii="Times New Roman" w:hAnsi="Times New Roman" w:cs="Times New Roman"/>
+          <w:sz w:val="24"/>
+        </w:rPr>
+      </w:pPr>
+      <w:r>
+        <w:rPr>
+          <w:rFonts w:ascii="Times New Roman" w:hAnsi="Times New Roman" w:cs="Times New Roman"/>
           <w:b/>
           <w:sz w:val="24"/>
         </w:rPr>
@@ -347,6 +343,7 @@
       </w:r>
       <w:r>
         <w:rPr>
+          <w:rFonts w:ascii="Times New Roman" w:hAnsi="Times New Roman" w:cs="Times New Roman"/>
           <w:sz w:val="24"/>
         </w:rPr>
         <w:t>Collaborative Filtering recommends items based on similarity measures between users and/or items. The basic assumption behind the algorithm is that users with similar interests have common preferences.</w:t>
@@ -365,11 +362,13 @@
         <w:spacing w:before="1" w:line="240" w:lineRule="auto"/>
         <w:ind w:right="460"/>
         <w:rPr>
-          <w:sz w:val="24"/>
-        </w:rPr>
-      </w:pPr>
-      <w:r>
-        <w:rPr>
+          <w:rFonts w:ascii="Times New Roman" w:hAnsi="Times New Roman" w:cs="Times New Roman"/>
+          <w:sz w:val="24"/>
+        </w:rPr>
+      </w:pPr>
+      <w:r>
+        <w:rPr>
+          <w:rFonts w:ascii="Times New Roman" w:hAnsi="Times New Roman" w:cs="Times New Roman"/>
           <w:b/>
           <w:sz w:val="24"/>
         </w:rPr>
@@ -377,9 +376,17 @@
       </w:r>
       <w:r>
         <w:rPr>
-          <w:sz w:val="24"/>
-        </w:rPr>
-        <w:t>It is supervised machine learning used to induce a classifier to discriminate between interesting and uninteresting items for the user.</w:t>
+          <w:rFonts w:ascii="Times New Roman" w:hAnsi="Times New Roman" w:cs="Times New Roman"/>
+          <w:sz w:val="24"/>
+        </w:rPr>
+        <w:t>It is supervised machine</w:t>
+      </w:r>
+      <w:r>
+        <w:rPr>
+          <w:rFonts w:ascii="Times New Roman" w:hAnsi="Times New Roman" w:cs="Times New Roman"/>
+          <w:sz w:val="24"/>
+        </w:rPr>
+        <w:t xml:space="preserve"> learning used to induce a classifier to discriminate between interesting and uninteresting items for the user.</w:t>
       </w:r>
     </w:p>
     <w:p>
@@ -387,51 +394,88 @@
         <w:pStyle w:val="BodyText"/>
         <w:spacing w:before="2"/>
         <w:ind w:left="360" w:right="526"/>
-      </w:pPr>
-      <w:r>
-        <w:rPr>
+        <w:rPr>
+          <w:rFonts w:ascii="Times New Roman" w:hAnsi="Times New Roman" w:cs="Times New Roman"/>
+        </w:rPr>
+      </w:pPr>
+      <w:r>
+        <w:rPr>
+          <w:rFonts w:ascii="Times New Roman" w:hAnsi="Times New Roman" w:cs="Times New Roman"/>
           <w:b/>
         </w:rPr>
         <w:t xml:space="preserve">Content-Based Recommendation System: </w:t>
       </w:r>
       <w:r>
+        <w:rPr>
+          <w:rFonts w:ascii="Times New Roman" w:hAnsi="Times New Roman" w:cs="Times New Roman"/>
+        </w:rPr>
         <w:t>Content-Based systems recommends items to the customer</w:t>
       </w:r>
       <w:r>
         <w:rPr>
+          <w:rFonts w:ascii="Times New Roman" w:hAnsi="Times New Roman" w:cs="Times New Roman"/>
           <w:spacing w:val="80"/>
         </w:rPr>
         <w:t xml:space="preserve"> </w:t>
       </w:r>
       <w:r>
-        <w:t>similar to previously high-rated items by the customer. It uses the features and properties of the item. From these properties, it can calculate the similarity between the items.</w:t>
+        <w:rPr>
+          <w:rFonts w:ascii="Times New Roman" w:hAnsi="Times New Roman" w:cs="Times New Roman"/>
+        </w:rPr>
+        <w:t>similar to previously high-rated items by the custom</w:t>
+      </w:r>
+      <w:r>
+        <w:rPr>
+          <w:rFonts w:ascii="Times New Roman" w:hAnsi="Times New Roman" w:cs="Times New Roman"/>
+        </w:rPr>
+        <w:t>er. It uses the features and properties of the item. From these properties, it can calculate the similarity between the items.</w:t>
       </w:r>
     </w:p>
     <w:p>
       <w:pPr>
         <w:pStyle w:val="BodyText"/>
         <w:ind w:left="360" w:right="526"/>
-      </w:pPr>
-      <w:r>
-        <w:t>In a content-based recommendation system, first, we need to create a profile for each item, which represents the properties of those items. From the user profiles are inferred for a particular user. We use these user profiles to recommend the items to the users from the catalog.</w:t>
+        <w:rPr>
+          <w:rFonts w:ascii="Times New Roman" w:hAnsi="Times New Roman" w:cs="Times New Roman"/>
+        </w:rPr>
+      </w:pPr>
+      <w:r>
+        <w:rPr>
+          <w:rFonts w:ascii="Times New Roman" w:hAnsi="Times New Roman" w:cs="Times New Roman"/>
+        </w:rPr>
+        <w:t>In a content-based recommendation system, first, we need to create a profile for each item, which represents the properties of th</w:t>
+      </w:r>
+      <w:r>
+        <w:rPr>
+          <w:rFonts w:ascii="Times New Roman" w:hAnsi="Times New Roman" w:cs="Times New Roman"/>
+        </w:rPr>
+        <w:t>ose items. From the user profiles are inferred for a particular user. We use these user profiles to recommend the items to the users from the catalog.</w:t>
       </w:r>
     </w:p>
     <w:p>
       <w:pPr>
         <w:pStyle w:val="Heading2"/>
         <w:spacing w:before="291"/>
-      </w:pPr>
-      <w:r>
+        <w:rPr>
+          <w:rFonts w:ascii="Times New Roman" w:hAnsi="Times New Roman" w:cs="Times New Roman"/>
+        </w:rPr>
+      </w:pPr>
+      <w:r>
+        <w:rPr>
+          <w:rFonts w:ascii="Times New Roman" w:hAnsi="Times New Roman" w:cs="Times New Roman"/>
+        </w:rPr>
         <w:t>Item</w:t>
       </w:r>
       <w:r>
         <w:rPr>
+          <w:rFonts w:ascii="Times New Roman" w:hAnsi="Times New Roman" w:cs="Times New Roman"/>
           <w:spacing w:val="13"/>
         </w:rPr>
         <w:t xml:space="preserve"> </w:t>
       </w:r>
       <w:r>
         <w:rPr>
+          <w:rFonts w:ascii="Times New Roman" w:hAnsi="Times New Roman" w:cs="Times New Roman"/>
           <w:spacing w:val="-2"/>
         </w:rPr>
         <w:t>profile:</w:t>
@@ -442,50 +486,95 @@
         <w:pStyle w:val="BodyText"/>
         <w:ind w:left="360" w:right="687"/>
         <w:jc w:val="both"/>
-      </w:pPr>
-      <w:r>
-        <w:t>In a content-based recommendation system, we need to build a profile for each item, which contains the important properties of each item. For Example, If the movie is an item, then its actors, director, release year, and genre are its important properties, and for the document, the important property is the type of content and set of important words in it.</w:t>
+        <w:rPr>
+          <w:rFonts w:ascii="Times New Roman" w:hAnsi="Times New Roman" w:cs="Times New Roman"/>
+        </w:rPr>
+      </w:pPr>
+      <w:r>
+        <w:rPr>
+          <w:rFonts w:ascii="Times New Roman" w:hAnsi="Times New Roman" w:cs="Times New Roman"/>
+        </w:rPr>
+        <w:t>In a content-based recommendation system, we need to build a profile for each item, which c</w:t>
+      </w:r>
+      <w:r>
+        <w:rPr>
+          <w:rFonts w:ascii="Times New Roman" w:hAnsi="Times New Roman" w:cs="Times New Roman"/>
+        </w:rPr>
+        <w:t>ontains the important properties of each item. For Example, If the movie is an item, then its actors, director, release year, and genre are its important properties, and for the document, the important property is the type of content and set of important w</w:t>
+      </w:r>
+      <w:r>
+        <w:rPr>
+          <w:rFonts w:ascii="Times New Roman" w:hAnsi="Times New Roman" w:cs="Times New Roman"/>
+        </w:rPr>
+        <w:t>ords in it.</w:t>
       </w:r>
     </w:p>
     <w:p>
       <w:pPr>
         <w:pStyle w:val="BodyText"/>
         <w:ind w:left="360" w:right="526"/>
-      </w:pPr>
-      <w:r>
+        <w:rPr>
+          <w:rFonts w:ascii="Times New Roman" w:hAnsi="Times New Roman" w:cs="Times New Roman"/>
+        </w:rPr>
+      </w:pPr>
+      <w:r>
+        <w:rPr>
+          <w:rFonts w:ascii="Times New Roman" w:hAnsi="Times New Roman" w:cs="Times New Roman"/>
+        </w:rPr>
         <w:t>Let’s have a look at how to create an item</w:t>
       </w:r>
       <w:r>
         <w:rPr>
+          <w:rFonts w:ascii="Times New Roman" w:hAnsi="Times New Roman" w:cs="Times New Roman"/>
           <w:spacing w:val="30"/>
         </w:rPr>
         <w:t xml:space="preserve"> </w:t>
       </w:r>
       <w:r>
-        <w:t>profile. First, we need to perform the TF-IDF vectorizer, here TF (term frequency) of a word is the number of times it appears in a document and The IDF (inverse document frequency) of a word is the measure of how significant that term is in the whole corpus.</w:t>
+        <w:rPr>
+          <w:rFonts w:ascii="Times New Roman" w:hAnsi="Times New Roman" w:cs="Times New Roman"/>
+        </w:rPr>
+        <w:t>profile. First, we need to perform the TF-IDF vectorizer, here TF (term frequency) of a word is the number of times it appears in a document and The IDF (inverse document frequency) of a word is the me</w:t>
+      </w:r>
+      <w:r>
+        <w:rPr>
+          <w:rFonts w:ascii="Times New Roman" w:hAnsi="Times New Roman" w:cs="Times New Roman"/>
+        </w:rPr>
+        <w:t>asure of how significant that term is in the whole corpus.</w:t>
       </w:r>
     </w:p>
     <w:p>
       <w:pPr>
         <w:pStyle w:val="BodyText"/>
+        <w:rPr>
+          <w:rFonts w:ascii="Times New Roman" w:hAnsi="Times New Roman" w:cs="Times New Roman"/>
+        </w:rPr>
       </w:pPr>
     </w:p>
     <w:p>
       <w:pPr>
         <w:pStyle w:val="Heading2"/>
         <w:spacing w:line="240" w:lineRule="auto"/>
-      </w:pPr>
-      <w:r>
+        <w:rPr>
+          <w:rFonts w:ascii="Times New Roman" w:hAnsi="Times New Roman" w:cs="Times New Roman"/>
+        </w:rPr>
+      </w:pPr>
+      <w:r>
+        <w:rPr>
+          <w:rFonts w:ascii="Times New Roman" w:hAnsi="Times New Roman" w:cs="Times New Roman"/>
+        </w:rPr>
         <w:t>User</w:t>
       </w:r>
       <w:r>
         <w:rPr>
+          <w:rFonts w:ascii="Times New Roman" w:hAnsi="Times New Roman" w:cs="Times New Roman"/>
           <w:spacing w:val="9"/>
         </w:rPr>
         <w:t xml:space="preserve"> </w:t>
       </w:r>
       <w:r>
         <w:rPr>
+          <w:rFonts w:ascii="Times New Roman" w:hAnsi="Times New Roman" w:cs="Times New Roman"/>
           <w:spacing w:val="-2"/>
         </w:rPr>
         <w:t>profile:</w:t>
@@ -497,63 +586,99 @@
         <w:spacing w:before="3"/>
         <w:ind w:left="360" w:right="595"/>
         <w:jc w:val="both"/>
-      </w:pPr>
-      <w:r>
+        <w:rPr>
+          <w:rFonts w:ascii="Times New Roman" w:hAnsi="Times New Roman" w:cs="Times New Roman"/>
+        </w:rPr>
+      </w:pPr>
+      <w:r>
+        <w:rPr>
+          <w:rFonts w:ascii="Times New Roman" w:hAnsi="Times New Roman" w:cs="Times New Roman"/>
+        </w:rPr>
         <w:t>The user profile is a vector that describes the user preference. During the creation of the user’s profile, we use a utility matrix that describes the relationship between user and item. From this information, the best estimate we can decide</w:t>
       </w:r>
       <w:r>
         <w:rPr>
+          <w:rFonts w:ascii="Times New Roman" w:hAnsi="Times New Roman" w:cs="Times New Roman"/>
           <w:spacing w:val="23"/>
         </w:rPr>
         <w:t xml:space="preserve"> </w:t>
       </w:r>
       <w:r>
+        <w:rPr>
+          <w:rFonts w:ascii="Times New Roman" w:hAnsi="Times New Roman" w:cs="Times New Roman"/>
+        </w:rPr>
         <w:t>which</w:t>
       </w:r>
       <w:r>
         <w:rPr>
+          <w:rFonts w:ascii="Times New Roman" w:hAnsi="Times New Roman" w:cs="Times New Roman"/>
           <w:spacing w:val="24"/>
         </w:rPr>
         <w:t xml:space="preserve"> </w:t>
       </w:r>
       <w:r>
+        <w:rPr>
+          <w:rFonts w:ascii="Times New Roman" w:hAnsi="Times New Roman" w:cs="Times New Roman"/>
+        </w:rPr>
         <w:t>item</w:t>
       </w:r>
       <w:r>
         <w:rPr>
+          <w:rFonts w:ascii="Times New Roman" w:hAnsi="Times New Roman" w:cs="Times New Roman"/>
           <w:spacing w:val="23"/>
         </w:rPr>
         <w:t xml:space="preserve"> </w:t>
       </w:r>
       <w:r>
-        <w:t>the user likes, is some aggregation of the profiles of those items.</w:t>
+        <w:rPr>
+          <w:rFonts w:ascii="Times New Roman" w:hAnsi="Times New Roman" w:cs="Times New Roman"/>
+        </w:rPr>
+        <w:t>the</w:t>
+      </w:r>
+      <w:r>
+        <w:rPr>
+          <w:rFonts w:ascii="Times New Roman" w:hAnsi="Times New Roman" w:cs="Times New Roman"/>
+        </w:rPr>
+        <w:t xml:space="preserve"> user likes, is some aggregation of the profiles of those items.</w:t>
       </w:r>
     </w:p>
     <w:p>
       <w:pPr>
         <w:pStyle w:val="Heading2"/>
         <w:spacing w:line="291" w:lineRule="exact"/>
-      </w:pPr>
-      <w:r>
+        <w:rPr>
+          <w:rFonts w:ascii="Times New Roman" w:hAnsi="Times New Roman" w:cs="Times New Roman"/>
+        </w:rPr>
+      </w:pPr>
+      <w:r>
+        <w:rPr>
+          <w:rFonts w:ascii="Times New Roman" w:hAnsi="Times New Roman" w:cs="Times New Roman"/>
+        </w:rPr>
         <w:t>Advantages</w:t>
       </w:r>
       <w:r>
         <w:rPr>
+          <w:rFonts w:ascii="Times New Roman" w:hAnsi="Times New Roman" w:cs="Times New Roman"/>
           <w:spacing w:val="12"/>
         </w:rPr>
         <w:t xml:space="preserve"> </w:t>
       </w:r>
       <w:r>
+        <w:rPr>
+          <w:rFonts w:ascii="Times New Roman" w:hAnsi="Times New Roman" w:cs="Times New Roman"/>
+        </w:rPr>
         <w:t>and</w:t>
       </w:r>
       <w:r>
         <w:rPr>
+          <w:rFonts w:ascii="Times New Roman" w:hAnsi="Times New Roman" w:cs="Times New Roman"/>
           <w:spacing w:val="16"/>
         </w:rPr>
         <w:t xml:space="preserve"> </w:t>
       </w:r>
       <w:r>
         <w:rPr>
+          <w:rFonts w:ascii="Times New Roman" w:hAnsi="Times New Roman" w:cs="Times New Roman"/>
           <w:spacing w:val="-2"/>
         </w:rPr>
         <w:t>Disadvantages:</w:t>
@@ -573,12 +698,14 @@
         <w:ind w:left="1500" w:hanging="420"/>
         <w:jc w:val="both"/>
         <w:rPr>
+          <w:rFonts w:ascii="Times New Roman" w:hAnsi="Times New Roman" w:cs="Times New Roman"/>
           <w:b/>
           <w:sz w:val="24"/>
         </w:rPr>
       </w:pPr>
       <w:r>
         <w:rPr>
+          <w:rFonts w:ascii="Times New Roman" w:hAnsi="Times New Roman" w:cs="Times New Roman"/>
           <w:b/>
           <w:spacing w:val="-2"/>
           <w:sz w:val="24"/>
@@ -598,17 +725,20 @@
         </w:tabs>
         <w:ind w:left="2520" w:hanging="359"/>
         <w:rPr>
-          <w:sz w:val="24"/>
-        </w:rPr>
-      </w:pPr>
-      <w:r>
-        <w:rPr>
+          <w:rFonts w:ascii="Times New Roman" w:hAnsi="Times New Roman" w:cs="Times New Roman"/>
+          <w:sz w:val="24"/>
+        </w:rPr>
+      </w:pPr>
+      <w:r>
+        <w:rPr>
+          <w:rFonts w:ascii="Times New Roman" w:hAnsi="Times New Roman" w:cs="Times New Roman"/>
           <w:sz w:val="24"/>
         </w:rPr>
         <w:t>No</w:t>
       </w:r>
       <w:r>
         <w:rPr>
+          <w:rFonts w:ascii="Times New Roman" w:hAnsi="Times New Roman" w:cs="Times New Roman"/>
           <w:spacing w:val="4"/>
           <w:sz w:val="24"/>
         </w:rPr>
@@ -616,12 +746,14 @@
       </w:r>
       <w:r>
         <w:rPr>
+          <w:rFonts w:ascii="Times New Roman" w:hAnsi="Times New Roman" w:cs="Times New Roman"/>
           <w:sz w:val="24"/>
         </w:rPr>
         <w:t>need</w:t>
       </w:r>
       <w:r>
         <w:rPr>
+          <w:rFonts w:ascii="Times New Roman" w:hAnsi="Times New Roman" w:cs="Times New Roman"/>
           <w:spacing w:val="12"/>
           <w:sz w:val="24"/>
         </w:rPr>
@@ -629,12 +761,14 @@
       </w:r>
       <w:r>
         <w:rPr>
+          <w:rFonts w:ascii="Times New Roman" w:hAnsi="Times New Roman" w:cs="Times New Roman"/>
           <w:sz w:val="24"/>
         </w:rPr>
         <w:t>for</w:t>
       </w:r>
       <w:r>
         <w:rPr>
+          <w:rFonts w:ascii="Times New Roman" w:hAnsi="Times New Roman" w:cs="Times New Roman"/>
           <w:spacing w:val="6"/>
           <w:sz w:val="24"/>
         </w:rPr>
@@ -642,12 +776,14 @@
       </w:r>
       <w:r>
         <w:rPr>
+          <w:rFonts w:ascii="Times New Roman" w:hAnsi="Times New Roman" w:cs="Times New Roman"/>
           <w:sz w:val="24"/>
         </w:rPr>
         <w:t>data</w:t>
       </w:r>
       <w:r>
         <w:rPr>
+          <w:rFonts w:ascii="Times New Roman" w:hAnsi="Times New Roman" w:cs="Times New Roman"/>
           <w:spacing w:val="6"/>
           <w:sz w:val="24"/>
         </w:rPr>
@@ -655,12 +791,14 @@
       </w:r>
       <w:r>
         <w:rPr>
+          <w:rFonts w:ascii="Times New Roman" w:hAnsi="Times New Roman" w:cs="Times New Roman"/>
           <w:sz w:val="24"/>
         </w:rPr>
         <w:t>on</w:t>
       </w:r>
       <w:r>
         <w:rPr>
+          <w:rFonts w:ascii="Times New Roman" w:hAnsi="Times New Roman" w:cs="Times New Roman"/>
           <w:spacing w:val="6"/>
           <w:sz w:val="24"/>
         </w:rPr>
@@ -668,12 +806,14 @@
       </w:r>
       <w:r>
         <w:rPr>
+          <w:rFonts w:ascii="Times New Roman" w:hAnsi="Times New Roman" w:cs="Times New Roman"/>
           <w:sz w:val="24"/>
         </w:rPr>
         <w:t>other</w:t>
       </w:r>
       <w:r>
         <w:rPr>
+          <w:rFonts w:ascii="Times New Roman" w:hAnsi="Times New Roman" w:cs="Times New Roman"/>
           <w:spacing w:val="6"/>
           <w:sz w:val="24"/>
         </w:rPr>
@@ -681,12 +821,14 @@
       </w:r>
       <w:r>
         <w:rPr>
+          <w:rFonts w:ascii="Times New Roman" w:hAnsi="Times New Roman" w:cs="Times New Roman"/>
           <w:sz w:val="24"/>
         </w:rPr>
         <w:t>users</w:t>
       </w:r>
       <w:r>
         <w:rPr>
+          <w:rFonts w:ascii="Times New Roman" w:hAnsi="Times New Roman" w:cs="Times New Roman"/>
           <w:spacing w:val="13"/>
           <w:sz w:val="24"/>
         </w:rPr>
@@ -694,12 +836,14 @@
       </w:r>
       <w:r>
         <w:rPr>
+          <w:rFonts w:ascii="Times New Roman" w:hAnsi="Times New Roman" w:cs="Times New Roman"/>
           <w:sz w:val="24"/>
         </w:rPr>
         <w:t>when</w:t>
       </w:r>
       <w:r>
         <w:rPr>
+          <w:rFonts w:ascii="Times New Roman" w:hAnsi="Times New Roman" w:cs="Times New Roman"/>
           <w:spacing w:val="12"/>
           <w:sz w:val="24"/>
         </w:rPr>
@@ -707,12 +851,14 @@
       </w:r>
       <w:r>
         <w:rPr>
+          <w:rFonts w:ascii="Times New Roman" w:hAnsi="Times New Roman" w:cs="Times New Roman"/>
           <w:sz w:val="24"/>
         </w:rPr>
         <w:t>applying</w:t>
       </w:r>
       <w:r>
         <w:rPr>
+          <w:rFonts w:ascii="Times New Roman" w:hAnsi="Times New Roman" w:cs="Times New Roman"/>
           <w:spacing w:val="11"/>
           <w:sz w:val="24"/>
         </w:rPr>
@@ -720,12 +866,14 @@
       </w:r>
       <w:r>
         <w:rPr>
+          <w:rFonts w:ascii="Times New Roman" w:hAnsi="Times New Roman" w:cs="Times New Roman"/>
           <w:sz w:val="24"/>
         </w:rPr>
         <w:t>to</w:t>
       </w:r>
       <w:r>
         <w:rPr>
+          <w:rFonts w:ascii="Times New Roman" w:hAnsi="Times New Roman" w:cs="Times New Roman"/>
           <w:spacing w:val="7"/>
           <w:sz w:val="24"/>
         </w:rPr>
@@ -733,12 +881,14 @@
       </w:r>
       <w:r>
         <w:rPr>
+          <w:rFonts w:ascii="Times New Roman" w:hAnsi="Times New Roman" w:cs="Times New Roman"/>
           <w:sz w:val="24"/>
         </w:rPr>
         <w:t>similar</w:t>
       </w:r>
       <w:r>
         <w:rPr>
+          <w:rFonts w:ascii="Times New Roman" w:hAnsi="Times New Roman" w:cs="Times New Roman"/>
           <w:spacing w:val="7"/>
           <w:sz w:val="24"/>
         </w:rPr>
@@ -746,6 +896,7 @@
       </w:r>
       <w:r>
         <w:rPr>
+          <w:rFonts w:ascii="Times New Roman" w:hAnsi="Times New Roman" w:cs="Times New Roman"/>
           <w:spacing w:val="-2"/>
           <w:sz w:val="24"/>
         </w:rPr>
@@ -764,17 +915,20 @@
         </w:tabs>
         <w:ind w:left="2520" w:hanging="359"/>
         <w:rPr>
-          <w:sz w:val="24"/>
-        </w:rPr>
-      </w:pPr>
-      <w:r>
-        <w:rPr>
+          <w:rFonts w:ascii="Times New Roman" w:hAnsi="Times New Roman" w:cs="Times New Roman"/>
+          <w:sz w:val="24"/>
+        </w:rPr>
+      </w:pPr>
+      <w:r>
+        <w:rPr>
+          <w:rFonts w:ascii="Times New Roman" w:hAnsi="Times New Roman" w:cs="Times New Roman"/>
           <w:sz w:val="24"/>
         </w:rPr>
         <w:t>Able</w:t>
       </w:r>
       <w:r>
         <w:rPr>
+          <w:rFonts w:ascii="Times New Roman" w:hAnsi="Times New Roman" w:cs="Times New Roman"/>
           <w:spacing w:val="11"/>
           <w:sz w:val="24"/>
         </w:rPr>
@@ -782,12 +936,14 @@
       </w:r>
       <w:r>
         <w:rPr>
+          <w:rFonts w:ascii="Times New Roman" w:hAnsi="Times New Roman" w:cs="Times New Roman"/>
           <w:sz w:val="24"/>
         </w:rPr>
         <w:t>to</w:t>
       </w:r>
       <w:r>
         <w:rPr>
+          <w:rFonts w:ascii="Times New Roman" w:hAnsi="Times New Roman" w:cs="Times New Roman"/>
           <w:spacing w:val="8"/>
           <w:sz w:val="24"/>
         </w:rPr>
@@ -795,12 +951,14 @@
       </w:r>
       <w:r>
         <w:rPr>
+          <w:rFonts w:ascii="Times New Roman" w:hAnsi="Times New Roman" w:cs="Times New Roman"/>
           <w:sz w:val="24"/>
         </w:rPr>
         <w:t>recommend</w:t>
       </w:r>
       <w:r>
         <w:rPr>
+          <w:rFonts w:ascii="Times New Roman" w:hAnsi="Times New Roman" w:cs="Times New Roman"/>
           <w:spacing w:val="10"/>
           <w:sz w:val="24"/>
         </w:rPr>
@@ -808,12 +966,14 @@
       </w:r>
       <w:r>
         <w:rPr>
+          <w:rFonts w:ascii="Times New Roman" w:hAnsi="Times New Roman" w:cs="Times New Roman"/>
           <w:sz w:val="24"/>
         </w:rPr>
         <w:t>to</w:t>
       </w:r>
       <w:r>
         <w:rPr>
+          <w:rFonts w:ascii="Times New Roman" w:hAnsi="Times New Roman" w:cs="Times New Roman"/>
           <w:spacing w:val="7"/>
           <w:sz w:val="24"/>
         </w:rPr>
@@ -821,12 +981,14 @@
       </w:r>
       <w:r>
         <w:rPr>
+          <w:rFonts w:ascii="Times New Roman" w:hAnsi="Times New Roman" w:cs="Times New Roman"/>
           <w:sz w:val="24"/>
         </w:rPr>
         <w:t>users</w:t>
       </w:r>
       <w:r>
         <w:rPr>
+          <w:rFonts w:ascii="Times New Roman" w:hAnsi="Times New Roman" w:cs="Times New Roman"/>
           <w:spacing w:val="14"/>
           <w:sz w:val="24"/>
         </w:rPr>
@@ -834,12 +996,14 @@
       </w:r>
       <w:r>
         <w:rPr>
+          <w:rFonts w:ascii="Times New Roman" w:hAnsi="Times New Roman" w:cs="Times New Roman"/>
           <w:sz w:val="24"/>
         </w:rPr>
         <w:t>with</w:t>
       </w:r>
       <w:r>
         <w:rPr>
+          <w:rFonts w:ascii="Times New Roman" w:hAnsi="Times New Roman" w:cs="Times New Roman"/>
           <w:spacing w:val="8"/>
           <w:sz w:val="24"/>
         </w:rPr>
@@ -847,12 +1011,14 @@
       </w:r>
       <w:r>
         <w:rPr>
+          <w:rFonts w:ascii="Times New Roman" w:hAnsi="Times New Roman" w:cs="Times New Roman"/>
           <w:sz w:val="24"/>
         </w:rPr>
         <w:t>unique</w:t>
       </w:r>
       <w:r>
         <w:rPr>
+          <w:rFonts w:ascii="Times New Roman" w:hAnsi="Times New Roman" w:cs="Times New Roman"/>
           <w:spacing w:val="12"/>
           <w:sz w:val="24"/>
         </w:rPr>
@@ -860,6 +1026,7 @@
       </w:r>
       <w:r>
         <w:rPr>
+          <w:rFonts w:ascii="Times New Roman" w:hAnsi="Times New Roman" w:cs="Times New Roman"/>
           <w:spacing w:val="-2"/>
           <w:sz w:val="24"/>
         </w:rPr>
@@ -878,18 +1045,20 @@
         </w:tabs>
         <w:ind w:left="2520" w:hanging="359"/>
         <w:rPr>
-          <w:sz w:val="24"/>
-        </w:rPr>
-      </w:pPr>
-      <w:r>
-        <w:rPr>
-          <w:sz w:val="24"/>
-        </w:rPr>
-        <w:lastRenderedPageBreak/>
+          <w:rFonts w:ascii="Times New Roman" w:hAnsi="Times New Roman" w:cs="Times New Roman"/>
+          <w:sz w:val="24"/>
+        </w:rPr>
+      </w:pPr>
+      <w:r>
+        <w:rPr>
+          <w:rFonts w:ascii="Times New Roman" w:hAnsi="Times New Roman" w:cs="Times New Roman"/>
+          <w:sz w:val="24"/>
+        </w:rPr>
         <w:t>Able</w:t>
       </w:r>
       <w:r>
         <w:rPr>
+          <w:rFonts w:ascii="Times New Roman" w:hAnsi="Times New Roman" w:cs="Times New Roman"/>
           <w:spacing w:val="10"/>
           <w:sz w:val="24"/>
         </w:rPr>
@@ -897,12 +1066,14 @@
       </w:r>
       <w:r>
         <w:rPr>
+          <w:rFonts w:ascii="Times New Roman" w:hAnsi="Times New Roman" w:cs="Times New Roman"/>
           <w:sz w:val="24"/>
         </w:rPr>
         <w:t>to</w:t>
       </w:r>
       <w:r>
         <w:rPr>
+          <w:rFonts w:ascii="Times New Roman" w:hAnsi="Times New Roman" w:cs="Times New Roman"/>
           <w:spacing w:val="7"/>
           <w:sz w:val="24"/>
         </w:rPr>
@@ -910,12 +1081,14 @@
       </w:r>
       <w:r>
         <w:rPr>
+          <w:rFonts w:ascii="Times New Roman" w:hAnsi="Times New Roman" w:cs="Times New Roman"/>
           <w:sz w:val="24"/>
         </w:rPr>
         <w:t>recommend</w:t>
       </w:r>
       <w:r>
         <w:rPr>
+          <w:rFonts w:ascii="Times New Roman" w:hAnsi="Times New Roman" w:cs="Times New Roman"/>
           <w:spacing w:val="10"/>
           <w:sz w:val="24"/>
         </w:rPr>
@@ -923,12 +1096,14 @@
       </w:r>
       <w:r>
         <w:rPr>
+          <w:rFonts w:ascii="Times New Roman" w:hAnsi="Times New Roman" w:cs="Times New Roman"/>
           <w:sz w:val="24"/>
         </w:rPr>
         <w:t>new</w:t>
       </w:r>
       <w:r>
         <w:rPr>
+          <w:rFonts w:ascii="Times New Roman" w:hAnsi="Times New Roman" w:cs="Times New Roman"/>
           <w:spacing w:val="7"/>
           <w:sz w:val="24"/>
         </w:rPr>
@@ -936,12 +1111,14 @@
       </w:r>
       <w:r>
         <w:rPr>
+          <w:rFonts w:ascii="Times New Roman" w:hAnsi="Times New Roman" w:cs="Times New Roman"/>
           <w:sz w:val="24"/>
         </w:rPr>
         <w:t>&amp;</w:t>
       </w:r>
       <w:r>
         <w:rPr>
+          <w:rFonts w:ascii="Times New Roman" w:hAnsi="Times New Roman" w:cs="Times New Roman"/>
           <w:spacing w:val="6"/>
           <w:sz w:val="24"/>
         </w:rPr>
@@ -949,12 +1126,14 @@
       </w:r>
       <w:r>
         <w:rPr>
+          <w:rFonts w:ascii="Times New Roman" w:hAnsi="Times New Roman" w:cs="Times New Roman"/>
           <w:sz w:val="24"/>
         </w:rPr>
         <w:t>popular</w:t>
       </w:r>
       <w:r>
         <w:rPr>
+          <w:rFonts w:ascii="Times New Roman" w:hAnsi="Times New Roman" w:cs="Times New Roman"/>
           <w:spacing w:val="13"/>
           <w:sz w:val="24"/>
         </w:rPr>
@@ -962,6 +1141,7 @@
       </w:r>
       <w:r>
         <w:rPr>
+          <w:rFonts w:ascii="Times New Roman" w:hAnsi="Times New Roman" w:cs="Times New Roman"/>
           <w:spacing w:val="-2"/>
           <w:sz w:val="24"/>
         </w:rPr>
@@ -972,18 +1152,13 @@
       <w:pPr>
         <w:pStyle w:val="ListParagraph"/>
         <w:rPr>
+          <w:rFonts w:ascii="Times New Roman" w:hAnsi="Times New Roman" w:cs="Times New Roman"/>
           <w:sz w:val="24"/>
         </w:rPr>
         <w:sectPr>
-          <w:headerReference w:type="even" r:id="rId7"/>
-          <w:headerReference w:type="default" r:id="rId8"/>
-          <w:footerReference w:type="even" r:id="rId9"/>
-          <w:footerReference w:type="default" r:id="rId10"/>
-          <w:headerReference w:type="first" r:id="rId11"/>
-          <w:footerReference w:type="first" r:id="rId12"/>
-          <w:type w:val="continuous"/>
+          <w:headerReference w:type="default" r:id="rId7"/>
           <w:pgSz w:w="12240" w:h="15840"/>
-          <w:pgMar w:top="2818" w:right="624" w:bottom="278" w:left="624" w:header="726" w:footer="0" w:gutter="0"/>
+          <w:pgMar w:top="2818" w:right="737" w:bottom="278" w:left="737" w:header="726" w:footer="0" w:gutter="0"/>
           <w:pgBorders w:offsetFrom="page">
             <w:top w:val="single" w:sz="4" w:space="24" w:color="auto"/>
             <w:left w:val="single" w:sz="4" w:space="24" w:color="auto"/>
@@ -999,6 +1174,9 @@
       <w:pPr>
         <w:pStyle w:val="BodyText"/>
         <w:spacing w:before="34"/>
+        <w:rPr>
+          <w:rFonts w:ascii="Times New Roman" w:hAnsi="Times New Roman" w:cs="Times New Roman"/>
+        </w:rPr>
       </w:pPr>
     </w:p>
     <w:p>
@@ -1014,17 +1192,20 @@
         <w:spacing w:before="1"/>
         <w:ind w:left="2520" w:hanging="359"/>
         <w:rPr>
-          <w:sz w:val="24"/>
-        </w:rPr>
-      </w:pPr>
-      <w:r>
-        <w:rPr>
+          <w:rFonts w:ascii="Times New Roman" w:hAnsi="Times New Roman" w:cs="Times New Roman"/>
+          <w:sz w:val="24"/>
+        </w:rPr>
+      </w:pPr>
+      <w:r>
+        <w:rPr>
+          <w:rFonts w:ascii="Times New Roman" w:hAnsi="Times New Roman" w:cs="Times New Roman"/>
           <w:sz w:val="24"/>
         </w:rPr>
         <w:t>Explanations</w:t>
       </w:r>
       <w:r>
         <w:rPr>
+          <w:rFonts w:ascii="Times New Roman" w:hAnsi="Times New Roman" w:cs="Times New Roman"/>
           <w:spacing w:val="20"/>
           <w:sz w:val="24"/>
         </w:rPr>
@@ -1032,12 +1213,14 @@
       </w:r>
       <w:r>
         <w:rPr>
+          <w:rFonts w:ascii="Times New Roman" w:hAnsi="Times New Roman" w:cs="Times New Roman"/>
           <w:sz w:val="24"/>
         </w:rPr>
         <w:t>for</w:t>
       </w:r>
       <w:r>
         <w:rPr>
+          <w:rFonts w:ascii="Times New Roman" w:hAnsi="Times New Roman" w:cs="Times New Roman"/>
           <w:spacing w:val="10"/>
           <w:sz w:val="24"/>
         </w:rPr>
@@ -1045,12 +1228,14 @@
       </w:r>
       <w:r>
         <w:rPr>
+          <w:rFonts w:ascii="Times New Roman" w:hAnsi="Times New Roman" w:cs="Times New Roman"/>
           <w:sz w:val="24"/>
         </w:rPr>
         <w:t>recommended</w:t>
       </w:r>
       <w:r>
         <w:rPr>
+          <w:rFonts w:ascii="Times New Roman" w:hAnsi="Times New Roman" w:cs="Times New Roman"/>
           <w:spacing w:val="15"/>
           <w:sz w:val="24"/>
         </w:rPr>
@@ -1058,6 +1243,7 @@
       </w:r>
       <w:r>
         <w:rPr>
+          <w:rFonts w:ascii="Times New Roman" w:hAnsi="Times New Roman" w:cs="Times New Roman"/>
           <w:spacing w:val="-2"/>
           <w:sz w:val="24"/>
         </w:rPr>
@@ -1076,17 +1262,20 @@
         </w:tabs>
         <w:jc w:val="left"/>
         <w:rPr>
+          <w:rFonts w:ascii="Times New Roman" w:hAnsi="Times New Roman" w:cs="Times New Roman"/>
           <w:b w:val="0"/>
         </w:rPr>
       </w:pPr>
       <w:r>
         <w:rPr>
+          <w:rFonts w:ascii="Times New Roman" w:hAnsi="Times New Roman" w:cs="Times New Roman"/>
           <w:spacing w:val="-2"/>
         </w:rPr>
         <w:t>Disadvantages</w:t>
       </w:r>
       <w:r>
         <w:rPr>
+          <w:rFonts w:ascii="Times New Roman" w:hAnsi="Times New Roman" w:cs="Times New Roman"/>
           <w:b w:val="0"/>
           <w:spacing w:val="-2"/>
         </w:rPr>
@@ -1105,17 +1294,20 @@
         </w:tabs>
         <w:ind w:left="2520" w:hanging="359"/>
         <w:rPr>
-          <w:sz w:val="24"/>
-        </w:rPr>
-      </w:pPr>
-      <w:r>
-        <w:rPr>
+          <w:rFonts w:ascii="Times New Roman" w:hAnsi="Times New Roman" w:cs="Times New Roman"/>
+          <w:sz w:val="24"/>
+        </w:rPr>
+      </w:pPr>
+      <w:r>
+        <w:rPr>
+          <w:rFonts w:ascii="Times New Roman" w:hAnsi="Times New Roman" w:cs="Times New Roman"/>
           <w:sz w:val="24"/>
         </w:rPr>
         <w:t>Finding</w:t>
       </w:r>
       <w:r>
         <w:rPr>
+          <w:rFonts w:ascii="Times New Roman" w:hAnsi="Times New Roman" w:cs="Times New Roman"/>
           <w:spacing w:val="11"/>
           <w:sz w:val="24"/>
         </w:rPr>
@@ -1123,12 +1315,14 @@
       </w:r>
       <w:r>
         <w:rPr>
+          <w:rFonts w:ascii="Times New Roman" w:hAnsi="Times New Roman" w:cs="Times New Roman"/>
           <w:sz w:val="24"/>
         </w:rPr>
         <w:t>the</w:t>
       </w:r>
       <w:r>
         <w:rPr>
+          <w:rFonts w:ascii="Times New Roman" w:hAnsi="Times New Roman" w:cs="Times New Roman"/>
           <w:spacing w:val="12"/>
           <w:sz w:val="24"/>
         </w:rPr>
@@ -1136,12 +1330,14 @@
       </w:r>
       <w:r>
         <w:rPr>
+          <w:rFonts w:ascii="Times New Roman" w:hAnsi="Times New Roman" w:cs="Times New Roman"/>
           <w:sz w:val="24"/>
         </w:rPr>
         <w:t>appropriate</w:t>
       </w:r>
       <w:r>
         <w:rPr>
+          <w:rFonts w:ascii="Times New Roman" w:hAnsi="Times New Roman" w:cs="Times New Roman"/>
           <w:spacing w:val="13"/>
           <w:sz w:val="24"/>
         </w:rPr>
@@ -1149,12 +1345,14 @@
       </w:r>
       <w:r>
         <w:rPr>
+          <w:rFonts w:ascii="Times New Roman" w:hAnsi="Times New Roman" w:cs="Times New Roman"/>
           <w:sz w:val="24"/>
         </w:rPr>
         <w:t>feature</w:t>
       </w:r>
       <w:r>
         <w:rPr>
+          <w:rFonts w:ascii="Times New Roman" w:hAnsi="Times New Roman" w:cs="Times New Roman"/>
           <w:spacing w:val="8"/>
           <w:sz w:val="24"/>
         </w:rPr>
@@ -1162,12 +1360,14 @@
       </w:r>
       <w:r>
         <w:rPr>
+          <w:rFonts w:ascii="Times New Roman" w:hAnsi="Times New Roman" w:cs="Times New Roman"/>
           <w:sz w:val="24"/>
         </w:rPr>
         <w:t>is</w:t>
       </w:r>
       <w:r>
         <w:rPr>
+          <w:rFonts w:ascii="Times New Roman" w:hAnsi="Times New Roman" w:cs="Times New Roman"/>
           <w:spacing w:val="14"/>
           <w:sz w:val="24"/>
         </w:rPr>
@@ -1175,6 +1375,7 @@
       </w:r>
       <w:r>
         <w:rPr>
+          <w:rFonts w:ascii="Times New Roman" w:hAnsi="Times New Roman" w:cs="Times New Roman"/>
           <w:spacing w:val="-4"/>
           <w:sz w:val="24"/>
         </w:rPr>
@@ -1193,17 +1394,20 @@
         </w:tabs>
         <w:ind w:left="2520" w:hanging="359"/>
         <w:rPr>
-          <w:sz w:val="24"/>
-        </w:rPr>
-      </w:pPr>
-      <w:r>
-        <w:rPr>
+          <w:rFonts w:ascii="Times New Roman" w:hAnsi="Times New Roman" w:cs="Times New Roman"/>
+          <w:sz w:val="24"/>
+        </w:rPr>
+      </w:pPr>
+      <w:r>
+        <w:rPr>
+          <w:rFonts w:ascii="Times New Roman" w:hAnsi="Times New Roman" w:cs="Times New Roman"/>
           <w:sz w:val="24"/>
         </w:rPr>
         <w:t>Doesn’t</w:t>
       </w:r>
       <w:r>
         <w:rPr>
+          <w:rFonts w:ascii="Times New Roman" w:hAnsi="Times New Roman" w:cs="Times New Roman"/>
           <w:spacing w:val="7"/>
           <w:sz w:val="24"/>
         </w:rPr>
@@ -1211,12 +1415,14 @@
       </w:r>
       <w:r>
         <w:rPr>
+          <w:rFonts w:ascii="Times New Roman" w:hAnsi="Times New Roman" w:cs="Times New Roman"/>
           <w:sz w:val="24"/>
         </w:rPr>
         <w:t>recommend</w:t>
       </w:r>
       <w:r>
         <w:rPr>
+          <w:rFonts w:ascii="Times New Roman" w:hAnsi="Times New Roman" w:cs="Times New Roman"/>
           <w:spacing w:val="10"/>
           <w:sz w:val="24"/>
         </w:rPr>
@@ -1224,12 +1430,14 @@
       </w:r>
       <w:r>
         <w:rPr>
+          <w:rFonts w:ascii="Times New Roman" w:hAnsi="Times New Roman" w:cs="Times New Roman"/>
           <w:sz w:val="24"/>
         </w:rPr>
         <w:t>items</w:t>
       </w:r>
       <w:r>
         <w:rPr>
+          <w:rFonts w:ascii="Times New Roman" w:hAnsi="Times New Roman" w:cs="Times New Roman"/>
           <w:spacing w:val="9"/>
           <w:sz w:val="24"/>
         </w:rPr>
@@ -1237,12 +1445,14 @@
       </w:r>
       <w:r>
         <w:rPr>
+          <w:rFonts w:ascii="Times New Roman" w:hAnsi="Times New Roman" w:cs="Times New Roman"/>
           <w:sz w:val="24"/>
         </w:rPr>
         <w:t>outside</w:t>
       </w:r>
       <w:r>
         <w:rPr>
+          <w:rFonts w:ascii="Times New Roman" w:hAnsi="Times New Roman" w:cs="Times New Roman"/>
           <w:spacing w:val="13"/>
           <w:sz w:val="24"/>
         </w:rPr>
@@ -1250,12 +1460,14 @@
       </w:r>
       <w:r>
         <w:rPr>
+          <w:rFonts w:ascii="Times New Roman" w:hAnsi="Times New Roman" w:cs="Times New Roman"/>
           <w:sz w:val="24"/>
         </w:rPr>
         <w:t>the</w:t>
       </w:r>
       <w:r>
         <w:rPr>
+          <w:rFonts w:ascii="Times New Roman" w:hAnsi="Times New Roman" w:cs="Times New Roman"/>
           <w:spacing w:val="9"/>
           <w:sz w:val="24"/>
         </w:rPr>
@@ -1263,12 +1475,14 @@
       </w:r>
       <w:r>
         <w:rPr>
+          <w:rFonts w:ascii="Times New Roman" w:hAnsi="Times New Roman" w:cs="Times New Roman"/>
           <w:sz w:val="24"/>
         </w:rPr>
         <w:t>user</w:t>
       </w:r>
       <w:r>
         <w:rPr>
+          <w:rFonts w:ascii="Times New Roman" w:hAnsi="Times New Roman" w:cs="Times New Roman"/>
           <w:spacing w:val="8"/>
           <w:sz w:val="24"/>
         </w:rPr>
@@ -1276,6 +1490,7 @@
       </w:r>
       <w:r>
         <w:rPr>
+          <w:rFonts w:ascii="Times New Roman" w:hAnsi="Times New Roman" w:cs="Times New Roman"/>
           <w:spacing w:val="-2"/>
           <w:sz w:val="24"/>
         </w:rPr>
@@ -1286,42 +1501,27 @@
       <w:pPr>
         <w:pStyle w:val="BodyText"/>
         <w:rPr>
+          <w:rFonts w:ascii="Times New Roman" w:hAnsi="Times New Roman" w:cs="Times New Roman"/>
           <w:sz w:val="20"/>
         </w:rPr>
       </w:pPr>
-    </w:p>
-    <w:p>
-      <w:pPr>
-        <w:pStyle w:val="BodyText"/>
-        <w:rPr>
-          <w:sz w:val="20"/>
-        </w:rPr>
-      </w:pPr>
-    </w:p>
-    <w:p>
-      <w:pPr>
-        <w:pStyle w:val="BodyText"/>
-        <w:spacing w:before="141"/>
-        <w:rPr>
-          <w:sz w:val="20"/>
-        </w:rPr>
-      </w:pPr>
-      <w:r>
-        <w:rPr>
+      <w:r>
+        <w:rPr>
+          <w:rFonts w:ascii="Times New Roman" w:hAnsi="Times New Roman" w:cs="Times New Roman"/>
           <w:noProof/>
           <w:sz w:val="20"/>
         </w:rPr>
         <w:drawing>
-          <wp:anchor distT="0" distB="0" distL="0" distR="0" simplePos="0" relativeHeight="487588352" behindDoc="1" locked="0" layoutInCell="1" allowOverlap="1" wp14:anchorId="1383ED90" wp14:editId="473D69A1">
+          <wp:anchor distT="0" distB="0" distL="0" distR="0" simplePos="0" relativeHeight="487588352" behindDoc="1" locked="0" layoutInCell="1" allowOverlap="1" wp14:anchorId="684FFD92" wp14:editId="451204D2">
             <wp:simplePos x="0" y="0"/>
             <wp:positionH relativeFrom="page">
-              <wp:posOffset>2002979</wp:posOffset>
+              <wp:posOffset>2002790</wp:posOffset>
             </wp:positionH>
             <wp:positionV relativeFrom="paragraph">
-              <wp:posOffset>259979</wp:posOffset>
+              <wp:posOffset>175260</wp:posOffset>
             </wp:positionV>
             <wp:extent cx="3905407" cy="2015871"/>
-            <wp:effectExtent l="0" t="0" r="0" b="0"/>
+            <wp:effectExtent l="12700" t="12700" r="6350" b="16510"/>
             <wp:wrapTopAndBottom/>
             <wp:docPr id="3" name="Image 3" descr="Lightbox"/>
             <wp:cNvGraphicFramePr>
@@ -1335,7 +1535,7 @@
                     <pic:cNvPicPr/>
                   </pic:nvPicPr>
                   <pic:blipFill>
-                    <a:blip r:embed="rId13" cstate="print"/>
+                    <a:blip r:embed="rId8" cstate="print"/>
                     <a:stretch>
                       <a:fillRect/>
                     </a:stretch>
@@ -1348,6 +1548,11 @@
                     <a:prstGeom prst="rect">
                       <a:avLst/>
                     </a:prstGeom>
+                    <a:ln w="12700">
+                      <a:solidFill>
+                        <a:schemeClr val="tx1"/>
+                      </a:solidFill>
+                    </a:ln>
                   </pic:spPr>
                 </pic:pic>
               </a:graphicData>
@@ -1359,12 +1564,10 @@
     <w:p>
       <w:pPr>
         <w:pStyle w:val="BodyText"/>
-      </w:pPr>
-    </w:p>
-    <w:p>
-      <w:pPr>
-        <w:pStyle w:val="BodyText"/>
-        <w:spacing w:before="193"/>
+        <w:rPr>
+          <w:rFonts w:ascii="Times New Roman" w:hAnsi="Times New Roman" w:cs="Times New Roman"/>
+          <w:sz w:val="20"/>
+        </w:rPr>
       </w:pPr>
     </w:p>
     <w:p>
@@ -1414,17 +1617,20 @@
         <w:spacing w:before="5" w:line="240" w:lineRule="auto"/>
         <w:ind w:left="1078" w:hanging="358"/>
         <w:rPr>
-          <w:sz w:val="28"/>
-        </w:rPr>
-      </w:pPr>
-      <w:r>
-        <w:rPr>
+          <w:rFonts w:ascii="Times New Roman" w:hAnsi="Times New Roman" w:cs="Times New Roman"/>
+          <w:sz w:val="28"/>
+        </w:rPr>
+      </w:pPr>
+      <w:r>
+        <w:rPr>
+          <w:rFonts w:ascii="Times New Roman" w:hAnsi="Times New Roman" w:cs="Times New Roman"/>
           <w:sz w:val="28"/>
         </w:rPr>
         <w:t>When</w:t>
       </w:r>
       <w:r>
         <w:rPr>
+          <w:rFonts w:ascii="Times New Roman" w:hAnsi="Times New Roman" w:cs="Times New Roman"/>
           <w:spacing w:val="-6"/>
           <w:sz w:val="28"/>
         </w:rPr>
@@ -1432,12 +1638,14 @@
       </w:r>
       <w:r>
         <w:rPr>
+          <w:rFonts w:ascii="Times New Roman" w:hAnsi="Times New Roman" w:cs="Times New Roman"/>
           <w:sz w:val="28"/>
         </w:rPr>
         <w:t>can</w:t>
       </w:r>
       <w:r>
         <w:rPr>
+          <w:rFonts w:ascii="Times New Roman" w:hAnsi="Times New Roman" w:cs="Times New Roman"/>
           <w:spacing w:val="-4"/>
           <w:sz w:val="28"/>
         </w:rPr>
@@ -1445,12 +1653,14 @@
       </w:r>
       <w:r>
         <w:rPr>
+          <w:rFonts w:ascii="Times New Roman" w:hAnsi="Times New Roman" w:cs="Times New Roman"/>
           <w:sz w:val="28"/>
         </w:rPr>
         <w:t>you</w:t>
       </w:r>
       <w:r>
         <w:rPr>
+          <w:rFonts w:ascii="Times New Roman" w:hAnsi="Times New Roman" w:cs="Times New Roman"/>
           <w:spacing w:val="-4"/>
           <w:sz w:val="28"/>
         </w:rPr>
@@ -1458,12 +1668,14 @@
       </w:r>
       <w:r>
         <w:rPr>
+          <w:rFonts w:ascii="Times New Roman" w:hAnsi="Times New Roman" w:cs="Times New Roman"/>
           <w:sz w:val="28"/>
         </w:rPr>
         <w:t>use</w:t>
       </w:r>
       <w:r>
         <w:rPr>
+          <w:rFonts w:ascii="Times New Roman" w:hAnsi="Times New Roman" w:cs="Times New Roman"/>
           <w:spacing w:val="-3"/>
           <w:sz w:val="28"/>
         </w:rPr>
@@ -1471,12 +1683,14 @@
       </w:r>
       <w:r>
         <w:rPr>
+          <w:rFonts w:ascii="Times New Roman" w:hAnsi="Times New Roman" w:cs="Times New Roman"/>
           <w:sz w:val="28"/>
         </w:rPr>
         <w:t>content-based</w:t>
       </w:r>
       <w:r>
         <w:rPr>
+          <w:rFonts w:ascii="Times New Roman" w:hAnsi="Times New Roman" w:cs="Times New Roman"/>
           <w:spacing w:val="-4"/>
           <w:sz w:val="28"/>
         </w:rPr>
@@ -1484,12 +1698,14 @@
       </w:r>
       <w:r>
         <w:rPr>
+          <w:rFonts w:ascii="Times New Roman" w:hAnsi="Times New Roman" w:cs="Times New Roman"/>
           <w:sz w:val="28"/>
         </w:rPr>
         <w:t>recommendation</w:t>
       </w:r>
       <w:r>
         <w:rPr>
+          <w:rFonts w:ascii="Times New Roman" w:hAnsi="Times New Roman" w:cs="Times New Roman"/>
           <w:spacing w:val="-4"/>
           <w:sz w:val="28"/>
         </w:rPr>
@@ -1497,12 +1713,14 @@
       </w:r>
       <w:r>
         <w:rPr>
+          <w:rFonts w:ascii="Times New Roman" w:hAnsi="Times New Roman" w:cs="Times New Roman"/>
           <w:sz w:val="28"/>
         </w:rPr>
         <w:t>system</w:t>
       </w:r>
       <w:r>
         <w:rPr>
+          <w:rFonts w:ascii="Times New Roman" w:hAnsi="Times New Roman" w:cs="Times New Roman"/>
           <w:spacing w:val="-3"/>
           <w:sz w:val="28"/>
         </w:rPr>
@@ -1510,6 +1728,7 @@
       </w:r>
       <w:r>
         <w:rPr>
+          <w:rFonts w:ascii="Times New Roman" w:hAnsi="Times New Roman" w:cs="Times New Roman"/>
           <w:spacing w:val="-2"/>
           <w:sz w:val="28"/>
         </w:rPr>
@@ -1518,273 +1737,255 @@
     </w:p>
     <w:p>
       <w:pPr>
-        <w:pStyle w:val="BodyText"/>
-        <w:spacing w:before="89"/>
-        <w:rPr>
-          <w:sz w:val="20"/>
-        </w:rPr>
-      </w:pPr>
-      <w:r>
-        <w:rPr>
-          <w:noProof/>
-          <w:sz w:val="20"/>
-        </w:rPr>
-        <mc:AlternateContent>
-          <mc:Choice Requires="wps">
-            <w:drawing>
-              <wp:anchor distT="0" distB="0" distL="0" distR="0" simplePos="0" relativeHeight="487588864" behindDoc="1" locked="0" layoutInCell="1" allowOverlap="1" wp14:anchorId="1A0A27CC" wp14:editId="12A57C94">
-                <wp:simplePos x="0" y="0"/>
-                <wp:positionH relativeFrom="page">
-                  <wp:posOffset>914717</wp:posOffset>
-                </wp:positionH>
-                <wp:positionV relativeFrom="paragraph">
-                  <wp:posOffset>227074</wp:posOffset>
-                </wp:positionV>
-                <wp:extent cx="6378575" cy="1270"/>
-                <wp:effectExtent l="0" t="0" r="0" b="0"/>
-                <wp:wrapTopAndBottom/>
-                <wp:docPr id="4" name="Graphic 4"/>
-                <wp:cNvGraphicFramePr>
-                  <a:graphicFrameLocks xmlns:a="http://schemas.openxmlformats.org/drawingml/2006/main"/>
-                </wp:cNvGraphicFramePr>
-                <a:graphic xmlns:a="http://schemas.openxmlformats.org/drawingml/2006/main">
-                  <a:graphicData uri="http://schemas.microsoft.com/office/word/2010/wordprocessingShape">
-                    <wps:wsp>
-                      <wps:cNvSpPr>
-                        <a:spLocks/>
-                      </wps:cNvSpPr>
-                      <wps:spPr>
-                        <a:xfrm>
-                          <a:off x="0" y="0"/>
-                          <a:ext cx="6378575" cy="1270"/>
-                        </a:xfrm>
-                        <a:custGeom>
-                          <a:avLst/>
-                          <a:gdLst/>
-                          <a:ahLst/>
-                          <a:cxnLst/>
-                          <a:rect l="l" t="t" r="r" b="b"/>
-                          <a:pathLst>
-                            <a:path w="6378575">
-                              <a:moveTo>
-                                <a:pt x="0" y="0"/>
-                              </a:moveTo>
-                              <a:lnTo>
-                                <a:pt x="6378397" y="0"/>
-                              </a:lnTo>
-                            </a:path>
-                          </a:pathLst>
-                        </a:custGeom>
-                        <a:ln w="11557">
-                          <a:solidFill>
-                            <a:srgbClr val="000000"/>
-                          </a:solidFill>
-                          <a:prstDash val="solid"/>
-                        </a:ln>
-                      </wps:spPr>
-                      <wps:bodyPr wrap="square" lIns="0" tIns="0" rIns="0" bIns="0" rtlCol="0">
-                        <a:prstTxWarp prst="textNoShape">
-                          <a:avLst/>
-                        </a:prstTxWarp>
-                        <a:noAutofit/>
-                      </wps:bodyPr>
-                    </wps:wsp>
-                  </a:graphicData>
-                </a:graphic>
-              </wp:anchor>
-            </w:drawing>
-          </mc:Choice>
-          <mc:Fallback xmlns:ve="http://schemas.openxmlformats.org/markup-compatibility/2006" xmlns:a="http://schemas.openxmlformats.org/drawingml/2006/main" xmlns:pic="http://schemas.openxmlformats.org/drawingml/2006/picture">
-            <w:pict>
-              <v:shape style="position:absolute;margin-left:72.025002pt;margin-top:17.87986pt;width:502.25pt;height:.1pt;mso-position-horizontal-relative:page;mso-position-vertical-relative:paragraph;z-index:-15727616;mso-wrap-distance-left:0;mso-wrap-distance-right:0" id="docshape2" coordorigin="1441,358" coordsize="10045,0" path="m1441,358l11485,358e" filled="false" stroked="true" strokeweight=".91pt" strokecolor="#000000">
-                <v:path arrowok="t"/>
-                <v:stroke dashstyle="solid"/>
-                <w10:wrap type="topAndBottom"/>
-              </v:shape>
-            </w:pict>
-          </mc:Fallback>
-        </mc:AlternateContent>
-      </w:r>
-      <w:r>
-        <w:rPr>
-          <w:noProof/>
-          <w:sz w:val="20"/>
-        </w:rPr>
-        <mc:AlternateContent>
-          <mc:Choice Requires="wps">
-            <w:drawing>
-              <wp:anchor distT="0" distB="0" distL="0" distR="0" simplePos="0" relativeHeight="487589376" behindDoc="1" locked="0" layoutInCell="1" allowOverlap="1" wp14:anchorId="71A8E778" wp14:editId="77C4DF26">
-                <wp:simplePos x="0" y="0"/>
-                <wp:positionH relativeFrom="page">
-                  <wp:posOffset>914717</wp:posOffset>
-                </wp:positionH>
-                <wp:positionV relativeFrom="paragraph">
-                  <wp:posOffset>476121</wp:posOffset>
-                </wp:positionV>
-                <wp:extent cx="6378575" cy="1270"/>
-                <wp:effectExtent l="0" t="0" r="0" b="0"/>
-                <wp:wrapTopAndBottom/>
-                <wp:docPr id="5" name="Graphic 5"/>
-                <wp:cNvGraphicFramePr>
-                  <a:graphicFrameLocks xmlns:a="http://schemas.openxmlformats.org/drawingml/2006/main"/>
-                </wp:cNvGraphicFramePr>
-                <a:graphic xmlns:a="http://schemas.openxmlformats.org/drawingml/2006/main">
-                  <a:graphicData uri="http://schemas.microsoft.com/office/word/2010/wordprocessingShape">
-                    <wps:wsp>
-                      <wps:cNvSpPr>
-                        <a:spLocks/>
-                      </wps:cNvSpPr>
-                      <wps:spPr>
-                        <a:xfrm>
-                          <a:off x="0" y="0"/>
-                          <a:ext cx="6378575" cy="1270"/>
-                        </a:xfrm>
-                        <a:custGeom>
-                          <a:avLst/>
-                          <a:gdLst/>
-                          <a:ahLst/>
-                          <a:cxnLst/>
-                          <a:rect l="l" t="t" r="r" b="b"/>
-                          <a:pathLst>
-                            <a:path w="6378575">
-                              <a:moveTo>
-                                <a:pt x="0" y="0"/>
-                              </a:moveTo>
-                              <a:lnTo>
-                                <a:pt x="6378397" y="0"/>
-                              </a:lnTo>
-                            </a:path>
-                          </a:pathLst>
-                        </a:custGeom>
-                        <a:ln w="11557">
-                          <a:solidFill>
-                            <a:srgbClr val="000000"/>
-                          </a:solidFill>
-                          <a:prstDash val="solid"/>
-                        </a:ln>
-                      </wps:spPr>
-                      <wps:bodyPr wrap="square" lIns="0" tIns="0" rIns="0" bIns="0" rtlCol="0">
-                        <a:prstTxWarp prst="textNoShape">
-                          <a:avLst/>
-                        </a:prstTxWarp>
-                        <a:noAutofit/>
-                      </wps:bodyPr>
-                    </wps:wsp>
-                  </a:graphicData>
-                </a:graphic>
-              </wp:anchor>
-            </w:drawing>
-          </mc:Choice>
-          <mc:Fallback xmlns:ve="http://schemas.openxmlformats.org/markup-compatibility/2006" xmlns:a="http://schemas.openxmlformats.org/drawingml/2006/main" xmlns:pic="http://schemas.openxmlformats.org/drawingml/2006/picture">
-            <w:pict>
-              <v:shape style="position:absolute;margin-left:72.025002pt;margin-top:37.489845pt;width:502.25pt;height:.1pt;mso-position-horizontal-relative:page;mso-position-vertical-relative:paragraph;z-index:-15727104;mso-wrap-distance-left:0;mso-wrap-distance-right:0" id="docshape3" coordorigin="1441,750" coordsize="10045,0" path="m1441,750l11485,750e" filled="false" stroked="true" strokeweight=".91pt" strokecolor="#000000">
-                <v:path arrowok="t"/>
-                <v:stroke dashstyle="solid"/>
-                <w10:wrap type="topAndBottom"/>
-              </v:shape>
-            </w:pict>
-          </mc:Fallback>
-        </mc:AlternateContent>
-      </w:r>
-      <w:r>
-        <w:rPr>
-          <w:noProof/>
-          <w:sz w:val="20"/>
-        </w:rPr>
-        <mc:AlternateContent>
-          <mc:Choice Requires="wps">
-            <w:drawing>
-              <wp:anchor distT="0" distB="0" distL="0" distR="0" simplePos="0" relativeHeight="487589888" behindDoc="1" locked="0" layoutInCell="1" allowOverlap="1" wp14:anchorId="56B1BF0C" wp14:editId="7BFB0E24">
-                <wp:simplePos x="0" y="0"/>
-                <wp:positionH relativeFrom="page">
-                  <wp:posOffset>914717</wp:posOffset>
-                </wp:positionH>
-                <wp:positionV relativeFrom="paragraph">
-                  <wp:posOffset>727454</wp:posOffset>
-                </wp:positionV>
-                <wp:extent cx="6378575" cy="1270"/>
-                <wp:effectExtent l="0" t="0" r="0" b="0"/>
-                <wp:wrapTopAndBottom/>
-                <wp:docPr id="6" name="Graphic 6"/>
-                <wp:cNvGraphicFramePr>
-                  <a:graphicFrameLocks xmlns:a="http://schemas.openxmlformats.org/drawingml/2006/main"/>
-                </wp:cNvGraphicFramePr>
-                <a:graphic xmlns:a="http://schemas.openxmlformats.org/drawingml/2006/main">
-                  <a:graphicData uri="http://schemas.microsoft.com/office/word/2010/wordprocessingShape">
-                    <wps:wsp>
-                      <wps:cNvSpPr>
-                        <a:spLocks/>
-                      </wps:cNvSpPr>
-                      <wps:spPr>
-                        <a:xfrm>
-                          <a:off x="0" y="0"/>
-                          <a:ext cx="6378575" cy="1270"/>
-                        </a:xfrm>
-                        <a:custGeom>
-                          <a:avLst/>
-                          <a:gdLst/>
-                          <a:ahLst/>
-                          <a:cxnLst/>
-                          <a:rect l="l" t="t" r="r" b="b"/>
-                          <a:pathLst>
-                            <a:path w="6378575">
-                              <a:moveTo>
-                                <a:pt x="0" y="0"/>
-                              </a:moveTo>
-                              <a:lnTo>
-                                <a:pt x="6378397" y="0"/>
-                              </a:lnTo>
-                            </a:path>
-                          </a:pathLst>
-                        </a:custGeom>
-                        <a:ln w="11557">
-                          <a:solidFill>
-                            <a:srgbClr val="000000"/>
-                          </a:solidFill>
-                          <a:prstDash val="solid"/>
-                        </a:ln>
-                      </wps:spPr>
-                      <wps:bodyPr wrap="square" lIns="0" tIns="0" rIns="0" bIns="0" rtlCol="0">
-                        <a:prstTxWarp prst="textNoShape">
-                          <a:avLst/>
-                        </a:prstTxWarp>
-                        <a:noAutofit/>
-                      </wps:bodyPr>
-                    </wps:wsp>
-                  </a:graphicData>
-                </a:graphic>
-              </wp:anchor>
-            </w:drawing>
-          </mc:Choice>
-          <mc:Fallback xmlns:ve="http://schemas.openxmlformats.org/markup-compatibility/2006" xmlns:a="http://schemas.openxmlformats.org/drawingml/2006/main" xmlns:pic="http://schemas.openxmlformats.org/drawingml/2006/picture">
-            <w:pict>
-              <v:shape style="position:absolute;margin-left:72.025002pt;margin-top:57.279854pt;width:502.25pt;height:.1pt;mso-position-horizontal-relative:page;mso-position-vertical-relative:paragraph;z-index:-15726592;mso-wrap-distance-left:0;mso-wrap-distance-right:0" id="docshape4" coordorigin="1441,1146" coordsize="10045,0" path="m1441,1146l11485,1146e" filled="false" stroked="true" strokeweight=".91pt" strokecolor="#000000">
-                <v:path arrowok="t"/>
-                <v:stroke dashstyle="solid"/>
-                <w10:wrap type="topAndBottom"/>
-              </v:shape>
-            </w:pict>
-          </mc:Fallback>
-        </mc:AlternateContent>
-      </w:r>
-    </w:p>
-    <w:p>
-      <w:pPr>
-        <w:pStyle w:val="BodyText"/>
-        <w:spacing w:before="114"/>
-        <w:rPr>
-          <w:sz w:val="20"/>
-        </w:rPr>
-      </w:pPr>
-    </w:p>
-    <w:p>
-      <w:pPr>
-        <w:pStyle w:val="BodyText"/>
-        <w:spacing w:before="118"/>
-        <w:rPr>
-          <w:sz w:val="20"/>
-        </w:rPr>
-      </w:pPr>
+        <w:pStyle w:val="ListParagraph"/>
+        <w:widowControl/>
+        <w:autoSpaceDE/>
+        <w:autoSpaceDN/>
+        <w:ind w:left="1080" w:firstLine="0"/>
+        <w:rPr>
+          <w:rFonts w:ascii="Times New Roman" w:eastAsia="Times New Roman" w:hAnsi="Times New Roman" w:cs="Times New Roman"/>
+          <w:sz w:val="24"/>
+          <w:szCs w:val="24"/>
+          <w:lang w:val="en-IN"/>
+        </w:rPr>
+      </w:pPr>
+      <w:r>
+        <w:rPr>
+          <w:rFonts w:ascii="Times New Roman" w:eastAsia="Times New Roman" w:hAnsi="Symbol" w:cs="Times New Roman"/>
+          <w:sz w:val="24"/>
+          <w:szCs w:val="24"/>
+          <w:lang w:val="en-IN"/>
+        </w:rPr>
+        <w:t></w:t>
+      </w:r>
+      <w:r>
+        <w:rPr>
+          <w:rFonts w:ascii="Times New Roman" w:eastAsia="Times New Roman" w:hAnsi="Times New Roman" w:cs="Times New Roman"/>
+          <w:sz w:val="24"/>
+          <w:szCs w:val="24"/>
+          <w:lang w:val="en-IN"/>
+        </w:rPr>
+        <w:t xml:space="preserve">  When </w:t>
+      </w:r>
+      <w:r>
+        <w:rPr>
+          <w:rFonts w:ascii="Times New Roman" w:eastAsia="Times New Roman" w:hAnsi="Times New Roman" w:cs="Times New Roman"/>
+          <w:bCs/>
+          <w:sz w:val="24"/>
+          <w:szCs w:val="24"/>
+          <w:lang w:val="en-IN"/>
+        </w:rPr>
+        <w:t>user preference/history is available</w:t>
+      </w:r>
+      <w:r>
+        <w:rPr>
+          <w:rFonts w:ascii="Times New Roman" w:eastAsia="Times New Roman" w:hAnsi="Times New Roman" w:cs="Times New Roman"/>
+          <w:sz w:val="24"/>
+          <w:szCs w:val="24"/>
+          <w:lang w:val="en-IN"/>
+        </w:rPr>
+        <w:t xml:space="preserve"> </w:t>
+      </w:r>
+    </w:p>
+    <w:p>
+      <w:pPr>
+        <w:pStyle w:val="ListParagraph"/>
+        <w:widowControl/>
+        <w:autoSpaceDE/>
+        <w:autoSpaceDN/>
+        <w:ind w:left="1080" w:firstLine="0"/>
+        <w:rPr>
+          <w:rFonts w:ascii="Times New Roman" w:eastAsia="Times New Roman" w:hAnsi="Times New Roman" w:cs="Times New Roman"/>
+          <w:sz w:val="24"/>
+          <w:szCs w:val="24"/>
+          <w:lang w:val="en-IN"/>
+        </w:rPr>
+      </w:pPr>
+      <w:r>
+        <w:rPr>
+          <w:rFonts w:ascii="Times New Roman" w:eastAsia="Times New Roman" w:hAnsi="Symbol" w:cs="Times New Roman"/>
+          <w:sz w:val="24"/>
+          <w:szCs w:val="24"/>
+          <w:lang w:val="en-IN"/>
+        </w:rPr>
+        <w:t></w:t>
+      </w:r>
+      <w:r>
+        <w:rPr>
+          <w:rFonts w:ascii="Times New Roman" w:eastAsia="Times New Roman" w:hAnsi="Times New Roman" w:cs="Times New Roman"/>
+          <w:sz w:val="24"/>
+          <w:szCs w:val="24"/>
+          <w:lang w:val="en-IN"/>
+        </w:rPr>
+        <w:t xml:space="preserve">  When items have </w:t>
+      </w:r>
+      <w:r>
+        <w:rPr>
+          <w:rFonts w:ascii="Times New Roman" w:eastAsia="Times New Roman" w:hAnsi="Times New Roman" w:cs="Times New Roman"/>
+          <w:bCs/>
+          <w:sz w:val="24"/>
+          <w:szCs w:val="24"/>
+          <w:lang w:val="en-IN"/>
+        </w:rPr>
+        <w:t>well-defined features</w:t>
+      </w:r>
+      <w:r>
+        <w:rPr>
+          <w:rFonts w:ascii="Times New Roman" w:eastAsia="Times New Roman" w:hAnsi="Times New Roman" w:cs="Times New Roman"/>
+          <w:sz w:val="24"/>
+          <w:szCs w:val="24"/>
+          <w:lang w:val="en-IN"/>
+        </w:rPr>
+        <w:t xml:space="preserve"> </w:t>
+      </w:r>
+    </w:p>
+    <w:p>
+      <w:pPr>
+        <w:pStyle w:val="ListParagraph"/>
+        <w:widowControl/>
+        <w:autoSpaceDE/>
+        <w:autoSpaceDN/>
+        <w:ind w:left="1080" w:firstLine="0"/>
+        <w:rPr>
+          <w:rFonts w:ascii="Times New Roman" w:eastAsia="Times New Roman" w:hAnsi="Times New Roman" w:cs="Times New Roman"/>
+          <w:sz w:val="24"/>
+          <w:szCs w:val="24"/>
+          <w:lang w:val="en-IN"/>
+        </w:rPr>
+      </w:pPr>
+      <w:r>
+        <w:rPr>
+          <w:rFonts w:ascii="Times New Roman" w:eastAsia="Times New Roman" w:hAnsi="Symbol" w:cs="Times New Roman"/>
+          <w:sz w:val="24"/>
+          <w:szCs w:val="24"/>
+          <w:lang w:val="en-IN"/>
+        </w:rPr>
+        <w:t></w:t>
+      </w:r>
+      <w:r>
+        <w:rPr>
+          <w:rFonts w:ascii="Times New Roman" w:eastAsia="Times New Roman" w:hAnsi="Times New Roman" w:cs="Times New Roman"/>
+          <w:sz w:val="24"/>
+          <w:szCs w:val="24"/>
+          <w:lang w:val="en-IN"/>
+        </w:rPr>
+        <w:t xml:space="preserve">  When you want to recommend </w:t>
+      </w:r>
+      <w:r>
+        <w:rPr>
+          <w:rFonts w:ascii="Times New Roman" w:eastAsia="Times New Roman" w:hAnsi="Times New Roman" w:cs="Times New Roman"/>
+          <w:bCs/>
+          <w:sz w:val="24"/>
+          <w:szCs w:val="24"/>
+          <w:lang w:val="en-IN"/>
+        </w:rPr>
+        <w:t>similar items based on past choices</w:t>
+      </w:r>
+      <w:r>
+        <w:rPr>
+          <w:rFonts w:ascii="Times New Roman" w:eastAsia="Times New Roman" w:hAnsi="Times New Roman" w:cs="Times New Roman"/>
+          <w:sz w:val="24"/>
+          <w:szCs w:val="24"/>
+          <w:lang w:val="en-IN"/>
+        </w:rPr>
+        <w:t xml:space="preserve"> </w:t>
+      </w:r>
+    </w:p>
+    <w:p>
+      <w:pPr>
+        <w:pStyle w:val="ListParagraph"/>
+        <w:widowControl/>
+        <w:autoSpaceDE/>
+        <w:autoSpaceDN/>
+        <w:ind w:left="1080" w:firstLine="0"/>
+        <w:rPr>
+          <w:rFonts w:ascii="Times New Roman" w:eastAsia="Times New Roman" w:hAnsi="Times New Roman" w:cs="Times New Roman"/>
+          <w:sz w:val="24"/>
+          <w:szCs w:val="24"/>
+          <w:lang w:val="en-IN"/>
+        </w:rPr>
+      </w:pPr>
+      <w:r>
+        <w:rPr>
+          <w:rFonts w:ascii="Times New Roman" w:eastAsia="Times New Roman" w:hAnsi="Symbol" w:cs="Times New Roman"/>
+          <w:sz w:val="24"/>
+          <w:szCs w:val="24"/>
+          <w:lang w:val="en-IN"/>
+        </w:rPr>
+        <w:t></w:t>
+      </w:r>
+      <w:r>
+        <w:rPr>
+          <w:rFonts w:ascii="Times New Roman" w:eastAsia="Times New Roman" w:hAnsi="Times New Roman" w:cs="Times New Roman"/>
+          <w:sz w:val="24"/>
+          <w:szCs w:val="24"/>
+          <w:lang w:val="en-IN"/>
+        </w:rPr>
+        <w:t xml:space="preserve">  When </w:t>
+      </w:r>
+      <w:r>
+        <w:rPr>
+          <w:rFonts w:ascii="Times New Roman" w:eastAsia="Times New Roman" w:hAnsi="Times New Roman" w:cs="Times New Roman"/>
+          <w:bCs/>
+          <w:sz w:val="24"/>
+          <w:szCs w:val="24"/>
+          <w:lang w:val="en-IN"/>
+        </w:rPr>
+        <w:t>other users’ data is not available or not needed</w:t>
+      </w:r>
+      <w:r>
+        <w:rPr>
+          <w:rFonts w:ascii="Times New Roman" w:eastAsia="Times New Roman" w:hAnsi="Times New Roman" w:cs="Times New Roman"/>
+          <w:sz w:val="24"/>
+          <w:szCs w:val="24"/>
+          <w:lang w:val="en-IN"/>
+        </w:rPr>
+        <w:t xml:space="preserve"> </w:t>
+      </w:r>
+    </w:p>
+    <w:p>
+      <w:pPr>
+        <w:pStyle w:val="ListParagraph"/>
+        <w:widowControl/>
+        <w:autoSpaceDE/>
+        <w:autoSpaceDN/>
+        <w:ind w:left="1080" w:firstLine="0"/>
+        <w:rPr>
+          <w:rFonts w:ascii="Times New Roman" w:eastAsia="Times New Roman" w:hAnsi="Times New Roman" w:cs="Times New Roman"/>
+          <w:bCs/>
+          <w:sz w:val="24"/>
+          <w:szCs w:val="24"/>
+          <w:lang w:val="en-IN"/>
+        </w:rPr>
+      </w:pPr>
+      <w:r>
+        <w:rPr>
+          <w:rFonts w:ascii="Times New Roman" w:eastAsia="Times New Roman" w:hAnsi="Symbol" w:cs="Times New Roman"/>
+          <w:sz w:val="24"/>
+          <w:szCs w:val="24"/>
+          <w:lang w:val="en-IN"/>
+        </w:rPr>
+        <w:t></w:t>
+      </w:r>
+      <w:r>
+        <w:rPr>
+          <w:rFonts w:ascii="Times New Roman" w:eastAsia="Times New Roman" w:hAnsi="Times New Roman" w:cs="Times New Roman"/>
+          <w:sz w:val="24"/>
+          <w:szCs w:val="24"/>
+          <w:lang w:val="en-IN"/>
+        </w:rPr>
+        <w:t xml:space="preserve">  When personalization is required for </w:t>
+      </w:r>
+      <w:r>
+        <w:rPr>
+          <w:rFonts w:ascii="Times New Roman" w:eastAsia="Times New Roman" w:hAnsi="Times New Roman" w:cs="Times New Roman"/>
+          <w:bCs/>
+          <w:sz w:val="24"/>
+          <w:szCs w:val="24"/>
+          <w:lang w:val="en-IN"/>
+        </w:rPr>
+        <w:t>individual users</w:t>
+      </w:r>
     </w:p>
     <w:p>
       <w:pPr>
@@ -1799,17 +2000,20 @@
         <w:spacing w:before="75" w:line="240" w:lineRule="auto"/>
         <w:ind w:left="1078" w:hanging="358"/>
         <w:rPr>
-          <w:sz w:val="28"/>
-        </w:rPr>
-      </w:pPr>
-      <w:r>
-        <w:rPr>
+          <w:rFonts w:ascii="Times New Roman" w:hAnsi="Times New Roman" w:cs="Times New Roman"/>
+          <w:sz w:val="28"/>
+        </w:rPr>
+      </w:pPr>
+      <w:r>
+        <w:rPr>
+          <w:rFonts w:ascii="Times New Roman" w:hAnsi="Times New Roman" w:cs="Times New Roman"/>
           <w:sz w:val="28"/>
         </w:rPr>
         <w:t>Write</w:t>
       </w:r>
       <w:r>
         <w:rPr>
+          <w:rFonts w:ascii="Times New Roman" w:hAnsi="Times New Roman" w:cs="Times New Roman"/>
           <w:spacing w:val="-4"/>
           <w:sz w:val="28"/>
         </w:rPr>
@@ -1817,12 +2021,14 @@
       </w:r>
       <w:r>
         <w:rPr>
+          <w:rFonts w:ascii="Times New Roman" w:hAnsi="Times New Roman" w:cs="Times New Roman"/>
           <w:sz w:val="28"/>
         </w:rPr>
         <w:t>advantages</w:t>
       </w:r>
       <w:r>
         <w:rPr>
+          <w:rFonts w:ascii="Times New Roman" w:hAnsi="Times New Roman" w:cs="Times New Roman"/>
           <w:spacing w:val="-5"/>
           <w:sz w:val="28"/>
         </w:rPr>
@@ -1830,12 +2036,14 @@
       </w:r>
       <w:r>
         <w:rPr>
+          <w:rFonts w:ascii="Times New Roman" w:hAnsi="Times New Roman" w:cs="Times New Roman"/>
           <w:sz w:val="28"/>
         </w:rPr>
         <w:t>of</w:t>
       </w:r>
       <w:r>
         <w:rPr>
+          <w:rFonts w:ascii="Times New Roman" w:hAnsi="Times New Roman" w:cs="Times New Roman"/>
           <w:spacing w:val="-7"/>
           <w:sz w:val="28"/>
         </w:rPr>
@@ -1843,12 +2051,14 @@
       </w:r>
       <w:r>
         <w:rPr>
+          <w:rFonts w:ascii="Times New Roman" w:hAnsi="Times New Roman" w:cs="Times New Roman"/>
           <w:sz w:val="28"/>
         </w:rPr>
         <w:t>content-based</w:t>
       </w:r>
       <w:r>
         <w:rPr>
+          <w:rFonts w:ascii="Times New Roman" w:hAnsi="Times New Roman" w:cs="Times New Roman"/>
           <w:spacing w:val="-7"/>
           <w:sz w:val="28"/>
         </w:rPr>
@@ -1856,12 +2066,14 @@
       </w:r>
       <w:r>
         <w:rPr>
+          <w:rFonts w:ascii="Times New Roman" w:hAnsi="Times New Roman" w:cs="Times New Roman"/>
           <w:sz w:val="28"/>
         </w:rPr>
         <w:t>filtering</w:t>
       </w:r>
       <w:r>
         <w:rPr>
+          <w:rFonts w:ascii="Times New Roman" w:hAnsi="Times New Roman" w:cs="Times New Roman"/>
           <w:spacing w:val="-3"/>
           <w:sz w:val="28"/>
         </w:rPr>
@@ -1869,6 +2081,7 @@
       </w:r>
       <w:r>
         <w:rPr>
+          <w:rFonts w:ascii="Times New Roman" w:hAnsi="Times New Roman" w:cs="Times New Roman"/>
           <w:spacing w:val="-2"/>
           <w:sz w:val="28"/>
         </w:rPr>
@@ -1877,273 +2090,290 @@
     </w:p>
     <w:p>
       <w:pPr>
-        <w:pStyle w:val="BodyText"/>
-        <w:spacing w:before="90"/>
-        <w:rPr>
-          <w:sz w:val="20"/>
-        </w:rPr>
-      </w:pPr>
-      <w:r>
-        <w:rPr>
-          <w:noProof/>
-          <w:sz w:val="20"/>
-        </w:rPr>
-        <mc:AlternateContent>
-          <mc:Choice Requires="wps">
-            <w:drawing>
-              <wp:anchor distT="0" distB="0" distL="0" distR="0" simplePos="0" relativeHeight="487590400" behindDoc="1" locked="0" layoutInCell="1" allowOverlap="1" wp14:anchorId="695A72A9" wp14:editId="4DEDB9B3">
-                <wp:simplePos x="0" y="0"/>
-                <wp:positionH relativeFrom="page">
-                  <wp:posOffset>914717</wp:posOffset>
-                </wp:positionH>
-                <wp:positionV relativeFrom="paragraph">
-                  <wp:posOffset>227776</wp:posOffset>
-                </wp:positionV>
-                <wp:extent cx="6378575" cy="1270"/>
-                <wp:effectExtent l="0" t="0" r="0" b="0"/>
-                <wp:wrapTopAndBottom/>
-                <wp:docPr id="7" name="Graphic 7"/>
-                <wp:cNvGraphicFramePr>
-                  <a:graphicFrameLocks xmlns:a="http://schemas.openxmlformats.org/drawingml/2006/main"/>
-                </wp:cNvGraphicFramePr>
-                <a:graphic xmlns:a="http://schemas.openxmlformats.org/drawingml/2006/main">
-                  <a:graphicData uri="http://schemas.microsoft.com/office/word/2010/wordprocessingShape">
-                    <wps:wsp>
-                      <wps:cNvSpPr>
-                        <a:spLocks/>
-                      </wps:cNvSpPr>
-                      <wps:spPr>
-                        <a:xfrm>
-                          <a:off x="0" y="0"/>
-                          <a:ext cx="6378575" cy="1270"/>
-                        </a:xfrm>
-                        <a:custGeom>
-                          <a:avLst/>
-                          <a:gdLst/>
-                          <a:ahLst/>
-                          <a:cxnLst/>
-                          <a:rect l="l" t="t" r="r" b="b"/>
-                          <a:pathLst>
-                            <a:path w="6378575">
-                              <a:moveTo>
-                                <a:pt x="0" y="0"/>
-                              </a:moveTo>
-                              <a:lnTo>
-                                <a:pt x="6378397" y="0"/>
-                              </a:lnTo>
-                            </a:path>
-                          </a:pathLst>
-                        </a:custGeom>
-                        <a:ln w="11557">
-                          <a:solidFill>
-                            <a:srgbClr val="000000"/>
-                          </a:solidFill>
-                          <a:prstDash val="solid"/>
-                        </a:ln>
-                      </wps:spPr>
-                      <wps:bodyPr wrap="square" lIns="0" tIns="0" rIns="0" bIns="0" rtlCol="0">
-                        <a:prstTxWarp prst="textNoShape">
-                          <a:avLst/>
-                        </a:prstTxWarp>
-                        <a:noAutofit/>
-                      </wps:bodyPr>
-                    </wps:wsp>
-                  </a:graphicData>
-                </a:graphic>
-              </wp:anchor>
-            </w:drawing>
-          </mc:Choice>
-          <mc:Fallback xmlns:ve="http://schemas.openxmlformats.org/markup-compatibility/2006" xmlns:a="http://schemas.openxmlformats.org/drawingml/2006/main" xmlns:pic="http://schemas.openxmlformats.org/drawingml/2006/picture">
-            <w:pict>
-              <v:shape style="position:absolute;margin-left:72.025002pt;margin-top:17.935167pt;width:502.25pt;height:.1pt;mso-position-horizontal-relative:page;mso-position-vertical-relative:paragraph;z-index:-15726080;mso-wrap-distance-left:0;mso-wrap-distance-right:0" id="docshape5" coordorigin="1441,359" coordsize="10045,0" path="m1441,359l11485,359e" filled="false" stroked="true" strokeweight=".91pt" strokecolor="#000000">
-                <v:path arrowok="t"/>
-                <v:stroke dashstyle="solid"/>
-                <w10:wrap type="topAndBottom"/>
-              </v:shape>
-            </w:pict>
-          </mc:Fallback>
-        </mc:AlternateContent>
-      </w:r>
-      <w:r>
-        <w:rPr>
-          <w:noProof/>
-          <w:sz w:val="20"/>
-        </w:rPr>
-        <mc:AlternateContent>
-          <mc:Choice Requires="wps">
-            <w:drawing>
-              <wp:anchor distT="0" distB="0" distL="0" distR="0" simplePos="0" relativeHeight="487590912" behindDoc="1" locked="0" layoutInCell="1" allowOverlap="1" wp14:anchorId="33F9EEFB" wp14:editId="1651DCB1">
-                <wp:simplePos x="0" y="0"/>
-                <wp:positionH relativeFrom="page">
-                  <wp:posOffset>914717</wp:posOffset>
-                </wp:positionH>
-                <wp:positionV relativeFrom="paragraph">
-                  <wp:posOffset>476696</wp:posOffset>
-                </wp:positionV>
-                <wp:extent cx="6378575" cy="1270"/>
-                <wp:effectExtent l="0" t="0" r="0" b="0"/>
-                <wp:wrapTopAndBottom/>
-                <wp:docPr id="8" name="Graphic 8"/>
-                <wp:cNvGraphicFramePr>
-                  <a:graphicFrameLocks xmlns:a="http://schemas.openxmlformats.org/drawingml/2006/main"/>
-                </wp:cNvGraphicFramePr>
-                <a:graphic xmlns:a="http://schemas.openxmlformats.org/drawingml/2006/main">
-                  <a:graphicData uri="http://schemas.microsoft.com/office/word/2010/wordprocessingShape">
-                    <wps:wsp>
-                      <wps:cNvSpPr>
-                        <a:spLocks/>
-                      </wps:cNvSpPr>
-                      <wps:spPr>
-                        <a:xfrm>
-                          <a:off x="0" y="0"/>
-                          <a:ext cx="6378575" cy="1270"/>
-                        </a:xfrm>
-                        <a:custGeom>
-                          <a:avLst/>
-                          <a:gdLst/>
-                          <a:ahLst/>
-                          <a:cxnLst/>
-                          <a:rect l="l" t="t" r="r" b="b"/>
-                          <a:pathLst>
-                            <a:path w="6378575">
-                              <a:moveTo>
-                                <a:pt x="0" y="0"/>
-                              </a:moveTo>
-                              <a:lnTo>
-                                <a:pt x="6378397" y="0"/>
-                              </a:lnTo>
-                            </a:path>
-                          </a:pathLst>
-                        </a:custGeom>
-                        <a:ln w="11557">
-                          <a:solidFill>
-                            <a:srgbClr val="000000"/>
-                          </a:solidFill>
-                          <a:prstDash val="solid"/>
-                        </a:ln>
-                      </wps:spPr>
-                      <wps:bodyPr wrap="square" lIns="0" tIns="0" rIns="0" bIns="0" rtlCol="0">
-                        <a:prstTxWarp prst="textNoShape">
-                          <a:avLst/>
-                        </a:prstTxWarp>
-                        <a:noAutofit/>
-                      </wps:bodyPr>
-                    </wps:wsp>
-                  </a:graphicData>
-                </a:graphic>
-              </wp:anchor>
-            </w:drawing>
-          </mc:Choice>
-          <mc:Fallback xmlns:ve="http://schemas.openxmlformats.org/markup-compatibility/2006" xmlns:a="http://schemas.openxmlformats.org/drawingml/2006/main" xmlns:pic="http://schemas.openxmlformats.org/drawingml/2006/picture">
-            <w:pict>
-              <v:shape style="position:absolute;margin-left:72.025002pt;margin-top:37.535156pt;width:502.25pt;height:.1pt;mso-position-horizontal-relative:page;mso-position-vertical-relative:paragraph;z-index:-15725568;mso-wrap-distance-left:0;mso-wrap-distance-right:0" id="docshape6" coordorigin="1441,751" coordsize="10045,0" path="m1441,751l11485,751e" filled="false" stroked="true" strokeweight=".91pt" strokecolor="#000000">
-                <v:path arrowok="t"/>
-                <v:stroke dashstyle="solid"/>
-                <w10:wrap type="topAndBottom"/>
-              </v:shape>
-            </w:pict>
-          </mc:Fallback>
-        </mc:AlternateContent>
-      </w:r>
-      <w:r>
-        <w:rPr>
-          <w:noProof/>
-          <w:sz w:val="20"/>
-        </w:rPr>
-        <mc:AlternateContent>
-          <mc:Choice Requires="wps">
-            <w:drawing>
-              <wp:anchor distT="0" distB="0" distL="0" distR="0" simplePos="0" relativeHeight="487591424" behindDoc="1" locked="0" layoutInCell="1" allowOverlap="1" wp14:anchorId="5D8C2D0B" wp14:editId="65A8E86B">
-                <wp:simplePos x="0" y="0"/>
-                <wp:positionH relativeFrom="page">
-                  <wp:posOffset>914717</wp:posOffset>
-                </wp:positionH>
-                <wp:positionV relativeFrom="paragraph">
-                  <wp:posOffset>728156</wp:posOffset>
-                </wp:positionV>
-                <wp:extent cx="6378575" cy="1270"/>
-                <wp:effectExtent l="0" t="0" r="0" b="0"/>
-                <wp:wrapTopAndBottom/>
-                <wp:docPr id="9" name="Graphic 9"/>
-                <wp:cNvGraphicFramePr>
-                  <a:graphicFrameLocks xmlns:a="http://schemas.openxmlformats.org/drawingml/2006/main"/>
-                </wp:cNvGraphicFramePr>
-                <a:graphic xmlns:a="http://schemas.openxmlformats.org/drawingml/2006/main">
-                  <a:graphicData uri="http://schemas.microsoft.com/office/word/2010/wordprocessingShape">
-                    <wps:wsp>
-                      <wps:cNvSpPr>
-                        <a:spLocks/>
-                      </wps:cNvSpPr>
-                      <wps:spPr>
-                        <a:xfrm>
-                          <a:off x="0" y="0"/>
-                          <a:ext cx="6378575" cy="1270"/>
-                        </a:xfrm>
-                        <a:custGeom>
-                          <a:avLst/>
-                          <a:gdLst/>
-                          <a:ahLst/>
-                          <a:cxnLst/>
-                          <a:rect l="l" t="t" r="r" b="b"/>
-                          <a:pathLst>
-                            <a:path w="6378575">
-                              <a:moveTo>
-                                <a:pt x="0" y="0"/>
-                              </a:moveTo>
-                              <a:lnTo>
-                                <a:pt x="6378397" y="0"/>
-                              </a:lnTo>
-                            </a:path>
-                          </a:pathLst>
-                        </a:custGeom>
-                        <a:ln w="11557">
-                          <a:solidFill>
-                            <a:srgbClr val="000000"/>
-                          </a:solidFill>
-                          <a:prstDash val="solid"/>
-                        </a:ln>
-                      </wps:spPr>
-                      <wps:bodyPr wrap="square" lIns="0" tIns="0" rIns="0" bIns="0" rtlCol="0">
-                        <a:prstTxWarp prst="textNoShape">
-                          <a:avLst/>
-                        </a:prstTxWarp>
-                        <a:noAutofit/>
-                      </wps:bodyPr>
-                    </wps:wsp>
-                  </a:graphicData>
-                </a:graphic>
-              </wp:anchor>
-            </w:drawing>
-          </mc:Choice>
-          <mc:Fallback xmlns:ve="http://schemas.openxmlformats.org/markup-compatibility/2006" xmlns:a="http://schemas.openxmlformats.org/drawingml/2006/main" xmlns:pic="http://schemas.openxmlformats.org/drawingml/2006/picture">
-            <w:pict>
-              <v:shape style="position:absolute;margin-left:72.025002pt;margin-top:57.335159pt;width:502.25pt;height:.1pt;mso-position-horizontal-relative:page;mso-position-vertical-relative:paragraph;z-index:-15725056;mso-wrap-distance-left:0;mso-wrap-distance-right:0" id="docshape7" coordorigin="1441,1147" coordsize="10045,0" path="m1441,1147l11485,1147e" filled="false" stroked="true" strokeweight=".91pt" strokecolor="#000000">
-                <v:path arrowok="t"/>
-                <v:stroke dashstyle="solid"/>
-                <w10:wrap type="topAndBottom"/>
-              </v:shape>
-            </w:pict>
-          </mc:Fallback>
-        </mc:AlternateContent>
-      </w:r>
-    </w:p>
-    <w:p>
-      <w:pPr>
-        <w:pStyle w:val="BodyText"/>
-        <w:spacing w:before="114"/>
-        <w:rPr>
-          <w:sz w:val="20"/>
-        </w:rPr>
-      </w:pPr>
-    </w:p>
-    <w:p>
-      <w:pPr>
-        <w:pStyle w:val="BodyText"/>
-        <w:spacing w:before="118"/>
-        <w:rPr>
-          <w:sz w:val="20"/>
-        </w:rPr>
-      </w:pPr>
+        <w:pStyle w:val="ListParagraph"/>
+        <w:widowControl/>
+        <w:autoSpaceDE/>
+        <w:autoSpaceDN/>
+        <w:ind w:left="1080" w:firstLine="0"/>
+        <w:rPr>
+          <w:rFonts w:ascii="Times New Roman" w:eastAsia="Times New Roman" w:hAnsi="Times New Roman" w:cs="Times New Roman"/>
+          <w:sz w:val="24"/>
+          <w:szCs w:val="24"/>
+          <w:lang w:val="en-IN"/>
+        </w:rPr>
+      </w:pPr>
+      <w:r>
+        <w:rPr>
+          <w:rFonts w:ascii="Times New Roman" w:eastAsia="Times New Roman" w:hAnsi="Symbol" w:cs="Times New Roman"/>
+          <w:sz w:val="24"/>
+          <w:szCs w:val="24"/>
+          <w:lang w:val="en-IN"/>
+        </w:rPr>
+        <w:t></w:t>
+      </w:r>
+      <w:r>
+        <w:rPr>
+          <w:rFonts w:ascii="Times New Roman" w:eastAsia="Times New Roman" w:hAnsi="Times New Roman" w:cs="Times New Roman"/>
+          <w:sz w:val="24"/>
+          <w:szCs w:val="24"/>
+          <w:lang w:val="en-IN"/>
+        </w:rPr>
+        <w:t xml:space="preserve">  No need for </w:t>
+      </w:r>
+      <w:r>
+        <w:rPr>
+          <w:rFonts w:ascii="Times New Roman" w:eastAsia="Times New Roman" w:hAnsi="Times New Roman" w:cs="Times New Roman"/>
+          <w:bCs/>
+          <w:sz w:val="24"/>
+          <w:szCs w:val="24"/>
+          <w:lang w:val="en-IN"/>
+        </w:rPr>
+        <w:t>other users’ data</w:t>
+      </w:r>
+      <w:r>
+        <w:rPr>
+          <w:rFonts w:ascii="Times New Roman" w:eastAsia="Times New Roman" w:hAnsi="Times New Roman" w:cs="Times New Roman"/>
+          <w:sz w:val="24"/>
+          <w:szCs w:val="24"/>
+          <w:lang w:val="en-IN"/>
+        </w:rPr>
+        <w:t xml:space="preserve"> </w:t>
+      </w:r>
+    </w:p>
+    <w:p>
+      <w:pPr>
+        <w:pStyle w:val="ListParagraph"/>
+        <w:widowControl/>
+        <w:autoSpaceDE/>
+        <w:autoSpaceDN/>
+        <w:ind w:left="1080" w:firstLine="0"/>
+        <w:rPr>
+          <w:rFonts w:ascii="Times New Roman" w:eastAsia="Times New Roman" w:hAnsi="Times New Roman" w:cs="Times New Roman"/>
+          <w:sz w:val="24"/>
+          <w:szCs w:val="24"/>
+          <w:lang w:val="en-IN"/>
+        </w:rPr>
+      </w:pPr>
+      <w:r>
+        <w:rPr>
+          <w:rFonts w:ascii="Times New Roman" w:eastAsia="Times New Roman" w:hAnsi="Symbol" w:cs="Times New Roman"/>
+          <w:sz w:val="24"/>
+          <w:szCs w:val="24"/>
+          <w:lang w:val="en-IN"/>
+        </w:rPr>
+        <w:t></w:t>
+      </w:r>
+      <w:r>
+        <w:rPr>
+          <w:rFonts w:ascii="Times New Roman" w:eastAsia="Times New Roman" w:hAnsi="Times New Roman" w:cs="Times New Roman"/>
+          <w:sz w:val="24"/>
+          <w:szCs w:val="24"/>
+          <w:lang w:val="en-IN"/>
+        </w:rPr>
+        <w:t xml:space="preserve"> </w:t>
+      </w:r>
+      <w:r>
+        <w:rPr>
+          <w:rFonts w:ascii="Times New Roman" w:eastAsia="Times New Roman" w:hAnsi="Times New Roman" w:cs="Times New Roman"/>
+          <w:sz w:val="24"/>
+          <w:szCs w:val="24"/>
+          <w:lang w:val="en-IN"/>
+        </w:rPr>
+        <w:t xml:space="preserve"> </w:t>
+      </w:r>
+      <w:r>
+        <w:rPr>
+          <w:rFonts w:ascii="Times New Roman" w:eastAsia="Times New Roman" w:hAnsi="Times New Roman" w:cs="Times New Roman"/>
+          <w:sz w:val="24"/>
+          <w:szCs w:val="24"/>
+          <w:lang w:val="en-IN"/>
+        </w:rPr>
+        <w:t xml:space="preserve">Provides </w:t>
+      </w:r>
+      <w:r>
+        <w:rPr>
+          <w:rFonts w:ascii="Times New Roman" w:eastAsia="Times New Roman" w:hAnsi="Times New Roman" w:cs="Times New Roman"/>
+          <w:bCs/>
+          <w:sz w:val="24"/>
+          <w:szCs w:val="24"/>
+          <w:lang w:val="en-IN"/>
+        </w:rPr>
+        <w:t>personalized recommendations</w:t>
+      </w:r>
+      <w:r>
+        <w:rPr>
+          <w:rFonts w:ascii="Times New Roman" w:eastAsia="Times New Roman" w:hAnsi="Times New Roman" w:cs="Times New Roman"/>
+          <w:sz w:val="24"/>
+          <w:szCs w:val="24"/>
+          <w:lang w:val="en-IN"/>
+        </w:rPr>
+        <w:t xml:space="preserve"> </w:t>
+      </w:r>
+    </w:p>
+    <w:p>
+      <w:pPr>
+        <w:pStyle w:val="ListParagraph"/>
+        <w:widowControl/>
+        <w:autoSpaceDE/>
+        <w:autoSpaceDN/>
+        <w:ind w:left="1080" w:firstLine="0"/>
+        <w:rPr>
+          <w:rFonts w:ascii="Times New Roman" w:eastAsia="Times New Roman" w:hAnsi="Times New Roman" w:cs="Times New Roman"/>
+          <w:sz w:val="24"/>
+          <w:szCs w:val="24"/>
+          <w:lang w:val="en-IN"/>
+        </w:rPr>
+      </w:pPr>
+      <w:r>
+        <w:rPr>
+          <w:rFonts w:ascii="Times New Roman" w:eastAsia="Times New Roman" w:hAnsi="Symbol" w:cs="Times New Roman"/>
+          <w:sz w:val="24"/>
+          <w:szCs w:val="24"/>
+          <w:lang w:val="en-IN"/>
+        </w:rPr>
+        <w:t></w:t>
+      </w:r>
+      <w:r>
+        <w:rPr>
+          <w:rFonts w:ascii="Times New Roman" w:eastAsia="Times New Roman" w:hAnsi="Times New Roman" w:cs="Times New Roman"/>
+          <w:sz w:val="24"/>
+          <w:szCs w:val="24"/>
+          <w:lang w:val="en-IN"/>
+        </w:rPr>
+        <w:t xml:space="preserve">  Can recommend </w:t>
+      </w:r>
+      <w:r>
+        <w:rPr>
+          <w:rFonts w:ascii="Times New Roman" w:eastAsia="Times New Roman" w:hAnsi="Times New Roman" w:cs="Times New Roman"/>
+          <w:bCs/>
+          <w:sz w:val="24"/>
+          <w:szCs w:val="24"/>
+          <w:lang w:val="en-IN"/>
+        </w:rPr>
+        <w:t>new or unseen items</w:t>
+      </w:r>
+      <w:r>
+        <w:rPr>
+          <w:rFonts w:ascii="Times New Roman" w:eastAsia="Times New Roman" w:hAnsi="Times New Roman" w:cs="Times New Roman"/>
+          <w:sz w:val="24"/>
+          <w:szCs w:val="24"/>
+          <w:lang w:val="en-IN"/>
+        </w:rPr>
+        <w:t xml:space="preserve"> </w:t>
+      </w:r>
+    </w:p>
+    <w:p>
+      <w:pPr>
+        <w:pStyle w:val="ListParagraph"/>
+        <w:widowControl/>
+        <w:autoSpaceDE/>
+        <w:autoSpaceDN/>
+        <w:ind w:left="1080" w:firstLine="0"/>
+        <w:rPr>
+          <w:rFonts w:ascii="Times New Roman" w:eastAsia="Times New Roman" w:hAnsi="Times New Roman" w:cs="Times New Roman"/>
+          <w:sz w:val="24"/>
+          <w:szCs w:val="24"/>
+          <w:lang w:val="en-IN"/>
+        </w:rPr>
+      </w:pPr>
+      <w:r>
+        <w:rPr>
+          <w:rFonts w:ascii="Times New Roman" w:eastAsia="Times New Roman" w:hAnsi="Symbol" w:cs="Times New Roman"/>
+          <w:sz w:val="24"/>
+          <w:szCs w:val="24"/>
+          <w:lang w:val="en-IN"/>
+        </w:rPr>
+        <w:t></w:t>
+      </w:r>
+      <w:r>
+        <w:rPr>
+          <w:rFonts w:ascii="Times New Roman" w:eastAsia="Times New Roman" w:hAnsi="Times New Roman" w:cs="Times New Roman"/>
+          <w:sz w:val="24"/>
+          <w:szCs w:val="24"/>
+          <w:lang w:val="en-IN"/>
+        </w:rPr>
+        <w:t xml:space="preserve"> </w:t>
+      </w:r>
+      <w:r>
+        <w:rPr>
+          <w:rFonts w:ascii="Times New Roman" w:eastAsia="Times New Roman" w:hAnsi="Times New Roman" w:cs="Times New Roman"/>
+          <w:sz w:val="24"/>
+          <w:szCs w:val="24"/>
+          <w:lang w:val="en-IN"/>
+        </w:rPr>
+        <w:t xml:space="preserve"> </w:t>
+      </w:r>
+      <w:r>
+        <w:rPr>
+          <w:rFonts w:ascii="Times New Roman" w:eastAsia="Times New Roman" w:hAnsi="Times New Roman" w:cs="Times New Roman"/>
+          <w:sz w:val="24"/>
+          <w:szCs w:val="24"/>
+          <w:lang w:val="en-IN"/>
+        </w:rPr>
+        <w:t xml:space="preserve">Easy to </w:t>
+      </w:r>
+      <w:r>
+        <w:rPr>
+          <w:rFonts w:ascii="Times New Roman" w:eastAsia="Times New Roman" w:hAnsi="Times New Roman" w:cs="Times New Roman"/>
+          <w:bCs/>
+          <w:sz w:val="24"/>
+          <w:szCs w:val="24"/>
+          <w:lang w:val="en-IN"/>
+        </w:rPr>
+        <w:t>explain recommendations</w:t>
+      </w:r>
+      <w:r>
+        <w:rPr>
+          <w:rFonts w:ascii="Times New Roman" w:eastAsia="Times New Roman" w:hAnsi="Times New Roman" w:cs="Times New Roman"/>
+          <w:sz w:val="24"/>
+          <w:szCs w:val="24"/>
+          <w:lang w:val="en-IN"/>
+        </w:rPr>
+        <w:t xml:space="preserve"> </w:t>
+      </w:r>
+    </w:p>
+    <w:p>
+      <w:pPr>
+        <w:pStyle w:val="ListParagraph"/>
+        <w:widowControl/>
+        <w:autoSpaceDE/>
+        <w:autoSpaceDN/>
+        <w:ind w:left="1080" w:firstLine="0"/>
+        <w:rPr>
+          <w:rFonts w:ascii="Times New Roman" w:eastAsia="Times New Roman" w:hAnsi="Times New Roman" w:cs="Times New Roman"/>
+          <w:sz w:val="24"/>
+          <w:szCs w:val="24"/>
+          <w:lang w:val="en-IN"/>
+        </w:rPr>
+      </w:pPr>
+      <w:r>
+        <w:rPr>
+          <w:rFonts w:ascii="Times New Roman" w:eastAsia="Times New Roman" w:hAnsi="Symbol" w:cs="Times New Roman"/>
+          <w:sz w:val="24"/>
+          <w:szCs w:val="24"/>
+          <w:lang w:val="en-IN"/>
+        </w:rPr>
+        <w:t></w:t>
+      </w:r>
+      <w:r>
+        <w:rPr>
+          <w:rFonts w:ascii="Times New Roman" w:eastAsia="Times New Roman" w:hAnsi="Times New Roman" w:cs="Times New Roman"/>
+          <w:sz w:val="24"/>
+          <w:szCs w:val="24"/>
+          <w:lang w:val="en-IN"/>
+        </w:rPr>
+        <w:t xml:space="preserve">  Works well for users with </w:t>
+      </w:r>
+      <w:r>
+        <w:rPr>
+          <w:rFonts w:ascii="Times New Roman" w:eastAsia="Times New Roman" w:hAnsi="Times New Roman" w:cs="Times New Roman"/>
+          <w:bCs/>
+          <w:sz w:val="24"/>
+          <w:szCs w:val="24"/>
+          <w:lang w:val="en-IN"/>
+        </w:rPr>
+        <w:t>unique tastes</w:t>
+      </w:r>
     </w:p>
     <w:p>
       <w:pPr>
@@ -2158,17 +2388,20 @@
         <w:spacing w:before="75" w:line="240" w:lineRule="auto"/>
         <w:ind w:left="1078" w:hanging="358"/>
         <w:rPr>
-          <w:sz w:val="28"/>
-        </w:rPr>
-      </w:pPr>
-      <w:r>
-        <w:rPr>
+          <w:rFonts w:ascii="Times New Roman" w:hAnsi="Times New Roman" w:cs="Times New Roman"/>
+          <w:sz w:val="28"/>
+        </w:rPr>
+      </w:pPr>
+      <w:r>
+        <w:rPr>
+          <w:rFonts w:ascii="Times New Roman" w:hAnsi="Times New Roman" w:cs="Times New Roman"/>
           <w:sz w:val="28"/>
         </w:rPr>
         <w:t>Write</w:t>
       </w:r>
       <w:r>
         <w:rPr>
+          <w:rFonts w:ascii="Times New Roman" w:hAnsi="Times New Roman" w:cs="Times New Roman"/>
           <w:spacing w:val="-6"/>
           <w:sz w:val="28"/>
         </w:rPr>
@@ -2176,12 +2409,28 @@
       </w:r>
       <w:r>
         <w:rPr>
-          <w:sz w:val="28"/>
-        </w:rPr>
-        <w:t>disadvantages</w:t>
-      </w:r>
-      <w:r>
-        <w:rPr>
+          <w:rFonts w:ascii="Times New Roman" w:hAnsi="Times New Roman" w:cs="Times New Roman"/>
+          <w:sz w:val="28"/>
+        </w:rPr>
+        <w:t>disadvan</w:t>
+      </w:r>
+      <w:r>
+        <w:rPr>
+          <w:rFonts w:ascii="Times New Roman" w:hAnsi="Times New Roman" w:cs="Times New Roman"/>
+          <w:sz w:val="28"/>
+        </w:rPr>
+        <w:t>t</w:t>
+      </w:r>
+      <w:r>
+        <w:rPr>
+          <w:rFonts w:ascii="Times New Roman" w:hAnsi="Times New Roman" w:cs="Times New Roman"/>
+          <w:sz w:val="28"/>
+        </w:rPr>
+        <w:t>ages</w:t>
+      </w:r>
+      <w:r>
+        <w:rPr>
+          <w:rFonts w:ascii="Times New Roman" w:hAnsi="Times New Roman" w:cs="Times New Roman"/>
           <w:spacing w:val="-6"/>
           <w:sz w:val="28"/>
         </w:rPr>
@@ -2189,12 +2438,14 @@
       </w:r>
       <w:r>
         <w:rPr>
+          <w:rFonts w:ascii="Times New Roman" w:hAnsi="Times New Roman" w:cs="Times New Roman"/>
           <w:sz w:val="28"/>
         </w:rPr>
         <w:t>of</w:t>
       </w:r>
       <w:r>
         <w:rPr>
+          <w:rFonts w:ascii="Times New Roman" w:hAnsi="Times New Roman" w:cs="Times New Roman"/>
           <w:spacing w:val="-6"/>
           <w:sz w:val="28"/>
         </w:rPr>
@@ -2202,12 +2453,14 @@
       </w:r>
       <w:r>
         <w:rPr>
+          <w:rFonts w:ascii="Times New Roman" w:hAnsi="Times New Roman" w:cs="Times New Roman"/>
           <w:sz w:val="28"/>
         </w:rPr>
         <w:t>content-based</w:t>
       </w:r>
       <w:r>
         <w:rPr>
+          <w:rFonts w:ascii="Times New Roman" w:hAnsi="Times New Roman" w:cs="Times New Roman"/>
           <w:spacing w:val="-4"/>
           <w:sz w:val="28"/>
         </w:rPr>
@@ -2215,12 +2468,14 @@
       </w:r>
       <w:r>
         <w:rPr>
+          <w:rFonts w:ascii="Times New Roman" w:hAnsi="Times New Roman" w:cs="Times New Roman"/>
           <w:sz w:val="28"/>
         </w:rPr>
         <w:t>filtering</w:t>
       </w:r>
       <w:r>
         <w:rPr>
+          <w:rFonts w:ascii="Times New Roman" w:hAnsi="Times New Roman" w:cs="Times New Roman"/>
           <w:spacing w:val="-3"/>
           <w:sz w:val="28"/>
         </w:rPr>
@@ -2228,6 +2483,7 @@
       </w:r>
       <w:r>
         <w:rPr>
+          <w:rFonts w:ascii="Times New Roman" w:hAnsi="Times New Roman" w:cs="Times New Roman"/>
           <w:spacing w:val="-2"/>
           <w:sz w:val="28"/>
         </w:rPr>
@@ -2236,299 +2492,237 @@
     </w:p>
     <w:p>
       <w:pPr>
-        <w:pStyle w:val="BodyText"/>
-        <w:spacing w:before="89"/>
-        <w:rPr>
-          <w:sz w:val="20"/>
-        </w:rPr>
-      </w:pPr>
-      <w:r>
-        <w:rPr>
-          <w:noProof/>
-          <w:sz w:val="20"/>
-        </w:rPr>
-        <mc:AlternateContent>
-          <mc:Choice Requires="wps">
-            <w:drawing>
-              <wp:anchor distT="0" distB="0" distL="0" distR="0" simplePos="0" relativeHeight="487591936" behindDoc="1" locked="0" layoutInCell="1" allowOverlap="1" wp14:anchorId="1BE94084" wp14:editId="5E5CD427">
-                <wp:simplePos x="0" y="0"/>
-                <wp:positionH relativeFrom="page">
-                  <wp:posOffset>914717</wp:posOffset>
-                </wp:positionH>
-                <wp:positionV relativeFrom="paragraph">
-                  <wp:posOffset>227395</wp:posOffset>
-                </wp:positionV>
-                <wp:extent cx="6378575" cy="1270"/>
-                <wp:effectExtent l="0" t="0" r="0" b="0"/>
-                <wp:wrapTopAndBottom/>
-                <wp:docPr id="10" name="Graphic 10"/>
-                <wp:cNvGraphicFramePr>
-                  <a:graphicFrameLocks xmlns:a="http://schemas.openxmlformats.org/drawingml/2006/main"/>
-                </wp:cNvGraphicFramePr>
-                <a:graphic xmlns:a="http://schemas.openxmlformats.org/drawingml/2006/main">
-                  <a:graphicData uri="http://schemas.microsoft.com/office/word/2010/wordprocessingShape">
-                    <wps:wsp>
-                      <wps:cNvSpPr>
-                        <a:spLocks/>
-                      </wps:cNvSpPr>
-                      <wps:spPr>
-                        <a:xfrm>
-                          <a:off x="0" y="0"/>
-                          <a:ext cx="6378575" cy="1270"/>
-                        </a:xfrm>
-                        <a:custGeom>
-                          <a:avLst/>
-                          <a:gdLst/>
-                          <a:ahLst/>
-                          <a:cxnLst/>
-                          <a:rect l="l" t="t" r="r" b="b"/>
-                          <a:pathLst>
-                            <a:path w="6378575">
-                              <a:moveTo>
-                                <a:pt x="0" y="0"/>
-                              </a:moveTo>
-                              <a:lnTo>
-                                <a:pt x="6378397" y="0"/>
-                              </a:lnTo>
-                            </a:path>
-                          </a:pathLst>
-                        </a:custGeom>
-                        <a:ln w="11557">
-                          <a:solidFill>
-                            <a:srgbClr val="000000"/>
-                          </a:solidFill>
-                          <a:prstDash val="solid"/>
-                        </a:ln>
-                      </wps:spPr>
-                      <wps:bodyPr wrap="square" lIns="0" tIns="0" rIns="0" bIns="0" rtlCol="0">
-                        <a:prstTxWarp prst="textNoShape">
-                          <a:avLst/>
-                        </a:prstTxWarp>
-                        <a:noAutofit/>
-                      </wps:bodyPr>
-                    </wps:wsp>
-                  </a:graphicData>
-                </a:graphic>
-              </wp:anchor>
-            </w:drawing>
-          </mc:Choice>
-          <mc:Fallback xmlns:ve="http://schemas.openxmlformats.org/markup-compatibility/2006" xmlns:a="http://schemas.openxmlformats.org/drawingml/2006/main" xmlns:pic="http://schemas.openxmlformats.org/drawingml/2006/picture">
-            <w:pict>
-              <v:shape style="position:absolute;margin-left:72.025002pt;margin-top:17.905153pt;width:502.25pt;height:.1pt;mso-position-horizontal-relative:page;mso-position-vertical-relative:paragraph;z-index:-15724544;mso-wrap-distance-left:0;mso-wrap-distance-right:0" id="docshape8" coordorigin="1441,358" coordsize="10045,0" path="m1441,358l11485,358e" filled="false" stroked="true" strokeweight=".91pt" strokecolor="#000000">
-                <v:path arrowok="t"/>
-                <v:stroke dashstyle="solid"/>
-                <w10:wrap type="topAndBottom"/>
-              </v:shape>
-            </w:pict>
-          </mc:Fallback>
-        </mc:AlternateContent>
-      </w:r>
-      <w:r>
-        <w:rPr>
-          <w:noProof/>
-          <w:sz w:val="20"/>
-        </w:rPr>
-        <mc:AlternateContent>
-          <mc:Choice Requires="wps">
-            <w:drawing>
-              <wp:anchor distT="0" distB="0" distL="0" distR="0" simplePos="0" relativeHeight="487592448" behindDoc="1" locked="0" layoutInCell="1" allowOverlap="1" wp14:anchorId="2A43D1F5" wp14:editId="06DA6C2A">
-                <wp:simplePos x="0" y="0"/>
-                <wp:positionH relativeFrom="page">
-                  <wp:posOffset>914717</wp:posOffset>
-                </wp:positionH>
-                <wp:positionV relativeFrom="paragraph">
-                  <wp:posOffset>476696</wp:posOffset>
-                </wp:positionV>
-                <wp:extent cx="6378575" cy="1270"/>
-                <wp:effectExtent l="0" t="0" r="0" b="0"/>
-                <wp:wrapTopAndBottom/>
-                <wp:docPr id="11" name="Graphic 11"/>
-                <wp:cNvGraphicFramePr>
-                  <a:graphicFrameLocks xmlns:a="http://schemas.openxmlformats.org/drawingml/2006/main"/>
-                </wp:cNvGraphicFramePr>
-                <a:graphic xmlns:a="http://schemas.openxmlformats.org/drawingml/2006/main">
-                  <a:graphicData uri="http://schemas.microsoft.com/office/word/2010/wordprocessingShape">
-                    <wps:wsp>
-                      <wps:cNvSpPr>
-                        <a:spLocks/>
-                      </wps:cNvSpPr>
-                      <wps:spPr>
-                        <a:xfrm>
-                          <a:off x="0" y="0"/>
-                          <a:ext cx="6378575" cy="1270"/>
-                        </a:xfrm>
-                        <a:custGeom>
-                          <a:avLst/>
-                          <a:gdLst/>
-                          <a:ahLst/>
-                          <a:cxnLst/>
-                          <a:rect l="l" t="t" r="r" b="b"/>
-                          <a:pathLst>
-                            <a:path w="6378575">
-                              <a:moveTo>
-                                <a:pt x="0" y="0"/>
-                              </a:moveTo>
-                              <a:lnTo>
-                                <a:pt x="6378397" y="0"/>
-                              </a:lnTo>
-                            </a:path>
-                          </a:pathLst>
-                        </a:custGeom>
-                        <a:ln w="11557">
-                          <a:solidFill>
-                            <a:srgbClr val="000000"/>
-                          </a:solidFill>
-                          <a:prstDash val="solid"/>
-                        </a:ln>
-                      </wps:spPr>
-                      <wps:bodyPr wrap="square" lIns="0" tIns="0" rIns="0" bIns="0" rtlCol="0">
-                        <a:prstTxWarp prst="textNoShape">
-                          <a:avLst/>
-                        </a:prstTxWarp>
-                        <a:noAutofit/>
-                      </wps:bodyPr>
-                    </wps:wsp>
-                  </a:graphicData>
-                </a:graphic>
-              </wp:anchor>
-            </w:drawing>
-          </mc:Choice>
-          <mc:Fallback xmlns:ve="http://schemas.openxmlformats.org/markup-compatibility/2006" xmlns:a="http://schemas.openxmlformats.org/drawingml/2006/main" xmlns:pic="http://schemas.openxmlformats.org/drawingml/2006/picture">
-            <w:pict>
-              <v:shape style="position:absolute;margin-left:72.025002pt;margin-top:37.535156pt;width:502.25pt;height:.1pt;mso-position-horizontal-relative:page;mso-position-vertical-relative:paragraph;z-index:-15724032;mso-wrap-distance-left:0;mso-wrap-distance-right:0" id="docshape9" coordorigin="1441,751" coordsize="10045,0" path="m1441,751l11485,751e" filled="false" stroked="true" strokeweight=".91pt" strokecolor="#000000">
-                <v:path arrowok="t"/>
-                <v:stroke dashstyle="solid"/>
-                <w10:wrap type="topAndBottom"/>
-              </v:shape>
-            </w:pict>
-          </mc:Fallback>
-        </mc:AlternateContent>
-      </w:r>
-      <w:r>
-        <w:rPr>
-          <w:noProof/>
-          <w:sz w:val="20"/>
-        </w:rPr>
-        <mc:AlternateContent>
-          <mc:Choice Requires="wps">
-            <w:drawing>
-              <wp:anchor distT="0" distB="0" distL="0" distR="0" simplePos="0" relativeHeight="487592960" behindDoc="1" locked="0" layoutInCell="1" allowOverlap="1" wp14:anchorId="047437AA" wp14:editId="79883545">
-                <wp:simplePos x="0" y="0"/>
-                <wp:positionH relativeFrom="page">
-                  <wp:posOffset>914717</wp:posOffset>
-                </wp:positionH>
-                <wp:positionV relativeFrom="paragraph">
-                  <wp:posOffset>727674</wp:posOffset>
-                </wp:positionV>
-                <wp:extent cx="6378575" cy="1270"/>
-                <wp:effectExtent l="0" t="0" r="0" b="0"/>
-                <wp:wrapTopAndBottom/>
-                <wp:docPr id="12" name="Graphic 12"/>
-                <wp:cNvGraphicFramePr>
-                  <a:graphicFrameLocks xmlns:a="http://schemas.openxmlformats.org/drawingml/2006/main"/>
-                </wp:cNvGraphicFramePr>
-                <a:graphic xmlns:a="http://schemas.openxmlformats.org/drawingml/2006/main">
-                  <a:graphicData uri="http://schemas.microsoft.com/office/word/2010/wordprocessingShape">
-                    <wps:wsp>
-                      <wps:cNvSpPr>
-                        <a:spLocks/>
-                      </wps:cNvSpPr>
-                      <wps:spPr>
-                        <a:xfrm>
-                          <a:off x="0" y="0"/>
-                          <a:ext cx="6378575" cy="1270"/>
-                        </a:xfrm>
-                        <a:custGeom>
-                          <a:avLst/>
-                          <a:gdLst/>
-                          <a:ahLst/>
-                          <a:cxnLst/>
-                          <a:rect l="l" t="t" r="r" b="b"/>
-                          <a:pathLst>
-                            <a:path w="6378575">
-                              <a:moveTo>
-                                <a:pt x="0" y="0"/>
-                              </a:moveTo>
-                              <a:lnTo>
-                                <a:pt x="6378397" y="0"/>
-                              </a:lnTo>
-                            </a:path>
-                          </a:pathLst>
-                        </a:custGeom>
-                        <a:ln w="11557">
-                          <a:solidFill>
-                            <a:srgbClr val="000000"/>
-                          </a:solidFill>
-                          <a:prstDash val="solid"/>
-                        </a:ln>
-                      </wps:spPr>
-                      <wps:bodyPr wrap="square" lIns="0" tIns="0" rIns="0" bIns="0" rtlCol="0">
-                        <a:prstTxWarp prst="textNoShape">
-                          <a:avLst/>
-                        </a:prstTxWarp>
-                        <a:noAutofit/>
-                      </wps:bodyPr>
-                    </wps:wsp>
-                  </a:graphicData>
-                </a:graphic>
-              </wp:anchor>
-            </w:drawing>
-          </mc:Choice>
-          <mc:Fallback xmlns:ve="http://schemas.openxmlformats.org/markup-compatibility/2006" xmlns:a="http://schemas.openxmlformats.org/drawingml/2006/main" xmlns:pic="http://schemas.openxmlformats.org/drawingml/2006/picture">
-            <w:pict>
-              <v:shape style="position:absolute;margin-left:72.025002pt;margin-top:57.297188pt;width:502.25pt;height:.1pt;mso-position-horizontal-relative:page;mso-position-vertical-relative:paragraph;z-index:-15723520;mso-wrap-distance-left:0;mso-wrap-distance-right:0" id="docshape10" coordorigin="1441,1146" coordsize="10045,0" path="m1441,1146l11485,1146e" filled="false" stroked="true" strokeweight=".91pt" strokecolor="#000000">
-                <v:path arrowok="t"/>
-                <v:stroke dashstyle="solid"/>
-                <w10:wrap type="topAndBottom"/>
-              </v:shape>
-            </w:pict>
-          </mc:Fallback>
-        </mc:AlternateContent>
-      </w:r>
-    </w:p>
-    <w:p>
-      <w:pPr>
-        <w:pStyle w:val="BodyText"/>
-        <w:spacing w:before="115"/>
-        <w:rPr>
-          <w:sz w:val="20"/>
-        </w:rPr>
-      </w:pPr>
-    </w:p>
-    <w:p>
-      <w:pPr>
-        <w:pStyle w:val="BodyText"/>
-        <w:spacing w:before="118"/>
-        <w:rPr>
-          <w:sz w:val="20"/>
-        </w:rPr>
-      </w:pPr>
-    </w:p>
-    <w:p>
-      <w:pPr>
-        <w:pStyle w:val="BodyText"/>
-        <w:rPr>
-          <w:sz w:val="20"/>
-        </w:rPr>
-        <w:sectPr>
-          <w:type w:val="continuous"/>
-          <w:pgSz w:w="12240" w:h="15840"/>
-          <w:pgMar w:top="2818" w:right="624" w:bottom="278" w:left="624" w:header="726" w:footer="0" w:gutter="0"/>
-          <w:pgBorders w:offsetFrom="page">
-            <w:top w:val="single" w:sz="4" w:space="24" w:color="auto"/>
-            <w:left w:val="single" w:sz="4" w:space="24" w:color="auto"/>
-            <w:bottom w:val="single" w:sz="4" w:space="24" w:color="auto"/>
-            <w:right w:val="single" w:sz="4" w:space="24" w:color="auto"/>
-          </w:pgBorders>
-          <w:cols w:space="720"/>
-        </w:sectPr>
-      </w:pPr>
+        <w:pStyle w:val="ListParagraph"/>
+        <w:widowControl/>
+        <w:numPr>
+          <w:ilvl w:val="0"/>
+          <w:numId w:val="5"/>
+        </w:numPr>
+        <w:autoSpaceDE/>
+        <w:autoSpaceDN/>
+        <w:spacing w:before="100" w:beforeAutospacing="1" w:after="100" w:afterAutospacing="1"/>
+        <w:rPr>
+          <w:rFonts w:ascii="Times New Roman" w:eastAsia="Times New Roman" w:hAnsi="Times New Roman" w:cs="Times New Roman"/>
+          <w:sz w:val="24"/>
+          <w:szCs w:val="24"/>
+          <w:lang w:val="en-IN"/>
+        </w:rPr>
+      </w:pPr>
+      <w:r>
+        <w:rPr>
+          <w:rFonts w:ascii="Times New Roman" w:eastAsia="Times New Roman" w:hAnsi="Times New Roman" w:cs="Times New Roman"/>
+          <w:bCs/>
+          <w:sz w:val="24"/>
+          <w:szCs w:val="24"/>
+          <w:lang w:val="en-IN"/>
+        </w:rPr>
+        <w:t>Limited diversity</w:t>
+      </w:r>
+      <w:r>
+        <w:rPr>
+          <w:rFonts w:ascii="Times New Roman" w:eastAsia="Times New Roman" w:hAnsi="Times New Roman" w:cs="Times New Roman"/>
+          <w:sz w:val="24"/>
+          <w:szCs w:val="24"/>
+          <w:lang w:val="en-IN"/>
+        </w:rPr>
+        <w:t xml:space="preserve"> </w:t>
+      </w:r>
+    </w:p>
+    <w:p>
+      <w:pPr>
+        <w:pStyle w:val="ListParagraph"/>
+        <w:widowControl/>
+        <w:numPr>
+          <w:ilvl w:val="0"/>
+          <w:numId w:val="5"/>
+        </w:numPr>
+        <w:autoSpaceDE/>
+        <w:autoSpaceDN/>
+        <w:spacing w:before="100" w:beforeAutospacing="1" w:after="100" w:afterAutospacing="1"/>
+        <w:rPr>
+          <w:rFonts w:ascii="Times New Roman" w:eastAsia="Times New Roman" w:hAnsi="Times New Roman" w:cs="Times New Roman"/>
+          <w:sz w:val="24"/>
+          <w:szCs w:val="24"/>
+          <w:lang w:val="en-IN"/>
+        </w:rPr>
+      </w:pPr>
+      <w:r>
+        <w:rPr>
+          <w:rFonts w:ascii="Times New Roman" w:eastAsia="Times New Roman" w:hAnsi="Times New Roman" w:cs="Times New Roman"/>
+          <w:bCs/>
+          <w:sz w:val="24"/>
+          <w:szCs w:val="24"/>
+          <w:lang w:val="en-IN"/>
+        </w:rPr>
+        <w:t>Cold-start problem for new users</w:t>
+      </w:r>
+      <w:r>
+        <w:rPr>
+          <w:rFonts w:ascii="Times New Roman" w:eastAsia="Times New Roman" w:hAnsi="Times New Roman" w:cs="Times New Roman"/>
+          <w:sz w:val="24"/>
+          <w:szCs w:val="24"/>
+          <w:lang w:val="en-IN"/>
+        </w:rPr>
+        <w:t xml:space="preserve"> </w:t>
+      </w:r>
+    </w:p>
+    <w:p>
+      <w:pPr>
+        <w:pStyle w:val="ListParagraph"/>
+        <w:widowControl/>
+        <w:numPr>
+          <w:ilvl w:val="0"/>
+          <w:numId w:val="5"/>
+        </w:numPr>
+        <w:autoSpaceDE/>
+        <w:autoSpaceDN/>
+        <w:spacing w:before="100" w:beforeAutospacing="1" w:after="100" w:afterAutospacing="1"/>
+        <w:rPr>
+          <w:rFonts w:ascii="Times New Roman" w:eastAsia="Times New Roman" w:hAnsi="Times New Roman" w:cs="Times New Roman"/>
+          <w:sz w:val="24"/>
+          <w:szCs w:val="24"/>
+          <w:lang w:val="en-IN"/>
+        </w:rPr>
+      </w:pPr>
+      <w:r>
+        <w:rPr>
+          <w:rFonts w:ascii="Times New Roman" w:eastAsia="Times New Roman" w:hAnsi="Times New Roman" w:cs="Times New Roman"/>
+          <w:sz w:val="24"/>
+          <w:szCs w:val="24"/>
+          <w:lang w:val="en-IN"/>
+        </w:rPr>
+        <w:t xml:space="preserve">Requires </w:t>
+      </w:r>
+      <w:r>
+        <w:rPr>
+          <w:rFonts w:ascii="Times New Roman" w:eastAsia="Times New Roman" w:hAnsi="Times New Roman" w:cs="Times New Roman"/>
+          <w:bCs/>
+          <w:sz w:val="24"/>
+          <w:szCs w:val="24"/>
+          <w:lang w:val="en-IN"/>
+        </w:rPr>
+        <w:t>feature extraction</w:t>
+      </w:r>
+      <w:r>
+        <w:rPr>
+          <w:rFonts w:ascii="Times New Roman" w:eastAsia="Times New Roman" w:hAnsi="Times New Roman" w:cs="Times New Roman"/>
+          <w:sz w:val="24"/>
+          <w:szCs w:val="24"/>
+          <w:lang w:val="en-IN"/>
+        </w:rPr>
+        <w:t xml:space="preserve"> </w:t>
+      </w:r>
+    </w:p>
+    <w:p>
+      <w:pPr>
+        <w:pStyle w:val="ListParagraph"/>
+        <w:widowControl/>
+        <w:numPr>
+          <w:ilvl w:val="0"/>
+          <w:numId w:val="5"/>
+        </w:numPr>
+        <w:autoSpaceDE/>
+        <w:autoSpaceDN/>
+        <w:spacing w:before="100" w:beforeAutospacing="1" w:after="100" w:afterAutospacing="1"/>
+        <w:rPr>
+          <w:rFonts w:ascii="Times New Roman" w:eastAsia="Times New Roman" w:hAnsi="Times New Roman" w:cs="Times New Roman"/>
+          <w:sz w:val="24"/>
+          <w:szCs w:val="24"/>
+          <w:lang w:val="en-IN"/>
+        </w:rPr>
+      </w:pPr>
+      <w:r>
+        <w:rPr>
+          <w:rFonts w:ascii="Times New Roman" w:eastAsia="Times New Roman" w:hAnsi="Times New Roman" w:cs="Times New Roman"/>
+          <w:sz w:val="24"/>
+          <w:szCs w:val="24"/>
+          <w:lang w:val="en-IN"/>
+        </w:rPr>
+        <w:t xml:space="preserve">Cannot easily capture </w:t>
+      </w:r>
+      <w:r>
+        <w:rPr>
+          <w:rFonts w:ascii="Times New Roman" w:eastAsia="Times New Roman" w:hAnsi="Times New Roman" w:cs="Times New Roman"/>
+          <w:bCs/>
+          <w:sz w:val="24"/>
+          <w:szCs w:val="24"/>
+          <w:lang w:val="en-IN"/>
+        </w:rPr>
+        <w:t>changing user interests</w:t>
+      </w:r>
+      <w:r>
+        <w:rPr>
+          <w:rFonts w:ascii="Times New Roman" w:eastAsia="Times New Roman" w:hAnsi="Times New Roman" w:cs="Times New Roman"/>
+          <w:sz w:val="24"/>
+          <w:szCs w:val="24"/>
+          <w:lang w:val="en-IN"/>
+        </w:rPr>
+        <w:t xml:space="preserve"> </w:t>
+      </w:r>
+    </w:p>
+    <w:p>
+      <w:pPr>
+        <w:pStyle w:val="ListParagraph"/>
+        <w:widowControl/>
+        <w:numPr>
+          <w:ilvl w:val="0"/>
+          <w:numId w:val="5"/>
+        </w:numPr>
+        <w:autoSpaceDE/>
+        <w:autoSpaceDN/>
+        <w:spacing w:before="100" w:beforeAutospacing="1" w:after="100" w:afterAutospacing="1"/>
+        <w:rPr>
+          <w:rFonts w:ascii="Times New Roman" w:eastAsia="Times New Roman" w:hAnsi="Times New Roman" w:cs="Times New Roman"/>
+          <w:sz w:val="24"/>
+          <w:szCs w:val="24"/>
+          <w:lang w:val="en-IN"/>
+        </w:rPr>
+      </w:pPr>
+      <w:r>
+        <w:rPr>
+          <w:rFonts w:ascii="Times New Roman" w:eastAsia="Times New Roman" w:hAnsi="Times New Roman" w:cs="Times New Roman"/>
+          <w:sz w:val="24"/>
+          <w:szCs w:val="24"/>
+          <w:lang w:val="en-IN"/>
+        </w:rPr>
+        <w:t xml:space="preserve">May lead to </w:t>
+      </w:r>
+      <w:r>
+        <w:rPr>
+          <w:rFonts w:ascii="Times New Roman" w:eastAsia="Times New Roman" w:hAnsi="Times New Roman" w:cs="Times New Roman"/>
+          <w:bCs/>
+          <w:sz w:val="24"/>
+          <w:szCs w:val="24"/>
+          <w:lang w:val="en-IN"/>
+        </w:rPr>
+        <w:t>over-specialization</w:t>
+      </w:r>
+      <w:r>
+        <w:rPr>
+          <w:rFonts w:ascii="Times New Roman" w:eastAsia="Times New Roman" w:hAnsi="Times New Roman" w:cs="Times New Roman"/>
+          <w:sz w:val="24"/>
+          <w:szCs w:val="24"/>
+          <w:lang w:val="en-IN"/>
+        </w:rPr>
+        <w:t xml:space="preserve"> </w:t>
+      </w:r>
     </w:p>
     <w:p>
       <w:pPr>
         <w:pStyle w:val="BodyText"/>
         <w:spacing w:before="305"/>
         <w:rPr>
+          <w:rFonts w:ascii="Times New Roman" w:hAnsi="Times New Roman" w:cs="Times New Roman"/>
+          <w:sz w:val="28"/>
+        </w:rPr>
+      </w:pPr>
+    </w:p>
+    <w:p>
+      <w:pPr>
+        <w:pStyle w:val="BodyText"/>
+        <w:spacing w:before="305"/>
+        <w:rPr>
+          <w:rFonts w:ascii="Times New Roman" w:hAnsi="Times New Roman" w:cs="Times New Roman"/>
           <w:sz w:val="28"/>
         </w:rPr>
       </w:pPr>
@@ -2541,6 +2735,7 @@
         </w:rPr>
       </w:pPr>
       <w:r>
+        <w:lastRenderedPageBreak/>
         <w:t>Program</w:t>
       </w:r>
       <w:r>
@@ -2561,100 +2756,1170 @@
         <w:pStyle w:val="BodyText"/>
         <w:spacing w:before="3"/>
         <w:ind w:left="360"/>
-      </w:pPr>
-      <w:r>
-        <w:lastRenderedPageBreak/>
-        <w:t>To</w:t>
-      </w:r>
-      <w:r>
-        <w:rPr>
-          <w:spacing w:val="-1"/>
-        </w:rPr>
-        <w:t xml:space="preserve"> </w:t>
-      </w:r>
-      <w:r>
-        <w:t>be</w:t>
-      </w:r>
-      <w:r>
-        <w:rPr>
-          <w:spacing w:val="-5"/>
-        </w:rPr>
-        <w:t xml:space="preserve"> </w:t>
-      </w:r>
-      <w:r>
-        <w:t>attached</w:t>
-      </w:r>
-      <w:r>
-        <w:rPr>
-          <w:spacing w:val="1"/>
-        </w:rPr>
-        <w:t xml:space="preserve"> </w:t>
-      </w:r>
-      <w:r>
-        <w:rPr>
-          <w:spacing w:val="-4"/>
-        </w:rPr>
-        <w:t>with</w:t>
-      </w:r>
-    </w:p>
-    <w:p>
-      <w:pPr>
-        <w:pStyle w:val="BodyText"/>
-        <w:spacing w:before="221"/>
-      </w:pPr>
-    </w:p>
-    <w:p>
-      <w:pPr>
-        <w:pStyle w:val="Heading1"/>
-        <w:rPr>
-          <w:u w:val="none"/>
-        </w:rPr>
-      </w:pPr>
-      <w:r>
-        <w:rPr>
-          <w:spacing w:val="-2"/>
-        </w:rPr>
-        <w:t>Results:</w:t>
-      </w:r>
+        <w:rPr>
+          <w:rFonts w:ascii="Times New Roman" w:hAnsi="Times New Roman" w:cs="Times New Roman"/>
+        </w:rPr>
+      </w:pPr>
+      <w:r>
+        <w:rPr>
+          <w:rFonts w:ascii="Times New Roman" w:hAnsi="Times New Roman" w:cs="Times New Roman"/>
+        </w:rPr>
+        <w:t xml:space="preserve">import pandas as </w:t>
+      </w:r>
+      <w:proofErr w:type="spellStart"/>
+      <w:r>
+        <w:rPr>
+          <w:rFonts w:ascii="Times New Roman" w:hAnsi="Times New Roman" w:cs="Times New Roman"/>
+        </w:rPr>
+        <w:t>pd</w:t>
+      </w:r>
+      <w:proofErr w:type="spellEnd"/>
     </w:p>
     <w:p>
       <w:pPr>
         <w:pStyle w:val="BodyText"/>
         <w:spacing w:before="3"/>
         <w:ind w:left="360"/>
-      </w:pPr>
-      <w:r>
-        <w:t>To</w:t>
-      </w:r>
-      <w:r>
-        <w:rPr>
-          <w:spacing w:val="-1"/>
-        </w:rPr>
-        <w:t xml:space="preserve"> </w:t>
-      </w:r>
-      <w:r>
-        <w:t>be</w:t>
-      </w:r>
-      <w:r>
-        <w:rPr>
-          <w:spacing w:val="-5"/>
-        </w:rPr>
-        <w:t xml:space="preserve"> </w:t>
-      </w:r>
-      <w:r>
-        <w:t>attached</w:t>
-      </w:r>
-      <w:r>
-        <w:rPr>
-          <w:spacing w:val="1"/>
-        </w:rPr>
-        <w:t xml:space="preserve"> </w:t>
-      </w:r>
-      <w:r>
-        <w:rPr>
-          <w:spacing w:val="-4"/>
-        </w:rPr>
-        <w:t>with</w:t>
+        <w:rPr>
+          <w:rFonts w:ascii="Times New Roman" w:hAnsi="Times New Roman" w:cs="Times New Roman"/>
+        </w:rPr>
+      </w:pPr>
+      <w:r>
+        <w:rPr>
+          <w:rFonts w:ascii="Times New Roman" w:hAnsi="Times New Roman" w:cs="Times New Roman"/>
+        </w:rPr>
+        <w:t xml:space="preserve">from </w:t>
+      </w:r>
+      <w:proofErr w:type="spellStart"/>
+      <w:proofErr w:type="gramStart"/>
+      <w:r>
+        <w:rPr>
+          <w:rFonts w:ascii="Times New Roman" w:hAnsi="Times New Roman" w:cs="Times New Roman"/>
+        </w:rPr>
+        <w:t>sklearn.feature</w:t>
+      </w:r>
+      <w:proofErr w:type="gramEnd"/>
+      <w:r>
+        <w:rPr>
+          <w:rFonts w:ascii="Times New Roman" w:hAnsi="Times New Roman" w:cs="Times New Roman"/>
+        </w:rPr>
+        <w:t>_extraction.text</w:t>
+      </w:r>
+      <w:proofErr w:type="spellEnd"/>
+      <w:r>
+        <w:rPr>
+          <w:rFonts w:ascii="Times New Roman" w:hAnsi="Times New Roman" w:cs="Times New Roman"/>
+        </w:rPr>
+        <w:t xml:space="preserve"> import </w:t>
+      </w:r>
+      <w:proofErr w:type="spellStart"/>
+      <w:r>
+        <w:rPr>
+          <w:rFonts w:ascii="Times New Roman" w:hAnsi="Times New Roman" w:cs="Times New Roman"/>
+        </w:rPr>
+        <w:t>TfidfVectorizer</w:t>
+      </w:r>
+      <w:proofErr w:type="spellEnd"/>
+    </w:p>
+    <w:p>
+      <w:pPr>
+        <w:pStyle w:val="BodyText"/>
+        <w:spacing w:before="3"/>
+        <w:ind w:left="360"/>
+        <w:rPr>
+          <w:rFonts w:ascii="Times New Roman" w:hAnsi="Times New Roman" w:cs="Times New Roman"/>
+        </w:rPr>
+      </w:pPr>
+      <w:r>
+        <w:rPr>
+          <w:rFonts w:ascii="Times New Roman" w:hAnsi="Times New Roman" w:cs="Times New Roman"/>
+        </w:rPr>
+        <w:t xml:space="preserve">from </w:t>
+      </w:r>
+      <w:proofErr w:type="spellStart"/>
+      <w:proofErr w:type="gramStart"/>
+      <w:r>
+        <w:rPr>
+          <w:rFonts w:ascii="Times New Roman" w:hAnsi="Times New Roman" w:cs="Times New Roman"/>
+        </w:rPr>
+        <w:t>sklearn.metrics</w:t>
+      </w:r>
+      <w:proofErr w:type="gramEnd"/>
+      <w:r>
+        <w:rPr>
+          <w:rFonts w:ascii="Times New Roman" w:hAnsi="Times New Roman" w:cs="Times New Roman"/>
+        </w:rPr>
+        <w:t>.pairwise</w:t>
+      </w:r>
+      <w:proofErr w:type="spellEnd"/>
+      <w:r>
+        <w:rPr>
+          <w:rFonts w:ascii="Times New Roman" w:hAnsi="Times New Roman" w:cs="Times New Roman"/>
+        </w:rPr>
+        <w:t xml:space="preserve"> import </w:t>
+      </w:r>
+      <w:proofErr w:type="spellStart"/>
+      <w:r>
+        <w:rPr>
+          <w:rFonts w:ascii="Times New Roman" w:hAnsi="Times New Roman" w:cs="Times New Roman"/>
+        </w:rPr>
+        <w:t>cosine_similarity</w:t>
+      </w:r>
+      <w:proofErr w:type="spellEnd"/>
+    </w:p>
+    <w:p>
+      <w:pPr>
+        <w:pStyle w:val="BodyText"/>
+        <w:spacing w:before="3"/>
+        <w:ind w:left="360"/>
+        <w:rPr>
+          <w:rFonts w:ascii="Times New Roman" w:hAnsi="Times New Roman" w:cs="Times New Roman"/>
+        </w:rPr>
+      </w:pPr>
+      <w:proofErr w:type="spellStart"/>
+      <w:r>
+        <w:rPr>
+          <w:rFonts w:ascii="Times New Roman" w:hAnsi="Times New Roman" w:cs="Times New Roman"/>
+        </w:rPr>
+        <w:t>df</w:t>
+      </w:r>
+      <w:proofErr w:type="spellEnd"/>
+      <w:r>
+        <w:rPr>
+          <w:rFonts w:ascii="Times New Roman" w:hAnsi="Times New Roman" w:cs="Times New Roman"/>
+        </w:rPr>
+        <w:t>=</w:t>
+      </w:r>
+      <w:proofErr w:type="spellStart"/>
+      <w:proofErr w:type="gramStart"/>
+      <w:r>
+        <w:rPr>
+          <w:rFonts w:ascii="Times New Roman" w:hAnsi="Times New Roman" w:cs="Times New Roman"/>
+        </w:rPr>
+        <w:t>pd.read</w:t>
+      </w:r>
+      <w:proofErr w:type="gramEnd"/>
+      <w:r>
+        <w:rPr>
+          <w:rFonts w:ascii="Times New Roman" w:hAnsi="Times New Roman" w:cs="Times New Roman"/>
+        </w:rPr>
+        <w:t>_csv</w:t>
+      </w:r>
+      <w:proofErr w:type="spellEnd"/>
+      <w:r>
+        <w:rPr>
+          <w:rFonts w:ascii="Times New Roman" w:hAnsi="Times New Roman" w:cs="Times New Roman"/>
+        </w:rPr>
+        <w:t>("/content/movies.csv")</w:t>
+      </w:r>
+    </w:p>
+    <w:p>
+      <w:pPr>
+        <w:pStyle w:val="BodyText"/>
+        <w:spacing w:before="3"/>
+        <w:ind w:left="360"/>
+        <w:rPr>
+          <w:rFonts w:ascii="Times New Roman" w:hAnsi="Times New Roman" w:cs="Times New Roman"/>
+        </w:rPr>
+      </w:pPr>
+      <w:r>
+        <w:rPr>
+          <w:rFonts w:ascii="Times New Roman" w:hAnsi="Times New Roman" w:cs="Times New Roman"/>
+        </w:rPr>
+        <w:t>#preprocessing step</w:t>
+      </w:r>
+    </w:p>
+    <w:p>
+      <w:pPr>
+        <w:pStyle w:val="BodyText"/>
+        <w:spacing w:before="3"/>
+        <w:ind w:left="360"/>
+        <w:rPr>
+          <w:rFonts w:ascii="Times New Roman" w:hAnsi="Times New Roman" w:cs="Times New Roman"/>
+        </w:rPr>
+      </w:pPr>
+      <w:proofErr w:type="spellStart"/>
+      <w:r>
+        <w:rPr>
+          <w:rFonts w:ascii="Times New Roman" w:hAnsi="Times New Roman" w:cs="Times New Roman"/>
+        </w:rPr>
+        <w:t>df</w:t>
+      </w:r>
+      <w:proofErr w:type="spellEnd"/>
+      <w:r>
+        <w:rPr>
+          <w:rFonts w:ascii="Times New Roman" w:hAnsi="Times New Roman" w:cs="Times New Roman"/>
+        </w:rPr>
+        <w:t>["genres</w:t>
+      </w:r>
+      <w:proofErr w:type="gramStart"/>
+      <w:r>
+        <w:rPr>
+          <w:rFonts w:ascii="Times New Roman" w:hAnsi="Times New Roman" w:cs="Times New Roman"/>
+        </w:rPr>
+        <w:t>"]=</w:t>
+      </w:r>
+      <w:proofErr w:type="spellStart"/>
+      <w:proofErr w:type="gramEnd"/>
+      <w:r>
+        <w:rPr>
+          <w:rFonts w:ascii="Times New Roman" w:hAnsi="Times New Roman" w:cs="Times New Roman"/>
+        </w:rPr>
+        <w:t>df</w:t>
+      </w:r>
+      <w:proofErr w:type="spellEnd"/>
+      <w:r>
+        <w:rPr>
+          <w:rFonts w:ascii="Times New Roman" w:hAnsi="Times New Roman" w:cs="Times New Roman"/>
+        </w:rPr>
+        <w:t>["genres"].</w:t>
+      </w:r>
+      <w:proofErr w:type="spellStart"/>
+      <w:r>
+        <w:rPr>
+          <w:rFonts w:ascii="Times New Roman" w:hAnsi="Times New Roman" w:cs="Times New Roman"/>
+        </w:rPr>
+        <w:t>fillna</w:t>
+      </w:r>
+      <w:proofErr w:type="spellEnd"/>
+      <w:r>
+        <w:rPr>
+          <w:rFonts w:ascii="Times New Roman" w:hAnsi="Times New Roman" w:cs="Times New Roman"/>
+        </w:rPr>
+        <w:t>("")</w:t>
+      </w:r>
+    </w:p>
+    <w:p>
+      <w:pPr>
+        <w:pStyle w:val="BodyText"/>
+        <w:spacing w:before="3"/>
+        <w:ind w:left="360"/>
+        <w:rPr>
+          <w:rFonts w:ascii="Times New Roman" w:hAnsi="Times New Roman" w:cs="Times New Roman"/>
+        </w:rPr>
+      </w:pPr>
+      <w:proofErr w:type="spellStart"/>
+      <w:r>
+        <w:rPr>
+          <w:rFonts w:ascii="Times New Roman" w:hAnsi="Times New Roman" w:cs="Times New Roman"/>
+        </w:rPr>
+        <w:t>df</w:t>
+      </w:r>
+      <w:proofErr w:type="spellEnd"/>
+      <w:r>
+        <w:rPr>
+          <w:rFonts w:ascii="Times New Roman" w:hAnsi="Times New Roman" w:cs="Times New Roman"/>
+        </w:rPr>
+        <w:t>["overview</w:t>
+      </w:r>
+      <w:proofErr w:type="gramStart"/>
+      <w:r>
+        <w:rPr>
+          <w:rFonts w:ascii="Times New Roman" w:hAnsi="Times New Roman" w:cs="Times New Roman"/>
+        </w:rPr>
+        <w:t>"]=</w:t>
+      </w:r>
+      <w:proofErr w:type="spellStart"/>
+      <w:proofErr w:type="gramEnd"/>
+      <w:r>
+        <w:rPr>
+          <w:rFonts w:ascii="Times New Roman" w:hAnsi="Times New Roman" w:cs="Times New Roman"/>
+        </w:rPr>
+        <w:t>df</w:t>
+      </w:r>
+      <w:proofErr w:type="spellEnd"/>
+      <w:r>
+        <w:rPr>
+          <w:rFonts w:ascii="Times New Roman" w:hAnsi="Times New Roman" w:cs="Times New Roman"/>
+        </w:rPr>
+        <w:t>["overview"].</w:t>
+      </w:r>
+      <w:proofErr w:type="spellStart"/>
+      <w:r>
+        <w:rPr>
+          <w:rFonts w:ascii="Times New Roman" w:hAnsi="Times New Roman" w:cs="Times New Roman"/>
+        </w:rPr>
+        <w:t>fillna</w:t>
+      </w:r>
+      <w:proofErr w:type="spellEnd"/>
+      <w:r>
+        <w:rPr>
+          <w:rFonts w:ascii="Times New Roman" w:hAnsi="Times New Roman" w:cs="Times New Roman"/>
+        </w:rPr>
+        <w:t>("")</w:t>
+      </w:r>
+    </w:p>
+    <w:p>
+      <w:pPr>
+        <w:pStyle w:val="BodyText"/>
+        <w:spacing w:before="3"/>
+        <w:ind w:left="360"/>
+        <w:rPr>
+          <w:rFonts w:ascii="Times New Roman" w:hAnsi="Times New Roman" w:cs="Times New Roman"/>
+        </w:rPr>
+      </w:pPr>
+      <w:proofErr w:type="spellStart"/>
+      <w:r>
+        <w:rPr>
+          <w:rFonts w:ascii="Times New Roman" w:hAnsi="Times New Roman" w:cs="Times New Roman"/>
+        </w:rPr>
+        <w:t>df</w:t>
+      </w:r>
+      <w:proofErr w:type="spellEnd"/>
+      <w:r>
+        <w:rPr>
+          <w:rFonts w:ascii="Times New Roman" w:hAnsi="Times New Roman" w:cs="Times New Roman"/>
+        </w:rPr>
+        <w:t>["content</w:t>
+      </w:r>
+      <w:proofErr w:type="gramStart"/>
+      <w:r>
+        <w:rPr>
+          <w:rFonts w:ascii="Times New Roman" w:hAnsi="Times New Roman" w:cs="Times New Roman"/>
+        </w:rPr>
+        <w:t>"]=</w:t>
+      </w:r>
+      <w:proofErr w:type="spellStart"/>
+      <w:proofErr w:type="gramEnd"/>
+      <w:r>
+        <w:rPr>
+          <w:rFonts w:ascii="Times New Roman" w:hAnsi="Times New Roman" w:cs="Times New Roman"/>
+        </w:rPr>
+        <w:t>df</w:t>
+      </w:r>
+      <w:proofErr w:type="spellEnd"/>
+      <w:r>
+        <w:rPr>
+          <w:rFonts w:ascii="Times New Roman" w:hAnsi="Times New Roman" w:cs="Times New Roman"/>
+        </w:rPr>
+        <w:t>["genres"]+" "+</w:t>
+      </w:r>
+      <w:proofErr w:type="spellStart"/>
+      <w:r>
+        <w:rPr>
+          <w:rFonts w:ascii="Times New Roman" w:hAnsi="Times New Roman" w:cs="Times New Roman"/>
+        </w:rPr>
+        <w:t>df</w:t>
+      </w:r>
+      <w:proofErr w:type="spellEnd"/>
+      <w:r>
+        <w:rPr>
+          <w:rFonts w:ascii="Times New Roman" w:hAnsi="Times New Roman" w:cs="Times New Roman"/>
+        </w:rPr>
+        <w:t>['overview']</w:t>
+      </w:r>
+    </w:p>
+    <w:p>
+      <w:pPr>
+        <w:pStyle w:val="BodyText"/>
+        <w:spacing w:before="3"/>
+        <w:ind w:left="360"/>
+        <w:rPr>
+          <w:rFonts w:ascii="Times New Roman" w:hAnsi="Times New Roman" w:cs="Times New Roman"/>
+        </w:rPr>
+      </w:pPr>
+      <w:r>
+        <w:rPr>
+          <w:rFonts w:ascii="Times New Roman" w:hAnsi="Times New Roman" w:cs="Times New Roman"/>
+        </w:rPr>
+        <w:t>#TF-IDF Vectorizer</w:t>
+      </w:r>
+    </w:p>
+    <w:p>
+      <w:pPr>
+        <w:pStyle w:val="BodyText"/>
+        <w:spacing w:before="3"/>
+        <w:ind w:left="360"/>
+        <w:rPr>
+          <w:rFonts w:ascii="Times New Roman" w:hAnsi="Times New Roman" w:cs="Times New Roman"/>
+        </w:rPr>
+      </w:pPr>
+      <w:proofErr w:type="spellStart"/>
+      <w:r>
+        <w:rPr>
+          <w:rFonts w:ascii="Times New Roman" w:hAnsi="Times New Roman" w:cs="Times New Roman"/>
+        </w:rPr>
+        <w:t>tfidf</w:t>
+      </w:r>
+      <w:proofErr w:type="spellEnd"/>
+      <w:r>
+        <w:rPr>
+          <w:rFonts w:ascii="Times New Roman" w:hAnsi="Times New Roman" w:cs="Times New Roman"/>
+        </w:rPr>
+        <w:t>=</w:t>
+      </w:r>
+      <w:proofErr w:type="spellStart"/>
+      <w:r>
+        <w:rPr>
+          <w:rFonts w:ascii="Times New Roman" w:hAnsi="Times New Roman" w:cs="Times New Roman"/>
+        </w:rPr>
+        <w:t>TfidfVectorizer</w:t>
+      </w:r>
+      <w:proofErr w:type="spellEnd"/>
+      <w:r>
+        <w:rPr>
+          <w:rFonts w:ascii="Times New Roman" w:hAnsi="Times New Roman" w:cs="Times New Roman"/>
+        </w:rPr>
+        <w:t>(</w:t>
+      </w:r>
+      <w:proofErr w:type="spellStart"/>
+      <w:r>
+        <w:rPr>
+          <w:rFonts w:ascii="Times New Roman" w:hAnsi="Times New Roman" w:cs="Times New Roman"/>
+        </w:rPr>
+        <w:t>stop_words</w:t>
+      </w:r>
+      <w:proofErr w:type="spellEnd"/>
+      <w:r>
+        <w:rPr>
+          <w:rFonts w:ascii="Times New Roman" w:hAnsi="Times New Roman" w:cs="Times New Roman"/>
+        </w:rPr>
+        <w:t>="</w:t>
+      </w:r>
+      <w:proofErr w:type="spellStart"/>
+      <w:r>
+        <w:rPr>
+          <w:rFonts w:ascii="Times New Roman" w:hAnsi="Times New Roman" w:cs="Times New Roman"/>
+        </w:rPr>
+        <w:t>english</w:t>
+      </w:r>
+      <w:proofErr w:type="spellEnd"/>
+      <w:r>
+        <w:rPr>
+          <w:rFonts w:ascii="Times New Roman" w:hAnsi="Times New Roman" w:cs="Times New Roman"/>
+        </w:rPr>
+        <w:t>")</w:t>
+      </w:r>
+    </w:p>
+    <w:p>
+      <w:pPr>
+        <w:pStyle w:val="BodyText"/>
+        <w:spacing w:before="3"/>
+        <w:ind w:left="360"/>
+        <w:rPr>
+          <w:rFonts w:ascii="Times New Roman" w:hAnsi="Times New Roman" w:cs="Times New Roman"/>
+        </w:rPr>
+      </w:pPr>
+      <w:proofErr w:type="spellStart"/>
+      <w:r>
+        <w:rPr>
+          <w:rFonts w:ascii="Times New Roman" w:hAnsi="Times New Roman" w:cs="Times New Roman"/>
+        </w:rPr>
+        <w:t>tfidf_matrix</w:t>
+      </w:r>
+      <w:proofErr w:type="spellEnd"/>
+      <w:r>
+        <w:rPr>
+          <w:rFonts w:ascii="Times New Roman" w:hAnsi="Times New Roman" w:cs="Times New Roman"/>
+        </w:rPr>
+        <w:t>=</w:t>
+      </w:r>
+      <w:proofErr w:type="spellStart"/>
+      <w:r>
+        <w:rPr>
+          <w:rFonts w:ascii="Times New Roman" w:hAnsi="Times New Roman" w:cs="Times New Roman"/>
+        </w:rPr>
+        <w:t>tfidf.fit_transform</w:t>
+      </w:r>
+      <w:proofErr w:type="spellEnd"/>
+      <w:r>
+        <w:rPr>
+          <w:rFonts w:ascii="Times New Roman" w:hAnsi="Times New Roman" w:cs="Times New Roman"/>
+        </w:rPr>
+        <w:t>(</w:t>
+      </w:r>
+      <w:proofErr w:type="spellStart"/>
+      <w:r>
+        <w:rPr>
+          <w:rFonts w:ascii="Times New Roman" w:hAnsi="Times New Roman" w:cs="Times New Roman"/>
+        </w:rPr>
+        <w:t>df</w:t>
+      </w:r>
+      <w:proofErr w:type="spellEnd"/>
+      <w:r>
+        <w:rPr>
+          <w:rFonts w:ascii="Times New Roman" w:hAnsi="Times New Roman" w:cs="Times New Roman"/>
+        </w:rPr>
+        <w:t>["content"])</w:t>
+      </w:r>
+    </w:p>
+    <w:p>
+      <w:pPr>
+        <w:pStyle w:val="BodyText"/>
+        <w:spacing w:before="3"/>
+        <w:ind w:left="360"/>
+        <w:rPr>
+          <w:rFonts w:ascii="Times New Roman" w:hAnsi="Times New Roman" w:cs="Times New Roman"/>
+        </w:rPr>
+      </w:pPr>
+      <w:proofErr w:type="spellStart"/>
+      <w:r>
+        <w:rPr>
+          <w:rFonts w:ascii="Times New Roman" w:hAnsi="Times New Roman" w:cs="Times New Roman"/>
+        </w:rPr>
+        <w:t>cosine_sim</w:t>
+      </w:r>
+      <w:proofErr w:type="spellEnd"/>
+      <w:r>
+        <w:rPr>
+          <w:rFonts w:ascii="Times New Roman" w:hAnsi="Times New Roman" w:cs="Times New Roman"/>
+        </w:rPr>
+        <w:t>=</w:t>
+      </w:r>
+      <w:proofErr w:type="spellStart"/>
+      <w:r>
+        <w:rPr>
+          <w:rFonts w:ascii="Times New Roman" w:hAnsi="Times New Roman" w:cs="Times New Roman"/>
+        </w:rPr>
+        <w:t>cosine_similarity</w:t>
+      </w:r>
+      <w:proofErr w:type="spellEnd"/>
+      <w:r>
+        <w:rPr>
+          <w:rFonts w:ascii="Times New Roman" w:hAnsi="Times New Roman" w:cs="Times New Roman"/>
+        </w:rPr>
+        <w:t>(</w:t>
+      </w:r>
+      <w:proofErr w:type="spellStart"/>
+      <w:r>
+        <w:rPr>
+          <w:rFonts w:ascii="Times New Roman" w:hAnsi="Times New Roman" w:cs="Times New Roman"/>
+        </w:rPr>
+        <w:t>tfidf_</w:t>
+      </w:r>
+      <w:proofErr w:type="gramStart"/>
+      <w:r>
+        <w:rPr>
+          <w:rFonts w:ascii="Times New Roman" w:hAnsi="Times New Roman" w:cs="Times New Roman"/>
+        </w:rPr>
+        <w:t>matrix,tfidf</w:t>
+      </w:r>
+      <w:proofErr w:type="gramEnd"/>
+      <w:r>
+        <w:rPr>
+          <w:rFonts w:ascii="Times New Roman" w:hAnsi="Times New Roman" w:cs="Times New Roman"/>
+        </w:rPr>
+        <w:t>_matrix</w:t>
+      </w:r>
+      <w:proofErr w:type="spellEnd"/>
+      <w:r>
+        <w:rPr>
+          <w:rFonts w:ascii="Times New Roman" w:hAnsi="Times New Roman" w:cs="Times New Roman"/>
+        </w:rPr>
+        <w:t>)</w:t>
+      </w:r>
+    </w:p>
+    <w:p>
+      <w:pPr>
+        <w:pStyle w:val="BodyText"/>
+        <w:spacing w:before="3"/>
+        <w:ind w:left="360"/>
+        <w:rPr>
+          <w:rFonts w:ascii="Times New Roman" w:hAnsi="Times New Roman" w:cs="Times New Roman"/>
+        </w:rPr>
+      </w:pPr>
+      <w:r>
+        <w:rPr>
+          <w:rFonts w:ascii="Times New Roman" w:hAnsi="Times New Roman" w:cs="Times New Roman"/>
+        </w:rPr>
+        <w:t>#</w:t>
+      </w:r>
+      <w:proofErr w:type="spellStart"/>
+      <w:r>
+        <w:rPr>
+          <w:rFonts w:ascii="Times New Roman" w:hAnsi="Times New Roman" w:cs="Times New Roman"/>
+        </w:rPr>
+        <w:t>droping</w:t>
+      </w:r>
+      <w:proofErr w:type="spellEnd"/>
+      <w:r>
+        <w:rPr>
+          <w:rFonts w:ascii="Times New Roman" w:hAnsi="Times New Roman" w:cs="Times New Roman"/>
+        </w:rPr>
+        <w:t xml:space="preserve"> the duplicates</w:t>
+      </w:r>
+    </w:p>
+    <w:p>
+      <w:pPr>
+        <w:pStyle w:val="BodyText"/>
+        <w:spacing w:before="3"/>
+        <w:ind w:left="360"/>
+        <w:rPr>
+          <w:rFonts w:ascii="Times New Roman" w:hAnsi="Times New Roman" w:cs="Times New Roman"/>
+        </w:rPr>
+      </w:pPr>
+      <w:r>
+        <w:rPr>
+          <w:rFonts w:ascii="Times New Roman" w:hAnsi="Times New Roman" w:cs="Times New Roman"/>
+        </w:rPr>
+        <w:t>indices=</w:t>
+      </w:r>
+      <w:proofErr w:type="gramStart"/>
+      <w:r>
+        <w:rPr>
+          <w:rFonts w:ascii="Times New Roman" w:hAnsi="Times New Roman" w:cs="Times New Roman"/>
+        </w:rPr>
+        <w:t>pd.Series</w:t>
+      </w:r>
+      <w:proofErr w:type="gramEnd"/>
+      <w:r>
+        <w:rPr>
+          <w:rFonts w:ascii="Times New Roman" w:hAnsi="Times New Roman" w:cs="Times New Roman"/>
+        </w:rPr>
+        <w:t>(df.index,index=df["original_title"]).drop_duplicates()</w:t>
+      </w:r>
+    </w:p>
+    <w:p>
+      <w:pPr>
+        <w:pStyle w:val="BodyText"/>
+        <w:spacing w:before="3"/>
+        <w:ind w:left="360"/>
+        <w:rPr>
+          <w:rFonts w:ascii="Times New Roman" w:hAnsi="Times New Roman" w:cs="Times New Roman"/>
+        </w:rPr>
+      </w:pPr>
+      <w:r>
+        <w:rPr>
+          <w:rFonts w:ascii="Times New Roman" w:hAnsi="Times New Roman" w:cs="Times New Roman"/>
+        </w:rPr>
+        <w:t xml:space="preserve">def </w:t>
+      </w:r>
+      <w:proofErr w:type="spellStart"/>
+      <w:r>
+        <w:rPr>
+          <w:rFonts w:ascii="Times New Roman" w:hAnsi="Times New Roman" w:cs="Times New Roman"/>
+        </w:rPr>
+        <w:t>recommendation_movie</w:t>
+      </w:r>
+      <w:proofErr w:type="spellEnd"/>
+      <w:r>
+        <w:rPr>
+          <w:rFonts w:ascii="Times New Roman" w:hAnsi="Times New Roman" w:cs="Times New Roman"/>
+        </w:rPr>
+        <w:t>(</w:t>
+      </w:r>
+      <w:proofErr w:type="spellStart"/>
+      <w:proofErr w:type="gramStart"/>
+      <w:r>
+        <w:rPr>
+          <w:rFonts w:ascii="Times New Roman" w:hAnsi="Times New Roman" w:cs="Times New Roman"/>
+        </w:rPr>
+        <w:t>title,topn</w:t>
+      </w:r>
+      <w:proofErr w:type="spellEnd"/>
+      <w:proofErr w:type="gramEnd"/>
+      <w:r>
+        <w:rPr>
+          <w:rFonts w:ascii="Times New Roman" w:hAnsi="Times New Roman" w:cs="Times New Roman"/>
+        </w:rPr>
+        <w:t>=5):</w:t>
+      </w:r>
+    </w:p>
+    <w:p>
+      <w:pPr>
+        <w:pStyle w:val="BodyText"/>
+        <w:spacing w:before="3"/>
+        <w:ind w:left="360"/>
+        <w:rPr>
+          <w:rFonts w:ascii="Times New Roman" w:hAnsi="Times New Roman" w:cs="Times New Roman"/>
+        </w:rPr>
+      </w:pPr>
+      <w:r>
+        <w:rPr>
+          <w:rFonts w:ascii="Times New Roman" w:hAnsi="Times New Roman" w:cs="Times New Roman"/>
+        </w:rPr>
+        <w:t xml:space="preserve">  if title not in indices:</w:t>
+      </w:r>
+    </w:p>
+    <w:p>
+      <w:pPr>
+        <w:pStyle w:val="BodyText"/>
+        <w:spacing w:before="3"/>
+        <w:ind w:left="360"/>
+        <w:rPr>
+          <w:rFonts w:ascii="Times New Roman" w:hAnsi="Times New Roman" w:cs="Times New Roman"/>
+        </w:rPr>
+      </w:pPr>
+      <w:r>
+        <w:rPr>
+          <w:rFonts w:ascii="Times New Roman" w:hAnsi="Times New Roman" w:cs="Times New Roman"/>
+        </w:rPr>
+        <w:t xml:space="preserve">    return "Movie is not found!"</w:t>
+      </w:r>
+    </w:p>
+    <w:p>
+      <w:pPr>
+        <w:pStyle w:val="BodyText"/>
+        <w:spacing w:before="3"/>
+        <w:ind w:left="360"/>
+        <w:rPr>
+          <w:rFonts w:ascii="Times New Roman" w:hAnsi="Times New Roman" w:cs="Times New Roman"/>
+        </w:rPr>
+      </w:pPr>
+      <w:r>
+        <w:rPr>
+          <w:rFonts w:ascii="Times New Roman" w:hAnsi="Times New Roman" w:cs="Times New Roman"/>
+        </w:rPr>
+        <w:t xml:space="preserve">  </w:t>
+      </w:r>
+      <w:proofErr w:type="spellStart"/>
+      <w:r>
+        <w:rPr>
+          <w:rFonts w:ascii="Times New Roman" w:hAnsi="Times New Roman" w:cs="Times New Roman"/>
+        </w:rPr>
+        <w:t>idx</w:t>
+      </w:r>
+      <w:proofErr w:type="spellEnd"/>
+      <w:r>
+        <w:rPr>
+          <w:rFonts w:ascii="Times New Roman" w:hAnsi="Times New Roman" w:cs="Times New Roman"/>
+        </w:rPr>
+        <w:t>=indices[title]</w:t>
+      </w:r>
+    </w:p>
+    <w:p>
+      <w:pPr>
+        <w:pStyle w:val="BodyText"/>
+        <w:spacing w:before="3"/>
+        <w:ind w:left="360"/>
+        <w:rPr>
+          <w:rFonts w:ascii="Times New Roman" w:hAnsi="Times New Roman" w:cs="Times New Roman"/>
+        </w:rPr>
+      </w:pPr>
+      <w:r>
+        <w:rPr>
+          <w:rFonts w:ascii="Times New Roman" w:hAnsi="Times New Roman" w:cs="Times New Roman"/>
+        </w:rPr>
+        <w:t xml:space="preserve">  </w:t>
+      </w:r>
+      <w:proofErr w:type="spellStart"/>
+      <w:r>
+        <w:rPr>
+          <w:rFonts w:ascii="Times New Roman" w:hAnsi="Times New Roman" w:cs="Times New Roman"/>
+        </w:rPr>
+        <w:t>sim_scores</w:t>
+      </w:r>
+      <w:proofErr w:type="spellEnd"/>
+      <w:r>
+        <w:rPr>
+          <w:rFonts w:ascii="Times New Roman" w:hAnsi="Times New Roman" w:cs="Times New Roman"/>
+        </w:rPr>
+        <w:t>=list(enumerate(</w:t>
+      </w:r>
+      <w:proofErr w:type="spellStart"/>
+      <w:r>
+        <w:rPr>
+          <w:rFonts w:ascii="Times New Roman" w:hAnsi="Times New Roman" w:cs="Times New Roman"/>
+        </w:rPr>
+        <w:t>cosine_sim</w:t>
+      </w:r>
+      <w:proofErr w:type="spellEnd"/>
+      <w:r>
+        <w:rPr>
+          <w:rFonts w:ascii="Times New Roman" w:hAnsi="Times New Roman" w:cs="Times New Roman"/>
+        </w:rPr>
+        <w:t>[</w:t>
+      </w:r>
+      <w:proofErr w:type="spellStart"/>
+      <w:r>
+        <w:rPr>
+          <w:rFonts w:ascii="Times New Roman" w:hAnsi="Times New Roman" w:cs="Times New Roman"/>
+        </w:rPr>
+        <w:t>idx</w:t>
+      </w:r>
+      <w:proofErr w:type="spellEnd"/>
+      <w:r>
+        <w:rPr>
+          <w:rFonts w:ascii="Times New Roman" w:hAnsi="Times New Roman" w:cs="Times New Roman"/>
+        </w:rPr>
+        <w:t>]))</w:t>
+      </w:r>
+    </w:p>
+    <w:p>
+      <w:pPr>
+        <w:pStyle w:val="BodyText"/>
+        <w:spacing w:before="3"/>
+        <w:ind w:left="360"/>
+        <w:rPr>
+          <w:rFonts w:ascii="Times New Roman" w:hAnsi="Times New Roman" w:cs="Times New Roman"/>
+        </w:rPr>
+      </w:pPr>
+      <w:r>
+        <w:rPr>
+          <w:rFonts w:ascii="Times New Roman" w:hAnsi="Times New Roman" w:cs="Times New Roman"/>
+        </w:rPr>
+        <w:t xml:space="preserve">  </w:t>
+      </w:r>
+      <w:proofErr w:type="spellStart"/>
+      <w:r>
+        <w:rPr>
+          <w:rFonts w:ascii="Times New Roman" w:hAnsi="Times New Roman" w:cs="Times New Roman"/>
+        </w:rPr>
+        <w:t>sim_scores</w:t>
+      </w:r>
+      <w:proofErr w:type="spellEnd"/>
+      <w:r>
+        <w:rPr>
+          <w:rFonts w:ascii="Times New Roman" w:hAnsi="Times New Roman" w:cs="Times New Roman"/>
+        </w:rPr>
+        <w:t>=</w:t>
+      </w:r>
+      <w:proofErr w:type="gramStart"/>
+      <w:r>
+        <w:rPr>
+          <w:rFonts w:ascii="Times New Roman" w:hAnsi="Times New Roman" w:cs="Times New Roman"/>
+        </w:rPr>
+        <w:t>sorted(</w:t>
+      </w:r>
+      <w:proofErr w:type="spellStart"/>
+      <w:proofErr w:type="gramEnd"/>
+      <w:r>
+        <w:rPr>
+          <w:rFonts w:ascii="Times New Roman" w:hAnsi="Times New Roman" w:cs="Times New Roman"/>
+        </w:rPr>
+        <w:t>sim_scores,key</w:t>
+      </w:r>
+      <w:proofErr w:type="spellEnd"/>
+      <w:r>
+        <w:rPr>
+          <w:rFonts w:ascii="Times New Roman" w:hAnsi="Times New Roman" w:cs="Times New Roman"/>
+        </w:rPr>
+        <w:t xml:space="preserve">=lambda </w:t>
+      </w:r>
+      <w:proofErr w:type="spellStart"/>
+      <w:r>
+        <w:rPr>
+          <w:rFonts w:ascii="Times New Roman" w:hAnsi="Times New Roman" w:cs="Times New Roman"/>
+        </w:rPr>
+        <w:t>x:x</w:t>
+      </w:r>
+      <w:proofErr w:type="spellEnd"/>
+      <w:r>
+        <w:rPr>
+          <w:rFonts w:ascii="Times New Roman" w:hAnsi="Times New Roman" w:cs="Times New Roman"/>
+        </w:rPr>
+        <w:t>[1],reverse=True)</w:t>
+      </w:r>
+    </w:p>
+    <w:p>
+      <w:pPr>
+        <w:pStyle w:val="BodyText"/>
+        <w:spacing w:before="3"/>
+        <w:ind w:left="360"/>
+        <w:rPr>
+          <w:rFonts w:ascii="Times New Roman" w:hAnsi="Times New Roman" w:cs="Times New Roman"/>
+        </w:rPr>
+      </w:pPr>
+      <w:r>
+        <w:rPr>
+          <w:rFonts w:ascii="Times New Roman" w:hAnsi="Times New Roman" w:cs="Times New Roman"/>
+        </w:rPr>
+        <w:t xml:space="preserve">  </w:t>
+      </w:r>
+      <w:proofErr w:type="spellStart"/>
+      <w:r>
+        <w:rPr>
+          <w:rFonts w:ascii="Times New Roman" w:hAnsi="Times New Roman" w:cs="Times New Roman"/>
+        </w:rPr>
+        <w:t>sim_scores</w:t>
+      </w:r>
+      <w:proofErr w:type="spellEnd"/>
+      <w:r>
+        <w:rPr>
+          <w:rFonts w:ascii="Times New Roman" w:hAnsi="Times New Roman" w:cs="Times New Roman"/>
+        </w:rPr>
+        <w:t>=</w:t>
+      </w:r>
+      <w:proofErr w:type="spellStart"/>
+      <w:r>
+        <w:rPr>
+          <w:rFonts w:ascii="Times New Roman" w:hAnsi="Times New Roman" w:cs="Times New Roman"/>
+        </w:rPr>
+        <w:t>sim_scores</w:t>
+      </w:r>
+      <w:proofErr w:type="spellEnd"/>
+      <w:r>
+        <w:rPr>
+          <w:rFonts w:ascii="Times New Roman" w:hAnsi="Times New Roman" w:cs="Times New Roman"/>
+        </w:rPr>
+        <w:t>[</w:t>
+      </w:r>
+      <w:proofErr w:type="gramStart"/>
+      <w:r>
+        <w:rPr>
+          <w:rFonts w:ascii="Times New Roman" w:hAnsi="Times New Roman" w:cs="Times New Roman"/>
+        </w:rPr>
+        <w:t>1:topn</w:t>
+      </w:r>
+      <w:proofErr w:type="gramEnd"/>
+      <w:r>
+        <w:rPr>
+          <w:rFonts w:ascii="Times New Roman" w:hAnsi="Times New Roman" w:cs="Times New Roman"/>
+        </w:rPr>
+        <w:t>+1]</w:t>
+      </w:r>
+    </w:p>
+    <w:p>
+      <w:pPr>
+        <w:pStyle w:val="BodyText"/>
+        <w:spacing w:before="3"/>
+        <w:ind w:left="360"/>
+        <w:rPr>
+          <w:rFonts w:ascii="Times New Roman" w:hAnsi="Times New Roman" w:cs="Times New Roman"/>
+        </w:rPr>
+      </w:pPr>
+      <w:r>
+        <w:rPr>
+          <w:rFonts w:ascii="Times New Roman" w:hAnsi="Times New Roman" w:cs="Times New Roman"/>
+        </w:rPr>
+        <w:t xml:space="preserve">  </w:t>
+      </w:r>
+      <w:proofErr w:type="spellStart"/>
+      <w:r>
+        <w:rPr>
+          <w:rFonts w:ascii="Times New Roman" w:hAnsi="Times New Roman" w:cs="Times New Roman"/>
+        </w:rPr>
+        <w:t>movie_indices</w:t>
+      </w:r>
+      <w:proofErr w:type="spellEnd"/>
+      <w:r>
+        <w:rPr>
+          <w:rFonts w:ascii="Times New Roman" w:hAnsi="Times New Roman" w:cs="Times New Roman"/>
+        </w:rPr>
+        <w:t>=[</w:t>
+      </w:r>
+      <w:proofErr w:type="spellStart"/>
+      <w:proofErr w:type="gramStart"/>
+      <w:r>
+        <w:rPr>
+          <w:rFonts w:ascii="Times New Roman" w:hAnsi="Times New Roman" w:cs="Times New Roman"/>
+        </w:rPr>
+        <w:t>i</w:t>
+      </w:r>
+      <w:proofErr w:type="spellEnd"/>
+      <w:r>
+        <w:rPr>
+          <w:rFonts w:ascii="Times New Roman" w:hAnsi="Times New Roman" w:cs="Times New Roman"/>
+        </w:rPr>
+        <w:t>[</w:t>
+      </w:r>
+      <w:proofErr w:type="gramEnd"/>
+      <w:r>
+        <w:rPr>
+          <w:rFonts w:ascii="Times New Roman" w:hAnsi="Times New Roman" w:cs="Times New Roman"/>
+        </w:rPr>
+        <w:t xml:space="preserve">0] for </w:t>
+      </w:r>
+      <w:proofErr w:type="spellStart"/>
+      <w:r>
+        <w:rPr>
+          <w:rFonts w:ascii="Times New Roman" w:hAnsi="Times New Roman" w:cs="Times New Roman"/>
+        </w:rPr>
+        <w:t>i</w:t>
+      </w:r>
+      <w:proofErr w:type="spellEnd"/>
+      <w:r>
+        <w:rPr>
+          <w:rFonts w:ascii="Times New Roman" w:hAnsi="Times New Roman" w:cs="Times New Roman"/>
+        </w:rPr>
+        <w:t xml:space="preserve"> in </w:t>
+      </w:r>
+      <w:proofErr w:type="spellStart"/>
+      <w:r>
+        <w:rPr>
+          <w:rFonts w:ascii="Times New Roman" w:hAnsi="Times New Roman" w:cs="Times New Roman"/>
+        </w:rPr>
+        <w:t>sim_scores</w:t>
+      </w:r>
+      <w:proofErr w:type="spellEnd"/>
+      <w:r>
+        <w:rPr>
+          <w:rFonts w:ascii="Times New Roman" w:hAnsi="Times New Roman" w:cs="Times New Roman"/>
+        </w:rPr>
+        <w:t>]</w:t>
+      </w:r>
+    </w:p>
+    <w:p>
+      <w:pPr>
+        <w:pStyle w:val="BodyText"/>
+        <w:spacing w:before="3"/>
+        <w:ind w:left="360"/>
+        <w:rPr>
+          <w:rFonts w:ascii="Times New Roman" w:hAnsi="Times New Roman" w:cs="Times New Roman"/>
+        </w:rPr>
+      </w:pPr>
+      <w:r>
+        <w:rPr>
+          <w:rFonts w:ascii="Times New Roman" w:hAnsi="Times New Roman" w:cs="Times New Roman"/>
+        </w:rPr>
+        <w:t xml:space="preserve">  return </w:t>
+      </w:r>
+      <w:proofErr w:type="spellStart"/>
+      <w:r>
+        <w:rPr>
+          <w:rFonts w:ascii="Times New Roman" w:hAnsi="Times New Roman" w:cs="Times New Roman"/>
+        </w:rPr>
+        <w:t>df</w:t>
+      </w:r>
+      <w:proofErr w:type="spellEnd"/>
+      <w:r>
+        <w:rPr>
+          <w:rFonts w:ascii="Times New Roman" w:hAnsi="Times New Roman" w:cs="Times New Roman"/>
+        </w:rPr>
+        <w:t>["</w:t>
+      </w:r>
+      <w:proofErr w:type="spellStart"/>
+      <w:r>
+        <w:rPr>
+          <w:rFonts w:ascii="Times New Roman" w:hAnsi="Times New Roman" w:cs="Times New Roman"/>
+        </w:rPr>
+        <w:t>original_title</w:t>
+      </w:r>
+      <w:proofErr w:type="spellEnd"/>
+      <w:r>
+        <w:rPr>
+          <w:rFonts w:ascii="Times New Roman" w:hAnsi="Times New Roman" w:cs="Times New Roman"/>
+        </w:rPr>
+        <w:t>"</w:t>
+      </w:r>
+      <w:proofErr w:type="gramStart"/>
+      <w:r>
+        <w:rPr>
+          <w:rFonts w:ascii="Times New Roman" w:hAnsi="Times New Roman" w:cs="Times New Roman"/>
+        </w:rPr>
+        <w:t>].</w:t>
+      </w:r>
+      <w:proofErr w:type="spellStart"/>
+      <w:r>
+        <w:rPr>
+          <w:rFonts w:ascii="Times New Roman" w:hAnsi="Times New Roman" w:cs="Times New Roman"/>
+        </w:rPr>
+        <w:t>iloc</w:t>
+      </w:r>
+      <w:proofErr w:type="spellEnd"/>
+      <w:proofErr w:type="gramEnd"/>
+      <w:r>
+        <w:rPr>
+          <w:rFonts w:ascii="Times New Roman" w:hAnsi="Times New Roman" w:cs="Times New Roman"/>
+        </w:rPr>
+        <w:t>[</w:t>
+      </w:r>
+      <w:proofErr w:type="spellStart"/>
+      <w:r>
+        <w:rPr>
+          <w:rFonts w:ascii="Times New Roman" w:hAnsi="Times New Roman" w:cs="Times New Roman"/>
+        </w:rPr>
+        <w:t>movie_indices</w:t>
+      </w:r>
+      <w:proofErr w:type="spellEnd"/>
+      <w:r>
+        <w:rPr>
+          <w:rFonts w:ascii="Times New Roman" w:hAnsi="Times New Roman" w:cs="Times New Roman"/>
+        </w:rPr>
+        <w:t>]</w:t>
+      </w:r>
+    </w:p>
+    <w:p>
+      <w:pPr>
+        <w:pStyle w:val="BodyText"/>
+        <w:spacing w:before="3"/>
+        <w:ind w:left="360"/>
+        <w:rPr>
+          <w:rFonts w:ascii="Times New Roman" w:hAnsi="Times New Roman" w:cs="Times New Roman"/>
+        </w:rPr>
+      </w:pPr>
+      <w:proofErr w:type="spellStart"/>
+      <w:r>
+        <w:rPr>
+          <w:rFonts w:ascii="Times New Roman" w:hAnsi="Times New Roman" w:cs="Times New Roman"/>
+        </w:rPr>
+        <w:t>recommendation_movie</w:t>
+      </w:r>
+      <w:proofErr w:type="spellEnd"/>
+      <w:r>
+        <w:rPr>
+          <w:rFonts w:ascii="Times New Roman" w:hAnsi="Times New Roman" w:cs="Times New Roman"/>
+        </w:rPr>
+        <w:t>("Inception")</w:t>
+      </w:r>
+    </w:p>
+    <w:p>
+      <w:pPr>
+        <w:pStyle w:val="BodyText"/>
+        <w:spacing w:before="3"/>
+        <w:ind w:left="360"/>
+        <w:rPr>
+          <w:rFonts w:ascii="Times New Roman" w:hAnsi="Times New Roman" w:cs="Times New Roman"/>
+        </w:rPr>
+      </w:pPr>
+    </w:p>
+    <w:p>
+      <w:pPr>
+        <w:pStyle w:val="Heading1"/>
+        <w:rPr>
+          <w:spacing w:val="-2"/>
+        </w:rPr>
+      </w:pPr>
+      <w:r>
+        <w:rPr>
+          <w:spacing w:val="-2"/>
+        </w:rPr>
+        <w:t>Results:</w:t>
+      </w:r>
+    </w:p>
+    <w:p>
+      <w:pPr>
+        <w:pStyle w:val="Heading1"/>
+        <w:rPr>
+          <w:u w:val="none"/>
+        </w:rPr>
+      </w:pPr>
+      <w:r>
+        <w:rPr>
+          <w:noProof/>
+          <w:u w:val="none"/>
+        </w:rPr>
+        <w:drawing>
+          <wp:inline distT="0" distB="0" distL="0" distR="0" wp14:anchorId="42E22A48" wp14:editId="1E08C531">
+            <wp:extent cx="6429154" cy="1670685"/>
+            <wp:effectExtent l="0" t="0" r="0" b="5715"/>
+            <wp:docPr id="17" name="Picture 17"/>
+            <wp:cNvGraphicFramePr>
+              <a:graphicFrameLocks xmlns:a="http://schemas.openxmlformats.org/drawingml/2006/main" noChangeAspect="1"/>
+            </wp:cNvGraphicFramePr>
+            <a:graphic xmlns:a="http://schemas.openxmlformats.org/drawingml/2006/main">
+              <a:graphicData uri="http://schemas.openxmlformats.org/drawingml/2006/picture">
+                <pic:pic xmlns:pic="http://schemas.openxmlformats.org/drawingml/2006/picture">
+                  <pic:nvPicPr>
+                    <pic:cNvPr id="17" name="Screenshot 2026-04-02 at 1.15.49 PM.png"/>
+                    <pic:cNvPicPr/>
+                  </pic:nvPicPr>
+                  <pic:blipFill>
+                    <a:blip r:embed="rId9" cstate="print">
+                      <a:extLst>
+                        <a:ext uri="{28A0092B-C50C-407E-A947-70E740481C1C}">
+                          <a14:useLocalDpi xmlns:a14="http://schemas.microsoft.com/office/drawing/2010/main" val="0"/>
+                        </a:ext>
+                      </a:extLst>
+                    </a:blip>
+                    <a:stretch>
+                      <a:fillRect/>
+                    </a:stretch>
+                  </pic:blipFill>
+                  <pic:spPr>
+                    <a:xfrm>
+                      <a:off x="0" y="0"/>
+                      <a:ext cx="6432454" cy="1671543"/>
+                    </a:xfrm>
+                    <a:prstGeom prst="rect">
+                      <a:avLst/>
+                    </a:prstGeom>
+                  </pic:spPr>
+                </pic:pic>
+              </a:graphicData>
+            </a:graphic>
+          </wp:inline>
+        </w:drawing>
       </w:r>
     </w:p>
     <w:p>
@@ -2662,103 +3927,55 @@
         <w:pStyle w:val="Heading1"/>
         <w:spacing w:before="290"/>
         <w:rPr>
+          <w:b w:val="0"/>
+          <w:spacing w:val="-2"/>
           <w:u w:val="none"/>
         </w:rPr>
       </w:pPr>
+      <w:proofErr w:type="gramStart"/>
       <w:r>
         <w:rPr>
           <w:spacing w:val="-2"/>
         </w:rPr>
         <w:t>Observation:</w:t>
       </w:r>
-    </w:p>
-    <w:p>
-      <w:pPr>
-        <w:pStyle w:val="BodyText"/>
-        <w:rPr>
-          <w:rFonts w:ascii="Times New Roman"/>
-          <w:b/>
-          <w:sz w:val="28"/>
-        </w:rPr>
-      </w:pPr>
-    </w:p>
-    <w:p>
-      <w:pPr>
-        <w:pStyle w:val="BodyText"/>
-        <w:rPr>
-          <w:rFonts w:ascii="Times New Roman"/>
-          <w:b/>
-          <w:sz w:val="28"/>
-        </w:rPr>
-      </w:pPr>
-    </w:p>
-    <w:p>
-      <w:pPr>
-        <w:pStyle w:val="BodyText"/>
-        <w:rPr>
-          <w:rFonts w:ascii="Times New Roman"/>
-          <w:b/>
-          <w:sz w:val="28"/>
-        </w:rPr>
-      </w:pPr>
-    </w:p>
-    <w:p>
-      <w:pPr>
-        <w:pStyle w:val="BodyText"/>
-        <w:rPr>
-          <w:rFonts w:ascii="Times New Roman"/>
-          <w:b/>
-          <w:sz w:val="28"/>
-        </w:rPr>
-      </w:pPr>
-    </w:p>
-    <w:p>
-      <w:pPr>
-        <w:pStyle w:val="BodyText"/>
-        <w:rPr>
-          <w:rFonts w:ascii="Times New Roman"/>
-          <w:b/>
-          <w:sz w:val="28"/>
-        </w:rPr>
-      </w:pPr>
-    </w:p>
-    <w:p>
-      <w:pPr>
-        <w:pStyle w:val="BodyText"/>
-        <w:rPr>
-          <w:rFonts w:ascii="Times New Roman"/>
-          <w:b/>
-          <w:sz w:val="28"/>
-        </w:rPr>
-      </w:pPr>
-    </w:p>
-    <w:p>
-      <w:pPr>
-        <w:pStyle w:val="BodyText"/>
-        <w:rPr>
-          <w:rFonts w:ascii="Times New Roman"/>
-          <w:b/>
-          <w:sz w:val="28"/>
-        </w:rPr>
-      </w:pPr>
-    </w:p>
-    <w:p>
-      <w:pPr>
-        <w:pStyle w:val="BodyText"/>
-        <w:rPr>
-          <w:rFonts w:ascii="Times New Roman"/>
-          <w:b/>
-          <w:sz w:val="28"/>
-        </w:rPr>
-      </w:pPr>
-    </w:p>
-    <w:p>
-      <w:pPr>
-        <w:pStyle w:val="BodyText"/>
-        <w:rPr>
-          <w:rFonts w:ascii="Times New Roman"/>
-          <w:b/>
-          <w:sz w:val="28"/>
+      <w:r>
+        <w:rPr>
+          <w:b w:val="0"/>
+          <w:sz w:val="24"/>
+          <w:szCs w:val="24"/>
+          <w:u w:val="none"/>
+          <w:lang w:val="en-IN"/>
+        </w:rPr>
+        <w:t>We</w:t>
+      </w:r>
+      <w:proofErr w:type="gramEnd"/>
+      <w:r>
+        <w:rPr>
+          <w:b w:val="0"/>
+          <w:sz w:val="24"/>
+          <w:szCs w:val="24"/>
+          <w:u w:val="none"/>
+          <w:lang w:val="en-IN"/>
+        </w:rPr>
+        <w:t xml:space="preserve"> learned this experiment to recommend items using a content-based filtering approach based on item features like genres and overview. The system uses TF-IDF and cosine similarity to find similar items and provide personalized recommendations. The results show that recommendations are relevant but mostly similar in nature.</w:t>
+      </w:r>
+    </w:p>
+    <w:p>
+      <w:pPr>
+        <w:pStyle w:val="Heading1"/>
+        <w:spacing w:before="290"/>
+        <w:rPr>
+          <w:u w:val="none"/>
+        </w:rPr>
+      </w:pPr>
+    </w:p>
+    <w:p>
+      <w:pPr>
+        <w:pStyle w:val="Heading1"/>
+        <w:spacing w:before="290"/>
+        <w:rPr>
+          <w:u w:val="none"/>
         </w:rPr>
       </w:pPr>
     </w:p>
@@ -2767,7 +3984,7 @@
         <w:pStyle w:val="BodyText"/>
         <w:spacing w:before="3"/>
         <w:rPr>
-          <w:rFonts w:ascii="Times New Roman"/>
+          <w:rFonts w:ascii="Times New Roman" w:hAnsi="Times New Roman" w:cs="Times New Roman"/>
           <w:b/>
           <w:sz w:val="28"/>
         </w:rPr>
@@ -2777,14 +3994,14 @@
       <w:pPr>
         <w:ind w:left="360"/>
         <w:rPr>
-          <w:rFonts w:ascii="Times New Roman"/>
           <w:b/>
-          <w:sz w:val="28"/>
-        </w:rPr>
-      </w:pPr>
-      <w:r>
-        <w:rPr>
-          <w:rFonts w:ascii="Times New Roman"/>
+          <w:spacing w:val="-2"/>
+          <w:sz w:val="28"/>
+          <w:u w:val="single"/>
+        </w:rPr>
+      </w:pPr>
+      <w:r>
+        <w:rPr>
           <w:b/>
           <w:sz w:val="28"/>
           <w:u w:val="single"/>
@@ -2793,7 +4010,6 @@
       </w:r>
       <w:r>
         <w:rPr>
-          <w:rFonts w:ascii="Times New Roman"/>
           <w:b/>
           <w:spacing w:val="-1"/>
           <w:sz w:val="28"/>
@@ -2803,7 +4019,6 @@
       </w:r>
       <w:r>
         <w:rPr>
-          <w:rFonts w:ascii="Times New Roman"/>
           <w:b/>
           <w:sz w:val="28"/>
           <w:u w:val="single"/>
@@ -2812,7 +4027,6 @@
       </w:r>
       <w:r>
         <w:rPr>
-          <w:rFonts w:ascii="Times New Roman"/>
           <w:b/>
           <w:spacing w:val="3"/>
           <w:sz w:val="28"/>
@@ -2822,7 +4036,6 @@
       </w:r>
       <w:r>
         <w:rPr>
-          <w:rFonts w:ascii="Times New Roman"/>
           <w:b/>
           <w:spacing w:val="-2"/>
           <w:sz w:val="28"/>
@@ -2830,6 +4043,15 @@
         </w:rPr>
         <w:t>Exercise:</w:t>
       </w:r>
+    </w:p>
+    <w:p>
+      <w:pPr>
+        <w:ind w:left="360"/>
+        <w:rPr>
+          <w:b/>
+          <w:sz w:val="28"/>
+        </w:rPr>
+      </w:pPr>
     </w:p>
     <w:p>
       <w:pPr>
@@ -2845,17 +4067,20 @@
         <w:spacing w:before="2" w:line="276" w:lineRule="auto"/>
         <w:ind w:right="401"/>
         <w:rPr>
-          <w:sz w:val="28"/>
-        </w:rPr>
-      </w:pPr>
-      <w:r>
-        <w:rPr>
+          <w:rFonts w:ascii="Times New Roman" w:hAnsi="Times New Roman" w:cs="Times New Roman"/>
+          <w:sz w:val="28"/>
+        </w:rPr>
+      </w:pPr>
+      <w:r>
+        <w:rPr>
+          <w:rFonts w:ascii="Times New Roman" w:hAnsi="Times New Roman" w:cs="Times New Roman"/>
           <w:sz w:val="28"/>
         </w:rPr>
         <w:t>What</w:t>
       </w:r>
       <w:r>
         <w:rPr>
+          <w:rFonts w:ascii="Times New Roman" w:hAnsi="Times New Roman" w:cs="Times New Roman"/>
           <w:spacing w:val="-4"/>
           <w:sz w:val="28"/>
         </w:rPr>
@@ -2863,12 +4088,14 @@
       </w:r>
       <w:r>
         <w:rPr>
+          <w:rFonts w:ascii="Times New Roman" w:hAnsi="Times New Roman" w:cs="Times New Roman"/>
           <w:sz w:val="28"/>
         </w:rPr>
         <w:t>changes</w:t>
       </w:r>
       <w:r>
         <w:rPr>
+          <w:rFonts w:ascii="Times New Roman" w:hAnsi="Times New Roman" w:cs="Times New Roman"/>
           <w:spacing w:val="-3"/>
           <w:sz w:val="28"/>
         </w:rPr>
@@ -2876,25 +4103,29 @@
       </w:r>
       <w:r>
         <w:rPr>
+          <w:rFonts w:ascii="Times New Roman" w:hAnsi="Times New Roman" w:cs="Times New Roman"/>
           <w:sz w:val="28"/>
         </w:rPr>
         <w:t>you</w:t>
       </w:r>
       <w:r>
         <w:rPr>
-          <w:spacing w:val="-2"/>
-          <w:sz w:val="28"/>
-        </w:rPr>
-        <w:t xml:space="preserve"> </w:t>
-      </w:r>
-      <w:r>
-        <w:rPr>
+          <w:rFonts w:ascii="Times New Roman" w:hAnsi="Times New Roman" w:cs="Times New Roman"/>
+          <w:spacing w:val="-2"/>
+          <w:sz w:val="28"/>
+        </w:rPr>
+        <w:t xml:space="preserve"> </w:t>
+      </w:r>
+      <w:r>
+        <w:rPr>
+          <w:rFonts w:ascii="Times New Roman" w:hAnsi="Times New Roman" w:cs="Times New Roman"/>
           <w:sz w:val="28"/>
         </w:rPr>
         <w:t>feel</w:t>
       </w:r>
       <w:r>
         <w:rPr>
+          <w:rFonts w:ascii="Times New Roman" w:hAnsi="Times New Roman" w:cs="Times New Roman"/>
           <w:spacing w:val="-6"/>
           <w:sz w:val="28"/>
         </w:rPr>
@@ -2902,12 +4133,14 @@
       </w:r>
       <w:r>
         <w:rPr>
+          <w:rFonts w:ascii="Times New Roman" w:hAnsi="Times New Roman" w:cs="Times New Roman"/>
           <w:sz w:val="28"/>
         </w:rPr>
         <w:t>can</w:t>
       </w:r>
       <w:r>
         <w:rPr>
+          <w:rFonts w:ascii="Times New Roman" w:hAnsi="Times New Roman" w:cs="Times New Roman"/>
           <w:spacing w:val="-6"/>
           <w:sz w:val="28"/>
         </w:rPr>
@@ -2915,12 +4148,14 @@
       </w:r>
       <w:r>
         <w:rPr>
+          <w:rFonts w:ascii="Times New Roman" w:hAnsi="Times New Roman" w:cs="Times New Roman"/>
           <w:sz w:val="28"/>
         </w:rPr>
         <w:t>be</w:t>
       </w:r>
       <w:r>
         <w:rPr>
+          <w:rFonts w:ascii="Times New Roman" w:hAnsi="Times New Roman" w:cs="Times New Roman"/>
           <w:spacing w:val="-1"/>
           <w:sz w:val="28"/>
         </w:rPr>
@@ -2928,12 +4163,14 @@
       </w:r>
       <w:r>
         <w:rPr>
+          <w:rFonts w:ascii="Times New Roman" w:hAnsi="Times New Roman" w:cs="Times New Roman"/>
           <w:sz w:val="28"/>
         </w:rPr>
         <w:t>done,</w:t>
       </w:r>
       <w:r>
         <w:rPr>
+          <w:rFonts w:ascii="Times New Roman" w:hAnsi="Times New Roman" w:cs="Times New Roman"/>
           <w:spacing w:val="-1"/>
           <w:sz w:val="28"/>
         </w:rPr>
@@ -2941,25 +4178,29 @@
       </w:r>
       <w:r>
         <w:rPr>
+          <w:rFonts w:ascii="Times New Roman" w:hAnsi="Times New Roman" w:cs="Times New Roman"/>
           <w:sz w:val="28"/>
         </w:rPr>
         <w:t>to</w:t>
       </w:r>
       <w:r>
         <w:rPr>
-          <w:spacing w:val="-2"/>
-          <w:sz w:val="28"/>
-        </w:rPr>
-        <w:t xml:space="preserve"> </w:t>
-      </w:r>
-      <w:r>
-        <w:rPr>
+          <w:rFonts w:ascii="Times New Roman" w:hAnsi="Times New Roman" w:cs="Times New Roman"/>
+          <w:spacing w:val="-2"/>
+          <w:sz w:val="28"/>
+        </w:rPr>
+        <w:t xml:space="preserve"> </w:t>
+      </w:r>
+      <w:r>
+        <w:rPr>
+          <w:rFonts w:ascii="Times New Roman" w:hAnsi="Times New Roman" w:cs="Times New Roman"/>
           <w:sz w:val="28"/>
         </w:rPr>
         <w:t>improve</w:t>
       </w:r>
       <w:r>
         <w:rPr>
+          <w:rFonts w:ascii="Times New Roman" w:hAnsi="Times New Roman" w:cs="Times New Roman"/>
           <w:spacing w:val="-1"/>
           <w:sz w:val="28"/>
         </w:rPr>
@@ -2967,25 +4208,29 @@
       </w:r>
       <w:r>
         <w:rPr>
+          <w:rFonts w:ascii="Times New Roman" w:hAnsi="Times New Roman" w:cs="Times New Roman"/>
           <w:sz w:val="28"/>
         </w:rPr>
         <w:t>the system</w:t>
       </w:r>
       <w:r>
         <w:rPr>
-          <w:spacing w:val="-2"/>
-          <w:sz w:val="28"/>
-        </w:rPr>
-        <w:t xml:space="preserve"> </w:t>
-      </w:r>
-      <w:r>
-        <w:rPr>
+          <w:rFonts w:ascii="Times New Roman" w:hAnsi="Times New Roman" w:cs="Times New Roman"/>
+          <w:spacing w:val="-2"/>
+          <w:sz w:val="28"/>
+        </w:rPr>
+        <w:t xml:space="preserve"> </w:t>
+      </w:r>
+      <w:r>
+        <w:rPr>
+          <w:rFonts w:ascii="Times New Roman" w:hAnsi="Times New Roman" w:cs="Times New Roman"/>
           <w:sz w:val="28"/>
         </w:rPr>
         <w:t>that</w:t>
       </w:r>
       <w:r>
         <w:rPr>
+          <w:rFonts w:ascii="Times New Roman" w:hAnsi="Times New Roman" w:cs="Times New Roman"/>
           <w:spacing w:val="-4"/>
           <w:sz w:val="28"/>
         </w:rPr>
@@ -2993,12 +4238,14 @@
       </w:r>
       <w:r>
         <w:rPr>
+          <w:rFonts w:ascii="Times New Roman" w:hAnsi="Times New Roman" w:cs="Times New Roman"/>
           <w:sz w:val="28"/>
         </w:rPr>
         <w:t>you</w:t>
       </w:r>
       <w:r>
         <w:rPr>
+          <w:rFonts w:ascii="Times New Roman" w:hAnsi="Times New Roman" w:cs="Times New Roman"/>
           <w:spacing w:val="-5"/>
           <w:sz w:val="28"/>
         </w:rPr>
@@ -3006,12 +4253,14 @@
       </w:r>
       <w:r>
         <w:rPr>
+          <w:rFonts w:ascii="Times New Roman" w:hAnsi="Times New Roman" w:cs="Times New Roman"/>
           <w:sz w:val="28"/>
         </w:rPr>
         <w:t>have</w:t>
       </w:r>
       <w:r>
         <w:rPr>
+          <w:rFonts w:ascii="Times New Roman" w:hAnsi="Times New Roman" w:cs="Times New Roman"/>
           <w:spacing w:val="-1"/>
           <w:sz w:val="28"/>
         </w:rPr>
@@ -3019,12 +4268,14 @@
       </w:r>
       <w:r>
         <w:rPr>
+          <w:rFonts w:ascii="Times New Roman" w:hAnsi="Times New Roman" w:cs="Times New Roman"/>
           <w:sz w:val="28"/>
         </w:rPr>
         <w:t>designed,</w:t>
       </w:r>
       <w:r>
         <w:rPr>
+          <w:rFonts w:ascii="Times New Roman" w:hAnsi="Times New Roman" w:cs="Times New Roman"/>
           <w:spacing w:val="-4"/>
           <w:sz w:val="28"/>
         </w:rPr>
@@ -3032,12 +4283,14 @@
       </w:r>
       <w:r>
         <w:rPr>
+          <w:rFonts w:ascii="Times New Roman" w:hAnsi="Times New Roman" w:cs="Times New Roman"/>
           <w:sz w:val="28"/>
         </w:rPr>
         <w:t>as</w:t>
       </w:r>
       <w:r>
         <w:rPr>
+          <w:rFonts w:ascii="Times New Roman" w:hAnsi="Times New Roman" w:cs="Times New Roman"/>
           <w:spacing w:val="-4"/>
           <w:sz w:val="28"/>
         </w:rPr>
@@ -3045,6 +4298,7 @@
       </w:r>
       <w:r>
         <w:rPr>
+          <w:rFonts w:ascii="Times New Roman" w:hAnsi="Times New Roman" w:cs="Times New Roman"/>
           <w:sz w:val="28"/>
         </w:rPr>
         <w:t>a part of in-house lab exercise.</w:t>
@@ -3052,372 +4306,12 @@
     </w:p>
     <w:p>
       <w:pPr>
-        <w:pStyle w:val="BodyText"/>
-        <w:spacing w:before="41"/>
-        <w:rPr>
-          <w:sz w:val="20"/>
-        </w:rPr>
-      </w:pPr>
-      <w:r>
-        <w:rPr>
-          <w:noProof/>
-          <w:sz w:val="20"/>
-        </w:rPr>
-        <mc:AlternateContent>
-          <mc:Choice Requires="wps">
-            <w:drawing>
-              <wp:anchor distT="0" distB="0" distL="0" distR="0" simplePos="0" relativeHeight="487593472" behindDoc="1" locked="0" layoutInCell="1" allowOverlap="1" wp14:anchorId="797080F6" wp14:editId="6C1068F5">
-                <wp:simplePos x="0" y="0"/>
-                <wp:positionH relativeFrom="page">
-                  <wp:posOffset>914717</wp:posOffset>
-                </wp:positionH>
-                <wp:positionV relativeFrom="paragraph">
-                  <wp:posOffset>196397</wp:posOffset>
-                </wp:positionV>
-                <wp:extent cx="6378575" cy="1270"/>
-                <wp:effectExtent l="0" t="0" r="0" b="0"/>
-                <wp:wrapTopAndBottom/>
-                <wp:docPr id="13" name="Graphic 13"/>
-                <wp:cNvGraphicFramePr>
-                  <a:graphicFrameLocks xmlns:a="http://schemas.openxmlformats.org/drawingml/2006/main"/>
-                </wp:cNvGraphicFramePr>
-                <a:graphic xmlns:a="http://schemas.openxmlformats.org/drawingml/2006/main">
-                  <a:graphicData uri="http://schemas.microsoft.com/office/word/2010/wordprocessingShape">
-                    <wps:wsp>
-                      <wps:cNvSpPr>
-                        <a:spLocks/>
-                      </wps:cNvSpPr>
-                      <wps:spPr>
-                        <a:xfrm>
-                          <a:off x="0" y="0"/>
-                          <a:ext cx="6378575" cy="1270"/>
-                        </a:xfrm>
-                        <a:custGeom>
-                          <a:avLst/>
-                          <a:gdLst/>
-                          <a:ahLst/>
-                          <a:cxnLst/>
-                          <a:rect l="l" t="t" r="r" b="b"/>
-                          <a:pathLst>
-                            <a:path w="6378575">
-                              <a:moveTo>
-                                <a:pt x="0" y="0"/>
-                              </a:moveTo>
-                              <a:lnTo>
-                                <a:pt x="6378397" y="0"/>
-                              </a:lnTo>
-                            </a:path>
-                          </a:pathLst>
-                        </a:custGeom>
-                        <a:ln w="11557">
-                          <a:solidFill>
-                            <a:srgbClr val="000000"/>
-                          </a:solidFill>
-                          <a:prstDash val="solid"/>
-                        </a:ln>
-                      </wps:spPr>
-                      <wps:bodyPr wrap="square" lIns="0" tIns="0" rIns="0" bIns="0" rtlCol="0">
-                        <a:prstTxWarp prst="textNoShape">
-                          <a:avLst/>
-                        </a:prstTxWarp>
-                        <a:noAutofit/>
-                      </wps:bodyPr>
-                    </wps:wsp>
-                  </a:graphicData>
-                </a:graphic>
-              </wp:anchor>
-            </w:drawing>
-          </mc:Choice>
-          <mc:Fallback xmlns:ve="http://schemas.openxmlformats.org/markup-compatibility/2006" xmlns:a="http://schemas.openxmlformats.org/drawingml/2006/main" xmlns:pic="http://schemas.openxmlformats.org/drawingml/2006/picture">
-            <w:pict>
-              <v:shape style="position:absolute;margin-left:72.025002pt;margin-top:15.464348pt;width:502.25pt;height:.1pt;mso-position-horizontal-relative:page;mso-position-vertical-relative:paragraph;z-index:-15723008;mso-wrap-distance-left:0;mso-wrap-distance-right:0" id="docshape11" coordorigin="1441,309" coordsize="10045,0" path="m1441,309l11485,309e" filled="false" stroked="true" strokeweight=".91pt" strokecolor="#000000">
-                <v:path arrowok="t"/>
-                <v:stroke dashstyle="solid"/>
-                <w10:wrap type="topAndBottom"/>
-              </v:shape>
-            </w:pict>
-          </mc:Fallback>
-        </mc:AlternateContent>
-      </w:r>
-      <w:r>
-        <w:rPr>
-          <w:noProof/>
-          <w:sz w:val="20"/>
-        </w:rPr>
-        <mc:AlternateContent>
-          <mc:Choice Requires="wps">
-            <w:drawing>
-              <wp:anchor distT="0" distB="0" distL="0" distR="0" simplePos="0" relativeHeight="487593984" behindDoc="1" locked="0" layoutInCell="1" allowOverlap="1" wp14:anchorId="4C976821" wp14:editId="67828DD5">
-                <wp:simplePos x="0" y="0"/>
-                <wp:positionH relativeFrom="page">
-                  <wp:posOffset>914717</wp:posOffset>
-                </wp:positionH>
-                <wp:positionV relativeFrom="paragraph">
-                  <wp:posOffset>445190</wp:posOffset>
-                </wp:positionV>
-                <wp:extent cx="6378575" cy="1270"/>
-                <wp:effectExtent l="0" t="0" r="0" b="0"/>
-                <wp:wrapTopAndBottom/>
-                <wp:docPr id="14" name="Graphic 14"/>
-                <wp:cNvGraphicFramePr>
-                  <a:graphicFrameLocks xmlns:a="http://schemas.openxmlformats.org/drawingml/2006/main"/>
-                </wp:cNvGraphicFramePr>
-                <a:graphic xmlns:a="http://schemas.openxmlformats.org/drawingml/2006/main">
-                  <a:graphicData uri="http://schemas.microsoft.com/office/word/2010/wordprocessingShape">
-                    <wps:wsp>
-                      <wps:cNvSpPr>
-                        <a:spLocks/>
-                      </wps:cNvSpPr>
-                      <wps:spPr>
-                        <a:xfrm>
-                          <a:off x="0" y="0"/>
-                          <a:ext cx="6378575" cy="1270"/>
-                        </a:xfrm>
-                        <a:custGeom>
-                          <a:avLst/>
-                          <a:gdLst/>
-                          <a:ahLst/>
-                          <a:cxnLst/>
-                          <a:rect l="l" t="t" r="r" b="b"/>
-                          <a:pathLst>
-                            <a:path w="6378575">
-                              <a:moveTo>
-                                <a:pt x="0" y="0"/>
-                              </a:moveTo>
-                              <a:lnTo>
-                                <a:pt x="6378397" y="0"/>
-                              </a:lnTo>
-                            </a:path>
-                          </a:pathLst>
-                        </a:custGeom>
-                        <a:ln w="11557">
-                          <a:solidFill>
-                            <a:srgbClr val="000000"/>
-                          </a:solidFill>
-                          <a:prstDash val="solid"/>
-                        </a:ln>
-                      </wps:spPr>
-                      <wps:bodyPr wrap="square" lIns="0" tIns="0" rIns="0" bIns="0" rtlCol="0">
-                        <a:prstTxWarp prst="textNoShape">
-                          <a:avLst/>
-                        </a:prstTxWarp>
-                        <a:noAutofit/>
-                      </wps:bodyPr>
-                    </wps:wsp>
-                  </a:graphicData>
-                </a:graphic>
-              </wp:anchor>
-            </w:drawing>
-          </mc:Choice>
-          <mc:Fallback xmlns:ve="http://schemas.openxmlformats.org/markup-compatibility/2006" xmlns:a="http://schemas.openxmlformats.org/drawingml/2006/main" xmlns:pic="http://schemas.openxmlformats.org/drawingml/2006/picture">
-            <w:pict>
-              <v:shape style="position:absolute;margin-left:72.025002pt;margin-top:35.054344pt;width:502.25pt;height:.1pt;mso-position-horizontal-relative:page;mso-position-vertical-relative:paragraph;z-index:-15722496;mso-wrap-distance-left:0;mso-wrap-distance-right:0" id="docshape12" coordorigin="1441,701" coordsize="10045,0" path="m1441,701l11485,701e" filled="false" stroked="true" strokeweight=".91pt" strokecolor="#000000">
-                <v:path arrowok="t"/>
-                <v:stroke dashstyle="solid"/>
-                <w10:wrap type="topAndBottom"/>
-              </v:shape>
-            </w:pict>
-          </mc:Fallback>
-        </mc:AlternateContent>
-      </w:r>
-      <w:r>
-        <w:rPr>
-          <w:noProof/>
-          <w:sz w:val="20"/>
-        </w:rPr>
-        <mc:AlternateContent>
-          <mc:Choice Requires="wps">
-            <w:drawing>
-              <wp:anchor distT="0" distB="0" distL="0" distR="0" simplePos="0" relativeHeight="487594496" behindDoc="1" locked="0" layoutInCell="1" allowOverlap="1" wp14:anchorId="16880809" wp14:editId="7BA90B12">
-                <wp:simplePos x="0" y="0"/>
-                <wp:positionH relativeFrom="page">
-                  <wp:posOffset>914717</wp:posOffset>
-                </wp:positionH>
-                <wp:positionV relativeFrom="paragraph">
-                  <wp:posOffset>694110</wp:posOffset>
-                </wp:positionV>
-                <wp:extent cx="6379845" cy="1270"/>
-                <wp:effectExtent l="0" t="0" r="0" b="0"/>
-                <wp:wrapTopAndBottom/>
-                <wp:docPr id="15" name="Graphic 15"/>
-                <wp:cNvGraphicFramePr>
-                  <a:graphicFrameLocks xmlns:a="http://schemas.openxmlformats.org/drawingml/2006/main"/>
-                </wp:cNvGraphicFramePr>
-                <a:graphic xmlns:a="http://schemas.openxmlformats.org/drawingml/2006/main">
-                  <a:graphicData uri="http://schemas.microsoft.com/office/word/2010/wordprocessingShape">
-                    <wps:wsp>
-                      <wps:cNvSpPr>
-                        <a:spLocks/>
-                      </wps:cNvSpPr>
-                      <wps:spPr>
-                        <a:xfrm>
-                          <a:off x="0" y="0"/>
-                          <a:ext cx="6379845" cy="1270"/>
-                        </a:xfrm>
-                        <a:custGeom>
-                          <a:avLst/>
-                          <a:gdLst/>
-                          <a:ahLst/>
-                          <a:cxnLst/>
-                          <a:rect l="l" t="t" r="r" b="b"/>
-                          <a:pathLst>
-                            <a:path w="6379845">
-                              <a:moveTo>
-                                <a:pt x="0" y="0"/>
-                              </a:moveTo>
-                              <a:lnTo>
-                                <a:pt x="6379561" y="0"/>
-                              </a:lnTo>
-                            </a:path>
-                          </a:pathLst>
-                        </a:custGeom>
-                        <a:ln w="11557">
-                          <a:solidFill>
-                            <a:srgbClr val="000000"/>
-                          </a:solidFill>
-                          <a:prstDash val="solid"/>
-                        </a:ln>
-                      </wps:spPr>
-                      <wps:bodyPr wrap="square" lIns="0" tIns="0" rIns="0" bIns="0" rtlCol="0">
-                        <a:prstTxWarp prst="textNoShape">
-                          <a:avLst/>
-                        </a:prstTxWarp>
-                        <a:noAutofit/>
-                      </wps:bodyPr>
-                    </wps:wsp>
-                  </a:graphicData>
-                </a:graphic>
-              </wp:anchor>
-            </w:drawing>
-          </mc:Choice>
-          <mc:Fallback xmlns:ve="http://schemas.openxmlformats.org/markup-compatibility/2006" xmlns:a="http://schemas.openxmlformats.org/drawingml/2006/main" xmlns:pic="http://schemas.openxmlformats.org/drawingml/2006/picture">
-            <w:pict>
-              <v:shape style="position:absolute;margin-left:72.025002pt;margin-top:54.65435pt;width:502.35pt;height:.1pt;mso-position-horizontal-relative:page;mso-position-vertical-relative:paragraph;z-index:-15721984;mso-wrap-distance-left:0;mso-wrap-distance-right:0" id="docshape13" coordorigin="1441,1093" coordsize="10047,0" path="m1441,1093l11487,1093e" filled="false" stroked="true" strokeweight=".91pt" strokecolor="#000000">
-                <v:path arrowok="t"/>
-                <v:stroke dashstyle="solid"/>
-                <w10:wrap type="topAndBottom"/>
-              </v:shape>
-            </w:pict>
-          </mc:Fallback>
-        </mc:AlternateContent>
-      </w:r>
-      <w:r>
-        <w:rPr>
-          <w:noProof/>
-          <w:sz w:val="20"/>
-        </w:rPr>
-        <mc:AlternateContent>
-          <mc:Choice Requires="wps">
-            <w:drawing>
-              <wp:anchor distT="0" distB="0" distL="0" distR="0" simplePos="0" relativeHeight="487595008" behindDoc="1" locked="0" layoutInCell="1" allowOverlap="1" wp14:anchorId="1F1AAE86" wp14:editId="5DA5FD41">
-                <wp:simplePos x="0" y="0"/>
-                <wp:positionH relativeFrom="page">
-                  <wp:posOffset>914717</wp:posOffset>
-                </wp:positionH>
-                <wp:positionV relativeFrom="paragraph">
-                  <wp:posOffset>943411</wp:posOffset>
-                </wp:positionV>
-                <wp:extent cx="6378575" cy="1270"/>
-                <wp:effectExtent l="0" t="0" r="0" b="0"/>
-                <wp:wrapTopAndBottom/>
-                <wp:docPr id="16" name="Graphic 16"/>
-                <wp:cNvGraphicFramePr>
-                  <a:graphicFrameLocks xmlns:a="http://schemas.openxmlformats.org/drawingml/2006/main"/>
-                </wp:cNvGraphicFramePr>
-                <a:graphic xmlns:a="http://schemas.openxmlformats.org/drawingml/2006/main">
-                  <a:graphicData uri="http://schemas.microsoft.com/office/word/2010/wordprocessingShape">
-                    <wps:wsp>
-                      <wps:cNvSpPr>
-                        <a:spLocks/>
-                      </wps:cNvSpPr>
-                      <wps:spPr>
-                        <a:xfrm>
-                          <a:off x="0" y="0"/>
-                          <a:ext cx="6378575" cy="1270"/>
-                        </a:xfrm>
-                        <a:custGeom>
-                          <a:avLst/>
-                          <a:gdLst/>
-                          <a:ahLst/>
-                          <a:cxnLst/>
-                          <a:rect l="l" t="t" r="r" b="b"/>
-                          <a:pathLst>
-                            <a:path w="6378575">
-                              <a:moveTo>
-                                <a:pt x="0" y="0"/>
-                              </a:moveTo>
-                              <a:lnTo>
-                                <a:pt x="6378397" y="0"/>
-                              </a:lnTo>
-                            </a:path>
-                          </a:pathLst>
-                        </a:custGeom>
-                        <a:ln w="11557">
-                          <a:solidFill>
-                            <a:srgbClr val="000000"/>
-                          </a:solidFill>
-                          <a:prstDash val="solid"/>
-                        </a:ln>
-                      </wps:spPr>
-                      <wps:bodyPr wrap="square" lIns="0" tIns="0" rIns="0" bIns="0" rtlCol="0">
-                        <a:prstTxWarp prst="textNoShape">
-                          <a:avLst/>
-                        </a:prstTxWarp>
-                        <a:noAutofit/>
-                      </wps:bodyPr>
-                    </wps:wsp>
-                  </a:graphicData>
-                </a:graphic>
-              </wp:anchor>
-            </w:drawing>
-          </mc:Choice>
-          <mc:Fallback xmlns:ve="http://schemas.openxmlformats.org/markup-compatibility/2006" xmlns:a="http://schemas.openxmlformats.org/drawingml/2006/main" xmlns:pic="http://schemas.openxmlformats.org/drawingml/2006/picture">
-            <w:pict>
-              <v:shape style="position:absolute;margin-left:72.025002pt;margin-top:74.284355pt;width:502.25pt;height:.1pt;mso-position-horizontal-relative:page;mso-position-vertical-relative:paragraph;z-index:-15721472;mso-wrap-distance-left:0;mso-wrap-distance-right:0" id="docshape14" coordorigin="1441,1486" coordsize="10045,0" path="m1441,1486l11485,1486e" filled="false" stroked="true" strokeweight=".91pt" strokecolor="#000000">
-                <v:path arrowok="t"/>
-                <v:stroke dashstyle="solid"/>
-                <w10:wrap type="topAndBottom"/>
-              </v:shape>
-            </w:pict>
-          </mc:Fallback>
-        </mc:AlternateContent>
-      </w:r>
-    </w:p>
-    <w:p>
-      <w:pPr>
-        <w:pStyle w:val="BodyText"/>
-        <w:spacing w:before="114"/>
-        <w:rPr>
-          <w:sz w:val="20"/>
-        </w:rPr>
-      </w:pPr>
-    </w:p>
-    <w:p>
-      <w:pPr>
-        <w:pStyle w:val="BodyText"/>
-        <w:spacing w:before="114"/>
-        <w:rPr>
-          <w:sz w:val="20"/>
-        </w:rPr>
-      </w:pPr>
-    </w:p>
-    <w:p>
-      <w:pPr>
-        <w:pStyle w:val="BodyText"/>
-        <w:spacing w:before="115"/>
-        <w:rPr>
-          <w:sz w:val="20"/>
-        </w:rPr>
-      </w:pPr>
-    </w:p>
-    <w:p>
-      <w:pPr>
-        <w:pStyle w:val="BodyText"/>
-        <w:spacing w:before="129"/>
-        <w:rPr>
-          <w:sz w:val="28"/>
-        </w:rPr>
-      </w:pPr>
+        <w:pStyle w:val="NormalWeb"/>
+        <w:ind w:left="1080"/>
+      </w:pPr>
+      <w:r>
+        <w:t>To improve the content-based recommendation system, more features such as cast, director, and ratings can be included to enhance accuracy. Advanced NLP techniques like Word2Vec or BERT can be used instead of TF-IDF for better understanding of text. A hybrid approach combining collaborative filtering can improve diversity in recommendations. Additionally, incorporating user profiles and feedback can make the system more personalized and effective.</w:t>
+      </w:r>
     </w:p>
     <w:p>
       <w:pPr>
@@ -3433,17 +4327,20 @@
         <w:ind w:left="1078" w:hanging="358"/>
         <w:jc w:val="both"/>
         <w:rPr>
-          <w:sz w:val="28"/>
-        </w:rPr>
-      </w:pPr>
-      <w:r>
-        <w:rPr>
+          <w:rFonts w:ascii="Times New Roman" w:hAnsi="Times New Roman" w:cs="Times New Roman"/>
+          <w:sz w:val="28"/>
+        </w:rPr>
+      </w:pPr>
+      <w:r>
+        <w:rPr>
+          <w:rFonts w:ascii="Times New Roman" w:hAnsi="Times New Roman" w:cs="Times New Roman"/>
           <w:sz w:val="28"/>
         </w:rPr>
         <w:t>Recommend</w:t>
       </w:r>
       <w:r>
         <w:rPr>
+          <w:rFonts w:ascii="Times New Roman" w:hAnsi="Times New Roman" w:cs="Times New Roman"/>
           <w:spacing w:val="-8"/>
           <w:sz w:val="28"/>
         </w:rPr>
@@ -3451,12 +4348,14 @@
       </w:r>
       <w:r>
         <w:rPr>
+          <w:rFonts w:ascii="Times New Roman" w:hAnsi="Times New Roman" w:cs="Times New Roman"/>
           <w:sz w:val="28"/>
         </w:rPr>
         <w:t>top-10 “series”</w:t>
       </w:r>
       <w:r>
         <w:rPr>
+          <w:rFonts w:ascii="Times New Roman" w:hAnsi="Times New Roman" w:cs="Times New Roman"/>
           <w:spacing w:val="-3"/>
           <w:sz w:val="28"/>
         </w:rPr>
@@ -3464,12 +4363,14 @@
       </w:r>
       <w:r>
         <w:rPr>
+          <w:rFonts w:ascii="Times New Roman" w:hAnsi="Times New Roman" w:cs="Times New Roman"/>
           <w:sz w:val="28"/>
         </w:rPr>
         <w:t>using</w:t>
       </w:r>
       <w:r>
         <w:rPr>
+          <w:rFonts w:ascii="Times New Roman" w:hAnsi="Times New Roman" w:cs="Times New Roman"/>
           <w:spacing w:val="-1"/>
           <w:sz w:val="28"/>
         </w:rPr>
@@ -3477,25 +4378,29 @@
       </w:r>
       <w:r>
         <w:rPr>
+          <w:rFonts w:ascii="Times New Roman" w:hAnsi="Times New Roman" w:cs="Times New Roman"/>
           <w:sz w:val="28"/>
         </w:rPr>
         <w:t>IMDB</w:t>
       </w:r>
       <w:r>
         <w:rPr>
-          <w:spacing w:val="-2"/>
-          <w:sz w:val="28"/>
-        </w:rPr>
-        <w:t xml:space="preserve"> </w:t>
-      </w:r>
-      <w:r>
-        <w:rPr>
+          <w:rFonts w:ascii="Times New Roman" w:hAnsi="Times New Roman" w:cs="Times New Roman"/>
+          <w:spacing w:val="-2"/>
+          <w:sz w:val="28"/>
+        </w:rPr>
+        <w:t xml:space="preserve"> </w:t>
+      </w:r>
+      <w:r>
+        <w:rPr>
+          <w:rFonts w:ascii="Times New Roman" w:hAnsi="Times New Roman" w:cs="Times New Roman"/>
           <w:sz w:val="28"/>
         </w:rPr>
         <w:t>movie</w:t>
       </w:r>
       <w:r>
         <w:rPr>
+          <w:rFonts w:ascii="Times New Roman" w:hAnsi="Times New Roman" w:cs="Times New Roman"/>
           <w:spacing w:val="-2"/>
           <w:sz w:val="28"/>
         </w:rPr>
@@ -3508,6 +4413,7 @@
         <w:ind w:left="1080" w:right="389"/>
         <w:jc w:val="both"/>
         <w:rPr>
+          <w:spacing w:val="-2"/>
           <w:sz w:val="28"/>
         </w:rPr>
       </w:pPr>
@@ -3517,7 +4423,7 @@
         </w:rPr>
         <w:t xml:space="preserve">(Link: </w:t>
       </w:r>
-      <w:hyperlink r:id="rId14">
+      <w:hyperlink r:id="rId10">
         <w:r>
           <w:rPr>
             <w:color w:val="0000FF"/>
@@ -3534,7 +4440,7 @@
         </w:rPr>
         <w:t xml:space="preserve"> </w:t>
       </w:r>
-      <w:hyperlink r:id="rId15">
+      <w:hyperlink r:id="rId11">
         <w:r>
           <w:rPr>
             <w:color w:val="0000FF"/>
@@ -3701,10 +4607,1945 @@
         <w:t>same.</w:t>
       </w:r>
     </w:p>
+    <w:p>
+      <w:pPr>
+        <w:ind w:firstLine="720"/>
+        <w:rPr>
+          <w:b/>
+          <w:spacing w:val="-2"/>
+          <w:sz w:val="28"/>
+          <w:u w:val="single"/>
+        </w:rPr>
+      </w:pPr>
+      <w:r>
+        <w:rPr>
+          <w:b/>
+          <w:sz w:val="28"/>
+          <w:u w:val="single"/>
+        </w:rPr>
+        <w:t>Program Code</w:t>
+      </w:r>
+      <w:r>
+        <w:rPr>
+          <w:b/>
+          <w:spacing w:val="-2"/>
+          <w:sz w:val="28"/>
+          <w:u w:val="single"/>
+        </w:rPr>
+        <w:t>:</w:t>
+      </w:r>
+    </w:p>
+    <w:p>
+      <w:pPr>
+        <w:pStyle w:val="ListParagraph"/>
+        <w:ind w:left="1080"/>
+        <w:rPr>
+          <w:rFonts w:ascii="Times New Roman" w:hAnsi="Times New Roman" w:cs="Times New Roman"/>
+          <w:spacing w:val="-2"/>
+        </w:rPr>
+      </w:pPr>
+      <w:r>
+        <w:rPr>
+          <w:rFonts w:ascii="Times New Roman" w:hAnsi="Times New Roman" w:cs="Times New Roman"/>
+          <w:spacing w:val="-2"/>
+        </w:rPr>
+        <w:t xml:space="preserve">import pandas as </w:t>
+      </w:r>
+      <w:proofErr w:type="spellStart"/>
+      <w:r>
+        <w:rPr>
+          <w:rFonts w:ascii="Times New Roman" w:hAnsi="Times New Roman" w:cs="Times New Roman"/>
+          <w:spacing w:val="-2"/>
+        </w:rPr>
+        <w:t>pd</w:t>
+      </w:r>
+      <w:proofErr w:type="spellEnd"/>
+    </w:p>
+    <w:p>
+      <w:pPr>
+        <w:pStyle w:val="ListParagraph"/>
+        <w:ind w:left="1080"/>
+        <w:rPr>
+          <w:rFonts w:ascii="Times New Roman" w:hAnsi="Times New Roman" w:cs="Times New Roman"/>
+          <w:spacing w:val="-2"/>
+        </w:rPr>
+      </w:pPr>
+      <w:r>
+        <w:rPr>
+          <w:rFonts w:ascii="Times New Roman" w:hAnsi="Times New Roman" w:cs="Times New Roman"/>
+          <w:spacing w:val="-2"/>
+        </w:rPr>
+        <w:t xml:space="preserve">from </w:t>
+      </w:r>
+      <w:proofErr w:type="spellStart"/>
+      <w:proofErr w:type="gramStart"/>
+      <w:r>
+        <w:rPr>
+          <w:rFonts w:ascii="Times New Roman" w:hAnsi="Times New Roman" w:cs="Times New Roman"/>
+          <w:spacing w:val="-2"/>
+        </w:rPr>
+        <w:t>sklearn.feature</w:t>
+      </w:r>
+      <w:proofErr w:type="gramEnd"/>
+      <w:r>
+        <w:rPr>
+          <w:rFonts w:ascii="Times New Roman" w:hAnsi="Times New Roman" w:cs="Times New Roman"/>
+          <w:spacing w:val="-2"/>
+        </w:rPr>
+        <w:t>_extraction.text</w:t>
+      </w:r>
+      <w:proofErr w:type="spellEnd"/>
+      <w:r>
+        <w:rPr>
+          <w:rFonts w:ascii="Times New Roman" w:hAnsi="Times New Roman" w:cs="Times New Roman"/>
+          <w:spacing w:val="-2"/>
+        </w:rPr>
+        <w:t xml:space="preserve"> import </w:t>
+      </w:r>
+      <w:proofErr w:type="spellStart"/>
+      <w:r>
+        <w:rPr>
+          <w:rFonts w:ascii="Times New Roman" w:hAnsi="Times New Roman" w:cs="Times New Roman"/>
+          <w:spacing w:val="-2"/>
+        </w:rPr>
+        <w:t>TfidfVectorizer</w:t>
+      </w:r>
+      <w:proofErr w:type="spellEnd"/>
+    </w:p>
+    <w:p>
+      <w:pPr>
+        <w:pStyle w:val="ListParagraph"/>
+        <w:ind w:left="1080"/>
+        <w:rPr>
+          <w:rFonts w:ascii="Times New Roman" w:hAnsi="Times New Roman" w:cs="Times New Roman"/>
+          <w:spacing w:val="-2"/>
+        </w:rPr>
+      </w:pPr>
+      <w:r>
+        <w:rPr>
+          <w:rFonts w:ascii="Times New Roman" w:hAnsi="Times New Roman" w:cs="Times New Roman"/>
+          <w:spacing w:val="-2"/>
+        </w:rPr>
+        <w:t xml:space="preserve">from </w:t>
+      </w:r>
+      <w:proofErr w:type="spellStart"/>
+      <w:proofErr w:type="gramStart"/>
+      <w:r>
+        <w:rPr>
+          <w:rFonts w:ascii="Times New Roman" w:hAnsi="Times New Roman" w:cs="Times New Roman"/>
+          <w:spacing w:val="-2"/>
+        </w:rPr>
+        <w:t>sklearn.metrics</w:t>
+      </w:r>
+      <w:proofErr w:type="gramEnd"/>
+      <w:r>
+        <w:rPr>
+          <w:rFonts w:ascii="Times New Roman" w:hAnsi="Times New Roman" w:cs="Times New Roman"/>
+          <w:spacing w:val="-2"/>
+        </w:rPr>
+        <w:t>.pairwise</w:t>
+      </w:r>
+      <w:proofErr w:type="spellEnd"/>
+      <w:r>
+        <w:rPr>
+          <w:rFonts w:ascii="Times New Roman" w:hAnsi="Times New Roman" w:cs="Times New Roman"/>
+          <w:spacing w:val="-2"/>
+        </w:rPr>
+        <w:t xml:space="preserve"> import </w:t>
+      </w:r>
+      <w:proofErr w:type="spellStart"/>
+      <w:r>
+        <w:rPr>
+          <w:rFonts w:ascii="Times New Roman" w:hAnsi="Times New Roman" w:cs="Times New Roman"/>
+          <w:spacing w:val="-2"/>
+        </w:rPr>
+        <w:t>cosine_similarity</w:t>
+      </w:r>
+      <w:proofErr w:type="spellEnd"/>
+    </w:p>
+    <w:p>
+      <w:pPr>
+        <w:pStyle w:val="ListParagraph"/>
+        <w:ind w:left="1080"/>
+        <w:rPr>
+          <w:rFonts w:ascii="Times New Roman" w:hAnsi="Times New Roman" w:cs="Times New Roman"/>
+          <w:spacing w:val="-2"/>
+        </w:rPr>
+      </w:pPr>
+    </w:p>
+    <w:p>
+      <w:pPr>
+        <w:spacing w:line="285" w:lineRule="atLeast"/>
+        <w:ind w:left="1" w:firstLine="720"/>
+        <w:rPr>
+          <w:color w:val="000000" w:themeColor="text1"/>
+          <w:sz w:val="22"/>
+          <w:szCs w:val="28"/>
+        </w:rPr>
+      </w:pPr>
+      <w:proofErr w:type="spellStart"/>
+      <w:r>
+        <w:rPr>
+          <w:color w:val="000000" w:themeColor="text1"/>
+          <w:sz w:val="22"/>
+          <w:szCs w:val="28"/>
+        </w:rPr>
+        <w:t>df</w:t>
+      </w:r>
+      <w:proofErr w:type="spellEnd"/>
+      <w:r>
+        <w:rPr>
+          <w:color w:val="000000" w:themeColor="text1"/>
+          <w:sz w:val="22"/>
+          <w:szCs w:val="28"/>
+        </w:rPr>
+        <w:t xml:space="preserve"> = </w:t>
+      </w:r>
+      <w:proofErr w:type="spellStart"/>
+      <w:r>
+        <w:rPr>
+          <w:color w:val="000000" w:themeColor="text1"/>
+          <w:sz w:val="22"/>
+          <w:szCs w:val="28"/>
+        </w:rPr>
+        <w:t>pd.read_csv</w:t>
+      </w:r>
+      <w:proofErr w:type="spellEnd"/>
+      <w:r>
+        <w:rPr>
+          <w:color w:val="000000" w:themeColor="text1"/>
+          <w:sz w:val="22"/>
+          <w:szCs w:val="28"/>
+        </w:rPr>
+        <w:t>("/content/imdb_top_1000.csv")</w:t>
+      </w:r>
+    </w:p>
+    <w:p>
+      <w:pPr>
+        <w:pStyle w:val="ListParagraph"/>
+        <w:ind w:left="1080"/>
+        <w:rPr>
+          <w:rFonts w:ascii="Times New Roman" w:hAnsi="Times New Roman" w:cs="Times New Roman"/>
+          <w:spacing w:val="-2"/>
+        </w:rPr>
+      </w:pPr>
+    </w:p>
+    <w:p>
+      <w:pPr>
+        <w:pStyle w:val="ListParagraph"/>
+        <w:ind w:left="1080"/>
+        <w:rPr>
+          <w:rFonts w:ascii="Times New Roman" w:hAnsi="Times New Roman" w:cs="Times New Roman"/>
+          <w:spacing w:val="-2"/>
+        </w:rPr>
+      </w:pPr>
+      <w:proofErr w:type="spellStart"/>
+      <w:r>
+        <w:rPr>
+          <w:rFonts w:ascii="Times New Roman" w:hAnsi="Times New Roman" w:cs="Times New Roman"/>
+          <w:spacing w:val="-2"/>
+        </w:rPr>
+        <w:t>df</w:t>
+      </w:r>
+      <w:proofErr w:type="spellEnd"/>
+      <w:r>
+        <w:rPr>
+          <w:rFonts w:ascii="Times New Roman" w:hAnsi="Times New Roman" w:cs="Times New Roman"/>
+          <w:spacing w:val="-2"/>
+        </w:rPr>
+        <w:t xml:space="preserve">["Genre"] = </w:t>
+      </w:r>
+      <w:proofErr w:type="spellStart"/>
+      <w:r>
+        <w:rPr>
+          <w:rFonts w:ascii="Times New Roman" w:hAnsi="Times New Roman" w:cs="Times New Roman"/>
+          <w:spacing w:val="-2"/>
+        </w:rPr>
+        <w:t>df</w:t>
+      </w:r>
+      <w:proofErr w:type="spellEnd"/>
+      <w:r>
+        <w:rPr>
+          <w:rFonts w:ascii="Times New Roman" w:hAnsi="Times New Roman" w:cs="Times New Roman"/>
+          <w:spacing w:val="-2"/>
+        </w:rPr>
+        <w:t>["Genre"</w:t>
+      </w:r>
+      <w:proofErr w:type="gramStart"/>
+      <w:r>
+        <w:rPr>
+          <w:rFonts w:ascii="Times New Roman" w:hAnsi="Times New Roman" w:cs="Times New Roman"/>
+          <w:spacing w:val="-2"/>
+        </w:rPr>
+        <w:t>].</w:t>
+      </w:r>
+      <w:proofErr w:type="spellStart"/>
+      <w:r>
+        <w:rPr>
+          <w:rFonts w:ascii="Times New Roman" w:hAnsi="Times New Roman" w:cs="Times New Roman"/>
+          <w:spacing w:val="-2"/>
+        </w:rPr>
+        <w:t>fillna</w:t>
+      </w:r>
+      <w:proofErr w:type="spellEnd"/>
+      <w:proofErr w:type="gramEnd"/>
+      <w:r>
+        <w:rPr>
+          <w:rFonts w:ascii="Times New Roman" w:hAnsi="Times New Roman" w:cs="Times New Roman"/>
+          <w:spacing w:val="-2"/>
+        </w:rPr>
+        <w:t>("")</w:t>
+      </w:r>
+    </w:p>
+    <w:p>
+      <w:pPr>
+        <w:pStyle w:val="ListParagraph"/>
+        <w:ind w:left="1080"/>
+        <w:rPr>
+          <w:rFonts w:ascii="Times New Roman" w:hAnsi="Times New Roman" w:cs="Times New Roman"/>
+          <w:spacing w:val="-2"/>
+        </w:rPr>
+      </w:pPr>
+      <w:proofErr w:type="spellStart"/>
+      <w:r>
+        <w:rPr>
+          <w:rFonts w:ascii="Times New Roman" w:hAnsi="Times New Roman" w:cs="Times New Roman"/>
+          <w:spacing w:val="-2"/>
+        </w:rPr>
+        <w:t>df</w:t>
+      </w:r>
+      <w:proofErr w:type="spellEnd"/>
+      <w:r>
+        <w:rPr>
+          <w:rFonts w:ascii="Times New Roman" w:hAnsi="Times New Roman" w:cs="Times New Roman"/>
+          <w:spacing w:val="-2"/>
+        </w:rPr>
+        <w:t xml:space="preserve">["Overview"] = </w:t>
+      </w:r>
+      <w:proofErr w:type="spellStart"/>
+      <w:r>
+        <w:rPr>
+          <w:rFonts w:ascii="Times New Roman" w:hAnsi="Times New Roman" w:cs="Times New Roman"/>
+          <w:spacing w:val="-2"/>
+        </w:rPr>
+        <w:t>df</w:t>
+      </w:r>
+      <w:proofErr w:type="spellEnd"/>
+      <w:r>
+        <w:rPr>
+          <w:rFonts w:ascii="Times New Roman" w:hAnsi="Times New Roman" w:cs="Times New Roman"/>
+          <w:spacing w:val="-2"/>
+        </w:rPr>
+        <w:t>["Overview"</w:t>
+      </w:r>
+      <w:proofErr w:type="gramStart"/>
+      <w:r>
+        <w:rPr>
+          <w:rFonts w:ascii="Times New Roman" w:hAnsi="Times New Roman" w:cs="Times New Roman"/>
+          <w:spacing w:val="-2"/>
+        </w:rPr>
+        <w:t>].</w:t>
+      </w:r>
+      <w:proofErr w:type="spellStart"/>
+      <w:r>
+        <w:rPr>
+          <w:rFonts w:ascii="Times New Roman" w:hAnsi="Times New Roman" w:cs="Times New Roman"/>
+          <w:spacing w:val="-2"/>
+        </w:rPr>
+        <w:t>fillna</w:t>
+      </w:r>
+      <w:proofErr w:type="spellEnd"/>
+      <w:proofErr w:type="gramEnd"/>
+      <w:r>
+        <w:rPr>
+          <w:rFonts w:ascii="Times New Roman" w:hAnsi="Times New Roman" w:cs="Times New Roman"/>
+          <w:spacing w:val="-2"/>
+        </w:rPr>
+        <w:t>("")</w:t>
+      </w:r>
+    </w:p>
+    <w:p>
+      <w:pPr>
+        <w:pStyle w:val="ListParagraph"/>
+        <w:ind w:left="1080"/>
+        <w:rPr>
+          <w:rFonts w:ascii="Times New Roman" w:hAnsi="Times New Roman" w:cs="Times New Roman"/>
+          <w:spacing w:val="-2"/>
+        </w:rPr>
+      </w:pPr>
+      <w:proofErr w:type="spellStart"/>
+      <w:r>
+        <w:rPr>
+          <w:rFonts w:ascii="Times New Roman" w:hAnsi="Times New Roman" w:cs="Times New Roman"/>
+          <w:spacing w:val="-2"/>
+        </w:rPr>
+        <w:t>df</w:t>
+      </w:r>
+      <w:proofErr w:type="spellEnd"/>
+      <w:r>
+        <w:rPr>
+          <w:rFonts w:ascii="Times New Roman" w:hAnsi="Times New Roman" w:cs="Times New Roman"/>
+          <w:spacing w:val="-2"/>
+        </w:rPr>
+        <w:t xml:space="preserve">["Director"] = </w:t>
+      </w:r>
+      <w:proofErr w:type="spellStart"/>
+      <w:r>
+        <w:rPr>
+          <w:rFonts w:ascii="Times New Roman" w:hAnsi="Times New Roman" w:cs="Times New Roman"/>
+          <w:spacing w:val="-2"/>
+        </w:rPr>
+        <w:t>df</w:t>
+      </w:r>
+      <w:proofErr w:type="spellEnd"/>
+      <w:r>
+        <w:rPr>
+          <w:rFonts w:ascii="Times New Roman" w:hAnsi="Times New Roman" w:cs="Times New Roman"/>
+          <w:spacing w:val="-2"/>
+        </w:rPr>
+        <w:t>["Director"</w:t>
+      </w:r>
+      <w:proofErr w:type="gramStart"/>
+      <w:r>
+        <w:rPr>
+          <w:rFonts w:ascii="Times New Roman" w:hAnsi="Times New Roman" w:cs="Times New Roman"/>
+          <w:spacing w:val="-2"/>
+        </w:rPr>
+        <w:t>].</w:t>
+      </w:r>
+      <w:proofErr w:type="spellStart"/>
+      <w:r>
+        <w:rPr>
+          <w:rFonts w:ascii="Times New Roman" w:hAnsi="Times New Roman" w:cs="Times New Roman"/>
+          <w:spacing w:val="-2"/>
+        </w:rPr>
+        <w:t>fillna</w:t>
+      </w:r>
+      <w:proofErr w:type="spellEnd"/>
+      <w:proofErr w:type="gramEnd"/>
+      <w:r>
+        <w:rPr>
+          <w:rFonts w:ascii="Times New Roman" w:hAnsi="Times New Roman" w:cs="Times New Roman"/>
+          <w:spacing w:val="-2"/>
+        </w:rPr>
+        <w:t>("")</w:t>
+      </w:r>
+    </w:p>
+    <w:p>
+      <w:pPr>
+        <w:pStyle w:val="ListParagraph"/>
+        <w:ind w:left="1080"/>
+        <w:rPr>
+          <w:rFonts w:ascii="Times New Roman" w:hAnsi="Times New Roman" w:cs="Times New Roman"/>
+          <w:spacing w:val="-2"/>
+        </w:rPr>
+      </w:pPr>
+      <w:proofErr w:type="spellStart"/>
+      <w:r>
+        <w:rPr>
+          <w:rFonts w:ascii="Times New Roman" w:hAnsi="Times New Roman" w:cs="Times New Roman"/>
+          <w:spacing w:val="-2"/>
+        </w:rPr>
+        <w:t>df</w:t>
+      </w:r>
+      <w:proofErr w:type="spellEnd"/>
+      <w:r>
+        <w:rPr>
+          <w:rFonts w:ascii="Times New Roman" w:hAnsi="Times New Roman" w:cs="Times New Roman"/>
+          <w:spacing w:val="-2"/>
+        </w:rPr>
+        <w:t xml:space="preserve">["Star1"] = </w:t>
+      </w:r>
+      <w:proofErr w:type="spellStart"/>
+      <w:r>
+        <w:rPr>
+          <w:rFonts w:ascii="Times New Roman" w:hAnsi="Times New Roman" w:cs="Times New Roman"/>
+          <w:spacing w:val="-2"/>
+        </w:rPr>
+        <w:t>df</w:t>
+      </w:r>
+      <w:proofErr w:type="spellEnd"/>
+      <w:r>
+        <w:rPr>
+          <w:rFonts w:ascii="Times New Roman" w:hAnsi="Times New Roman" w:cs="Times New Roman"/>
+          <w:spacing w:val="-2"/>
+        </w:rPr>
+        <w:t>["Star1"</w:t>
+      </w:r>
+      <w:proofErr w:type="gramStart"/>
+      <w:r>
+        <w:rPr>
+          <w:rFonts w:ascii="Times New Roman" w:hAnsi="Times New Roman" w:cs="Times New Roman"/>
+          <w:spacing w:val="-2"/>
+        </w:rPr>
+        <w:t>].</w:t>
+      </w:r>
+      <w:proofErr w:type="spellStart"/>
+      <w:r>
+        <w:rPr>
+          <w:rFonts w:ascii="Times New Roman" w:hAnsi="Times New Roman" w:cs="Times New Roman"/>
+          <w:spacing w:val="-2"/>
+        </w:rPr>
+        <w:t>fillna</w:t>
+      </w:r>
+      <w:proofErr w:type="spellEnd"/>
+      <w:proofErr w:type="gramEnd"/>
+      <w:r>
+        <w:rPr>
+          <w:rFonts w:ascii="Times New Roman" w:hAnsi="Times New Roman" w:cs="Times New Roman"/>
+          <w:spacing w:val="-2"/>
+        </w:rPr>
+        <w:t>("")</w:t>
+      </w:r>
+    </w:p>
+    <w:p>
+      <w:pPr>
+        <w:pStyle w:val="ListParagraph"/>
+        <w:ind w:left="1080"/>
+        <w:rPr>
+          <w:rFonts w:ascii="Times New Roman" w:hAnsi="Times New Roman" w:cs="Times New Roman"/>
+          <w:spacing w:val="-2"/>
+        </w:rPr>
+      </w:pPr>
+      <w:proofErr w:type="spellStart"/>
+      <w:r>
+        <w:rPr>
+          <w:rFonts w:ascii="Times New Roman" w:hAnsi="Times New Roman" w:cs="Times New Roman"/>
+          <w:spacing w:val="-2"/>
+        </w:rPr>
+        <w:t>df</w:t>
+      </w:r>
+      <w:proofErr w:type="spellEnd"/>
+      <w:r>
+        <w:rPr>
+          <w:rFonts w:ascii="Times New Roman" w:hAnsi="Times New Roman" w:cs="Times New Roman"/>
+          <w:spacing w:val="-2"/>
+        </w:rPr>
+        <w:t xml:space="preserve">["Star2"] = </w:t>
+      </w:r>
+      <w:proofErr w:type="spellStart"/>
+      <w:r>
+        <w:rPr>
+          <w:rFonts w:ascii="Times New Roman" w:hAnsi="Times New Roman" w:cs="Times New Roman"/>
+          <w:spacing w:val="-2"/>
+        </w:rPr>
+        <w:t>df</w:t>
+      </w:r>
+      <w:proofErr w:type="spellEnd"/>
+      <w:r>
+        <w:rPr>
+          <w:rFonts w:ascii="Times New Roman" w:hAnsi="Times New Roman" w:cs="Times New Roman"/>
+          <w:spacing w:val="-2"/>
+        </w:rPr>
+        <w:t>["Star2"</w:t>
+      </w:r>
+      <w:proofErr w:type="gramStart"/>
+      <w:r>
+        <w:rPr>
+          <w:rFonts w:ascii="Times New Roman" w:hAnsi="Times New Roman" w:cs="Times New Roman"/>
+          <w:spacing w:val="-2"/>
+        </w:rPr>
+        <w:t>].</w:t>
+      </w:r>
+      <w:proofErr w:type="spellStart"/>
+      <w:r>
+        <w:rPr>
+          <w:rFonts w:ascii="Times New Roman" w:hAnsi="Times New Roman" w:cs="Times New Roman"/>
+          <w:spacing w:val="-2"/>
+        </w:rPr>
+        <w:t>fillna</w:t>
+      </w:r>
+      <w:proofErr w:type="spellEnd"/>
+      <w:proofErr w:type="gramEnd"/>
+      <w:r>
+        <w:rPr>
+          <w:rFonts w:ascii="Times New Roman" w:hAnsi="Times New Roman" w:cs="Times New Roman"/>
+          <w:spacing w:val="-2"/>
+        </w:rPr>
+        <w:t>("")</w:t>
+      </w:r>
+    </w:p>
+    <w:p>
+      <w:pPr>
+        <w:pStyle w:val="ListParagraph"/>
+        <w:ind w:left="1080"/>
+        <w:rPr>
+          <w:rFonts w:ascii="Times New Roman" w:hAnsi="Times New Roman" w:cs="Times New Roman"/>
+          <w:spacing w:val="-2"/>
+        </w:rPr>
+      </w:pPr>
+      <w:proofErr w:type="spellStart"/>
+      <w:r>
+        <w:rPr>
+          <w:rFonts w:ascii="Times New Roman" w:hAnsi="Times New Roman" w:cs="Times New Roman"/>
+          <w:spacing w:val="-2"/>
+        </w:rPr>
+        <w:t>df</w:t>
+      </w:r>
+      <w:proofErr w:type="spellEnd"/>
+      <w:r>
+        <w:rPr>
+          <w:rFonts w:ascii="Times New Roman" w:hAnsi="Times New Roman" w:cs="Times New Roman"/>
+          <w:spacing w:val="-2"/>
+        </w:rPr>
+        <w:t xml:space="preserve">["Star3"] = </w:t>
+      </w:r>
+      <w:proofErr w:type="spellStart"/>
+      <w:r>
+        <w:rPr>
+          <w:rFonts w:ascii="Times New Roman" w:hAnsi="Times New Roman" w:cs="Times New Roman"/>
+          <w:spacing w:val="-2"/>
+        </w:rPr>
+        <w:t>df</w:t>
+      </w:r>
+      <w:proofErr w:type="spellEnd"/>
+      <w:r>
+        <w:rPr>
+          <w:rFonts w:ascii="Times New Roman" w:hAnsi="Times New Roman" w:cs="Times New Roman"/>
+          <w:spacing w:val="-2"/>
+        </w:rPr>
+        <w:t>["Star3"</w:t>
+      </w:r>
+      <w:proofErr w:type="gramStart"/>
+      <w:r>
+        <w:rPr>
+          <w:rFonts w:ascii="Times New Roman" w:hAnsi="Times New Roman" w:cs="Times New Roman"/>
+          <w:spacing w:val="-2"/>
+        </w:rPr>
+        <w:t>].</w:t>
+      </w:r>
+      <w:proofErr w:type="spellStart"/>
+      <w:r>
+        <w:rPr>
+          <w:rFonts w:ascii="Times New Roman" w:hAnsi="Times New Roman" w:cs="Times New Roman"/>
+          <w:spacing w:val="-2"/>
+        </w:rPr>
+        <w:t>fillna</w:t>
+      </w:r>
+      <w:proofErr w:type="spellEnd"/>
+      <w:proofErr w:type="gramEnd"/>
+      <w:r>
+        <w:rPr>
+          <w:rFonts w:ascii="Times New Roman" w:hAnsi="Times New Roman" w:cs="Times New Roman"/>
+          <w:spacing w:val="-2"/>
+        </w:rPr>
+        <w:t>("")</w:t>
+      </w:r>
+    </w:p>
+    <w:p>
+      <w:pPr>
+        <w:pStyle w:val="ListParagraph"/>
+        <w:ind w:left="1080"/>
+        <w:rPr>
+          <w:rFonts w:ascii="Times New Roman" w:hAnsi="Times New Roman" w:cs="Times New Roman"/>
+          <w:spacing w:val="-2"/>
+        </w:rPr>
+      </w:pPr>
+      <w:proofErr w:type="spellStart"/>
+      <w:r>
+        <w:rPr>
+          <w:rFonts w:ascii="Times New Roman" w:hAnsi="Times New Roman" w:cs="Times New Roman"/>
+          <w:spacing w:val="-2"/>
+        </w:rPr>
+        <w:t>df</w:t>
+      </w:r>
+      <w:proofErr w:type="spellEnd"/>
+      <w:r>
+        <w:rPr>
+          <w:rFonts w:ascii="Times New Roman" w:hAnsi="Times New Roman" w:cs="Times New Roman"/>
+          <w:spacing w:val="-2"/>
+        </w:rPr>
+        <w:t xml:space="preserve">["Star4"] = </w:t>
+      </w:r>
+      <w:proofErr w:type="spellStart"/>
+      <w:r>
+        <w:rPr>
+          <w:rFonts w:ascii="Times New Roman" w:hAnsi="Times New Roman" w:cs="Times New Roman"/>
+          <w:spacing w:val="-2"/>
+        </w:rPr>
+        <w:t>df</w:t>
+      </w:r>
+      <w:proofErr w:type="spellEnd"/>
+      <w:r>
+        <w:rPr>
+          <w:rFonts w:ascii="Times New Roman" w:hAnsi="Times New Roman" w:cs="Times New Roman"/>
+          <w:spacing w:val="-2"/>
+        </w:rPr>
+        <w:t>["Star4"</w:t>
+      </w:r>
+      <w:proofErr w:type="gramStart"/>
+      <w:r>
+        <w:rPr>
+          <w:rFonts w:ascii="Times New Roman" w:hAnsi="Times New Roman" w:cs="Times New Roman"/>
+          <w:spacing w:val="-2"/>
+        </w:rPr>
+        <w:t>].</w:t>
+      </w:r>
+      <w:proofErr w:type="spellStart"/>
+      <w:r>
+        <w:rPr>
+          <w:rFonts w:ascii="Times New Roman" w:hAnsi="Times New Roman" w:cs="Times New Roman"/>
+          <w:spacing w:val="-2"/>
+        </w:rPr>
+        <w:t>fillna</w:t>
+      </w:r>
+      <w:proofErr w:type="spellEnd"/>
+      <w:proofErr w:type="gramEnd"/>
+      <w:r>
+        <w:rPr>
+          <w:rFonts w:ascii="Times New Roman" w:hAnsi="Times New Roman" w:cs="Times New Roman"/>
+          <w:spacing w:val="-2"/>
+        </w:rPr>
+        <w:t>("")</w:t>
+      </w:r>
+    </w:p>
+    <w:p>
+      <w:pPr>
+        <w:pStyle w:val="ListParagraph"/>
+        <w:ind w:left="1080"/>
+        <w:rPr>
+          <w:rFonts w:ascii="Times New Roman" w:hAnsi="Times New Roman" w:cs="Times New Roman"/>
+          <w:spacing w:val="-2"/>
+        </w:rPr>
+      </w:pPr>
+    </w:p>
+    <w:p>
+      <w:pPr>
+        <w:pStyle w:val="ListParagraph"/>
+        <w:ind w:left="1080"/>
+        <w:rPr>
+          <w:rFonts w:ascii="Times New Roman" w:hAnsi="Times New Roman" w:cs="Times New Roman"/>
+          <w:spacing w:val="-2"/>
+        </w:rPr>
+      </w:pPr>
+      <w:proofErr w:type="spellStart"/>
+      <w:r>
+        <w:rPr>
+          <w:rFonts w:ascii="Times New Roman" w:hAnsi="Times New Roman" w:cs="Times New Roman"/>
+          <w:spacing w:val="-2"/>
+        </w:rPr>
+        <w:t>df</w:t>
+      </w:r>
+      <w:proofErr w:type="spellEnd"/>
+      <w:r>
+        <w:rPr>
+          <w:rFonts w:ascii="Times New Roman" w:hAnsi="Times New Roman" w:cs="Times New Roman"/>
+          <w:spacing w:val="-2"/>
+        </w:rPr>
+        <w:t>["content"] = (</w:t>
+      </w:r>
+      <w:proofErr w:type="spellStart"/>
+      <w:r>
+        <w:rPr>
+          <w:rFonts w:ascii="Times New Roman" w:hAnsi="Times New Roman" w:cs="Times New Roman"/>
+          <w:spacing w:val="-2"/>
+        </w:rPr>
+        <w:t>df</w:t>
+      </w:r>
+      <w:proofErr w:type="spellEnd"/>
+      <w:r>
+        <w:rPr>
+          <w:rFonts w:ascii="Times New Roman" w:hAnsi="Times New Roman" w:cs="Times New Roman"/>
+          <w:spacing w:val="-2"/>
+        </w:rPr>
+        <w:t>["Genre"] + " " +</w:t>
+      </w:r>
+      <w:proofErr w:type="spellStart"/>
+      <w:r>
+        <w:rPr>
+          <w:rFonts w:ascii="Times New Roman" w:hAnsi="Times New Roman" w:cs="Times New Roman"/>
+          <w:spacing w:val="-2"/>
+        </w:rPr>
+        <w:t>df</w:t>
+      </w:r>
+      <w:proofErr w:type="spellEnd"/>
+      <w:r>
+        <w:rPr>
+          <w:rFonts w:ascii="Times New Roman" w:hAnsi="Times New Roman" w:cs="Times New Roman"/>
+          <w:spacing w:val="-2"/>
+        </w:rPr>
+        <w:t>["Overview"] + " " +</w:t>
+      </w:r>
+      <w:proofErr w:type="spellStart"/>
+      <w:r>
+        <w:rPr>
+          <w:rFonts w:ascii="Times New Roman" w:hAnsi="Times New Roman" w:cs="Times New Roman"/>
+          <w:spacing w:val="-2"/>
+        </w:rPr>
+        <w:t>df</w:t>
+      </w:r>
+      <w:proofErr w:type="spellEnd"/>
+      <w:r>
+        <w:rPr>
+          <w:rFonts w:ascii="Times New Roman" w:hAnsi="Times New Roman" w:cs="Times New Roman"/>
+          <w:spacing w:val="-2"/>
+        </w:rPr>
+        <w:t xml:space="preserve">["Director"] + " " </w:t>
+      </w:r>
+      <w:proofErr w:type="spellStart"/>
+      <w:r>
+        <w:rPr>
+          <w:rFonts w:ascii="Times New Roman" w:hAnsi="Times New Roman" w:cs="Times New Roman"/>
+          <w:spacing w:val="-2"/>
+        </w:rPr>
+        <w:t>df</w:t>
+      </w:r>
+      <w:proofErr w:type="spellEnd"/>
+      <w:r>
+        <w:rPr>
+          <w:rFonts w:ascii="Times New Roman" w:hAnsi="Times New Roman" w:cs="Times New Roman"/>
+          <w:spacing w:val="-2"/>
+        </w:rPr>
+        <w:t>["Star1"] + " " +</w:t>
+      </w:r>
+      <w:proofErr w:type="spellStart"/>
+      <w:r>
+        <w:rPr>
+          <w:rFonts w:ascii="Times New Roman" w:hAnsi="Times New Roman" w:cs="Times New Roman"/>
+          <w:spacing w:val="-2"/>
+        </w:rPr>
+        <w:t>df</w:t>
+      </w:r>
+      <w:proofErr w:type="spellEnd"/>
+      <w:r>
+        <w:rPr>
+          <w:rFonts w:ascii="Times New Roman" w:hAnsi="Times New Roman" w:cs="Times New Roman"/>
+          <w:spacing w:val="-2"/>
+        </w:rPr>
+        <w:t>["Star2"] + " " +</w:t>
+      </w:r>
+      <w:proofErr w:type="spellStart"/>
+      <w:r>
+        <w:rPr>
+          <w:rFonts w:ascii="Times New Roman" w:hAnsi="Times New Roman" w:cs="Times New Roman"/>
+          <w:spacing w:val="-2"/>
+        </w:rPr>
+        <w:t>df</w:t>
+      </w:r>
+      <w:proofErr w:type="spellEnd"/>
+      <w:r>
+        <w:rPr>
+          <w:rFonts w:ascii="Times New Roman" w:hAnsi="Times New Roman" w:cs="Times New Roman"/>
+          <w:spacing w:val="-2"/>
+        </w:rPr>
+        <w:t>["Star3"] + " " +</w:t>
+      </w:r>
+      <w:proofErr w:type="spellStart"/>
+      <w:r>
+        <w:rPr>
+          <w:rFonts w:ascii="Times New Roman" w:hAnsi="Times New Roman" w:cs="Times New Roman"/>
+          <w:spacing w:val="-2"/>
+        </w:rPr>
+        <w:t>df</w:t>
+      </w:r>
+      <w:proofErr w:type="spellEnd"/>
+      <w:r>
+        <w:rPr>
+          <w:rFonts w:ascii="Times New Roman" w:hAnsi="Times New Roman" w:cs="Times New Roman"/>
+          <w:spacing w:val="-2"/>
+        </w:rPr>
+        <w:t>["Star4")</w:t>
+      </w:r>
+    </w:p>
+    <w:p>
+      <w:pPr>
+        <w:pStyle w:val="ListParagraph"/>
+        <w:ind w:left="1080"/>
+        <w:rPr>
+          <w:rFonts w:ascii="Times New Roman" w:hAnsi="Times New Roman" w:cs="Times New Roman"/>
+          <w:spacing w:val="-2"/>
+        </w:rPr>
+      </w:pPr>
+    </w:p>
+    <w:p>
+      <w:pPr>
+        <w:pStyle w:val="ListParagraph"/>
+        <w:ind w:left="1080"/>
+        <w:rPr>
+          <w:rFonts w:ascii="Times New Roman" w:hAnsi="Times New Roman" w:cs="Times New Roman"/>
+          <w:spacing w:val="-2"/>
+        </w:rPr>
+      </w:pPr>
+      <w:proofErr w:type="spellStart"/>
+      <w:r>
+        <w:rPr>
+          <w:rFonts w:ascii="Times New Roman" w:hAnsi="Times New Roman" w:cs="Times New Roman"/>
+          <w:spacing w:val="-2"/>
+        </w:rPr>
+        <w:t>tfidf</w:t>
+      </w:r>
+      <w:proofErr w:type="spellEnd"/>
+      <w:r>
+        <w:rPr>
+          <w:rFonts w:ascii="Times New Roman" w:hAnsi="Times New Roman" w:cs="Times New Roman"/>
+          <w:spacing w:val="-2"/>
+        </w:rPr>
+        <w:t xml:space="preserve"> = </w:t>
+      </w:r>
+      <w:proofErr w:type="spellStart"/>
+      <w:r>
+        <w:rPr>
+          <w:rFonts w:ascii="Times New Roman" w:hAnsi="Times New Roman" w:cs="Times New Roman"/>
+          <w:spacing w:val="-2"/>
+        </w:rPr>
+        <w:t>TfidfVectorizer</w:t>
+      </w:r>
+      <w:proofErr w:type="spellEnd"/>
+      <w:r>
+        <w:rPr>
+          <w:rFonts w:ascii="Times New Roman" w:hAnsi="Times New Roman" w:cs="Times New Roman"/>
+          <w:spacing w:val="-2"/>
+        </w:rPr>
+        <w:t>(</w:t>
+      </w:r>
+      <w:proofErr w:type="spellStart"/>
+      <w:r>
+        <w:rPr>
+          <w:rFonts w:ascii="Times New Roman" w:hAnsi="Times New Roman" w:cs="Times New Roman"/>
+          <w:spacing w:val="-2"/>
+        </w:rPr>
+        <w:t>stop_words</w:t>
+      </w:r>
+      <w:proofErr w:type="spellEnd"/>
+      <w:r>
+        <w:rPr>
+          <w:rFonts w:ascii="Times New Roman" w:hAnsi="Times New Roman" w:cs="Times New Roman"/>
+          <w:spacing w:val="-2"/>
+        </w:rPr>
+        <w:t>="</w:t>
+      </w:r>
+      <w:proofErr w:type="spellStart"/>
+      <w:r>
+        <w:rPr>
+          <w:rFonts w:ascii="Times New Roman" w:hAnsi="Times New Roman" w:cs="Times New Roman"/>
+          <w:spacing w:val="-2"/>
+        </w:rPr>
+        <w:t>english</w:t>
+      </w:r>
+      <w:proofErr w:type="spellEnd"/>
+      <w:r>
+        <w:rPr>
+          <w:rFonts w:ascii="Times New Roman" w:hAnsi="Times New Roman" w:cs="Times New Roman"/>
+          <w:spacing w:val="-2"/>
+        </w:rPr>
+        <w:t>")</w:t>
+      </w:r>
+    </w:p>
+    <w:p>
+      <w:pPr>
+        <w:pStyle w:val="ListParagraph"/>
+        <w:ind w:left="1080"/>
+        <w:rPr>
+          <w:rFonts w:ascii="Times New Roman" w:hAnsi="Times New Roman" w:cs="Times New Roman"/>
+          <w:spacing w:val="-2"/>
+        </w:rPr>
+      </w:pPr>
+      <w:proofErr w:type="spellStart"/>
+      <w:r>
+        <w:rPr>
+          <w:rFonts w:ascii="Times New Roman" w:hAnsi="Times New Roman" w:cs="Times New Roman"/>
+          <w:spacing w:val="-2"/>
+        </w:rPr>
+        <w:t>tfidf_matrix</w:t>
+      </w:r>
+      <w:proofErr w:type="spellEnd"/>
+      <w:r>
+        <w:rPr>
+          <w:rFonts w:ascii="Times New Roman" w:hAnsi="Times New Roman" w:cs="Times New Roman"/>
+          <w:spacing w:val="-2"/>
+        </w:rPr>
+        <w:t xml:space="preserve"> = </w:t>
+      </w:r>
+      <w:proofErr w:type="spellStart"/>
+      <w:r>
+        <w:rPr>
+          <w:rFonts w:ascii="Times New Roman" w:hAnsi="Times New Roman" w:cs="Times New Roman"/>
+          <w:spacing w:val="-2"/>
+        </w:rPr>
+        <w:t>tfidf.fit_transform</w:t>
+      </w:r>
+      <w:proofErr w:type="spellEnd"/>
+      <w:r>
+        <w:rPr>
+          <w:rFonts w:ascii="Times New Roman" w:hAnsi="Times New Roman" w:cs="Times New Roman"/>
+          <w:spacing w:val="-2"/>
+        </w:rPr>
+        <w:t>(</w:t>
+      </w:r>
+      <w:proofErr w:type="spellStart"/>
+      <w:r>
+        <w:rPr>
+          <w:rFonts w:ascii="Times New Roman" w:hAnsi="Times New Roman" w:cs="Times New Roman"/>
+          <w:spacing w:val="-2"/>
+        </w:rPr>
+        <w:t>df</w:t>
+      </w:r>
+      <w:proofErr w:type="spellEnd"/>
+      <w:r>
+        <w:rPr>
+          <w:rFonts w:ascii="Times New Roman" w:hAnsi="Times New Roman" w:cs="Times New Roman"/>
+          <w:spacing w:val="-2"/>
+        </w:rPr>
+        <w:t>["content"])</w:t>
+      </w:r>
+    </w:p>
+    <w:p>
+      <w:pPr>
+        <w:pStyle w:val="ListParagraph"/>
+        <w:ind w:left="1080"/>
+        <w:rPr>
+          <w:rFonts w:ascii="Times New Roman" w:hAnsi="Times New Roman" w:cs="Times New Roman"/>
+          <w:spacing w:val="-2"/>
+        </w:rPr>
+      </w:pPr>
+    </w:p>
+    <w:p>
+      <w:pPr>
+        <w:pStyle w:val="ListParagraph"/>
+        <w:ind w:left="1080"/>
+        <w:rPr>
+          <w:rFonts w:ascii="Times New Roman" w:hAnsi="Times New Roman" w:cs="Times New Roman"/>
+          <w:spacing w:val="-2"/>
+        </w:rPr>
+      </w:pPr>
+      <w:proofErr w:type="spellStart"/>
+      <w:r>
+        <w:rPr>
+          <w:rFonts w:ascii="Times New Roman" w:hAnsi="Times New Roman" w:cs="Times New Roman"/>
+          <w:spacing w:val="-2"/>
+        </w:rPr>
+        <w:t>cosine_sim</w:t>
+      </w:r>
+      <w:proofErr w:type="spellEnd"/>
+      <w:r>
+        <w:rPr>
+          <w:rFonts w:ascii="Times New Roman" w:hAnsi="Times New Roman" w:cs="Times New Roman"/>
+          <w:spacing w:val="-2"/>
+        </w:rPr>
+        <w:t xml:space="preserve"> = </w:t>
+      </w:r>
+      <w:proofErr w:type="spellStart"/>
+      <w:r>
+        <w:rPr>
+          <w:rFonts w:ascii="Times New Roman" w:hAnsi="Times New Roman" w:cs="Times New Roman"/>
+          <w:spacing w:val="-2"/>
+        </w:rPr>
+        <w:t>cosine_</w:t>
+      </w:r>
+      <w:proofErr w:type="gramStart"/>
+      <w:r>
+        <w:rPr>
+          <w:rFonts w:ascii="Times New Roman" w:hAnsi="Times New Roman" w:cs="Times New Roman"/>
+          <w:spacing w:val="-2"/>
+        </w:rPr>
+        <w:t>similarity</w:t>
+      </w:r>
+      <w:proofErr w:type="spellEnd"/>
+      <w:r>
+        <w:rPr>
+          <w:rFonts w:ascii="Times New Roman" w:hAnsi="Times New Roman" w:cs="Times New Roman"/>
+          <w:spacing w:val="-2"/>
+        </w:rPr>
+        <w:t>(</w:t>
+      </w:r>
+      <w:proofErr w:type="spellStart"/>
+      <w:proofErr w:type="gramEnd"/>
+      <w:r>
+        <w:rPr>
+          <w:rFonts w:ascii="Times New Roman" w:hAnsi="Times New Roman" w:cs="Times New Roman"/>
+          <w:spacing w:val="-2"/>
+        </w:rPr>
+        <w:t>tfidf_matrix</w:t>
+      </w:r>
+      <w:proofErr w:type="spellEnd"/>
+      <w:r>
+        <w:rPr>
+          <w:rFonts w:ascii="Times New Roman" w:hAnsi="Times New Roman" w:cs="Times New Roman"/>
+          <w:spacing w:val="-2"/>
+        </w:rPr>
+        <w:t xml:space="preserve">, </w:t>
+      </w:r>
+      <w:proofErr w:type="spellStart"/>
+      <w:r>
+        <w:rPr>
+          <w:rFonts w:ascii="Times New Roman" w:hAnsi="Times New Roman" w:cs="Times New Roman"/>
+          <w:spacing w:val="-2"/>
+        </w:rPr>
+        <w:t>tfidf_matrix</w:t>
+      </w:r>
+      <w:proofErr w:type="spellEnd"/>
+      <w:r>
+        <w:rPr>
+          <w:rFonts w:ascii="Times New Roman" w:hAnsi="Times New Roman" w:cs="Times New Roman"/>
+          <w:spacing w:val="-2"/>
+        </w:rPr>
+        <w:t>)</w:t>
+      </w:r>
+    </w:p>
+    <w:p>
+      <w:pPr>
+        <w:pStyle w:val="ListParagraph"/>
+        <w:ind w:left="1080"/>
+        <w:rPr>
+          <w:rFonts w:ascii="Times New Roman" w:hAnsi="Times New Roman" w:cs="Times New Roman"/>
+          <w:spacing w:val="-2"/>
+        </w:rPr>
+      </w:pPr>
+      <w:r>
+        <w:rPr>
+          <w:rFonts w:ascii="Times New Roman" w:hAnsi="Times New Roman" w:cs="Times New Roman"/>
+          <w:spacing w:val="-2"/>
+        </w:rPr>
+        <w:t xml:space="preserve">indices = </w:t>
+      </w:r>
+      <w:proofErr w:type="spellStart"/>
+      <w:proofErr w:type="gramStart"/>
+      <w:r>
+        <w:rPr>
+          <w:rFonts w:ascii="Times New Roman" w:hAnsi="Times New Roman" w:cs="Times New Roman"/>
+          <w:spacing w:val="-2"/>
+        </w:rPr>
+        <w:t>pd.Series</w:t>
+      </w:r>
+      <w:proofErr w:type="spellEnd"/>
+      <w:proofErr w:type="gramEnd"/>
+      <w:r>
+        <w:rPr>
+          <w:rFonts w:ascii="Times New Roman" w:hAnsi="Times New Roman" w:cs="Times New Roman"/>
+          <w:spacing w:val="-2"/>
+        </w:rPr>
+        <w:t>(</w:t>
+      </w:r>
+      <w:proofErr w:type="spellStart"/>
+      <w:r>
+        <w:rPr>
+          <w:rFonts w:ascii="Times New Roman" w:hAnsi="Times New Roman" w:cs="Times New Roman"/>
+          <w:spacing w:val="-2"/>
+        </w:rPr>
+        <w:t>df.index</w:t>
+      </w:r>
+      <w:proofErr w:type="spellEnd"/>
+      <w:r>
+        <w:rPr>
+          <w:rFonts w:ascii="Times New Roman" w:hAnsi="Times New Roman" w:cs="Times New Roman"/>
+          <w:spacing w:val="-2"/>
+        </w:rPr>
+        <w:t>, index=</w:t>
+      </w:r>
+      <w:proofErr w:type="spellStart"/>
+      <w:r>
+        <w:rPr>
+          <w:rFonts w:ascii="Times New Roman" w:hAnsi="Times New Roman" w:cs="Times New Roman"/>
+          <w:spacing w:val="-2"/>
+        </w:rPr>
+        <w:t>df</w:t>
+      </w:r>
+      <w:proofErr w:type="spellEnd"/>
+      <w:r>
+        <w:rPr>
+          <w:rFonts w:ascii="Times New Roman" w:hAnsi="Times New Roman" w:cs="Times New Roman"/>
+          <w:spacing w:val="-2"/>
+        </w:rPr>
+        <w:t>["</w:t>
+      </w:r>
+      <w:proofErr w:type="spellStart"/>
+      <w:r>
+        <w:rPr>
+          <w:rFonts w:ascii="Times New Roman" w:hAnsi="Times New Roman" w:cs="Times New Roman"/>
+          <w:spacing w:val="-2"/>
+        </w:rPr>
+        <w:t>Series_Title</w:t>
+      </w:r>
+      <w:proofErr w:type="spellEnd"/>
+      <w:r>
+        <w:rPr>
+          <w:rFonts w:ascii="Times New Roman" w:hAnsi="Times New Roman" w:cs="Times New Roman"/>
+          <w:spacing w:val="-2"/>
+        </w:rPr>
+        <w:t>"]).</w:t>
+      </w:r>
+      <w:proofErr w:type="spellStart"/>
+      <w:r>
+        <w:rPr>
+          <w:rFonts w:ascii="Times New Roman" w:hAnsi="Times New Roman" w:cs="Times New Roman"/>
+          <w:spacing w:val="-2"/>
+        </w:rPr>
+        <w:t>drop_duplicates</w:t>
+      </w:r>
+      <w:proofErr w:type="spellEnd"/>
+      <w:r>
+        <w:rPr>
+          <w:rFonts w:ascii="Times New Roman" w:hAnsi="Times New Roman" w:cs="Times New Roman"/>
+          <w:spacing w:val="-2"/>
+        </w:rPr>
+        <w:t>()</w:t>
+      </w:r>
+    </w:p>
+    <w:p>
+      <w:pPr>
+        <w:pStyle w:val="ListParagraph"/>
+        <w:ind w:left="1080"/>
+        <w:rPr>
+          <w:rFonts w:ascii="Times New Roman" w:hAnsi="Times New Roman" w:cs="Times New Roman"/>
+          <w:spacing w:val="-2"/>
+        </w:rPr>
+      </w:pPr>
+      <w:r>
+        <w:rPr>
+          <w:rFonts w:ascii="Times New Roman" w:hAnsi="Times New Roman" w:cs="Times New Roman"/>
+          <w:spacing w:val="-2"/>
+        </w:rPr>
+        <w:t xml:space="preserve">def </w:t>
+      </w:r>
+      <w:proofErr w:type="spellStart"/>
+      <w:r>
+        <w:rPr>
+          <w:rFonts w:ascii="Times New Roman" w:hAnsi="Times New Roman" w:cs="Times New Roman"/>
+          <w:spacing w:val="-2"/>
+        </w:rPr>
+        <w:t>recommend_</w:t>
+      </w:r>
+      <w:proofErr w:type="gramStart"/>
+      <w:r>
+        <w:rPr>
+          <w:rFonts w:ascii="Times New Roman" w:hAnsi="Times New Roman" w:cs="Times New Roman"/>
+          <w:spacing w:val="-2"/>
+        </w:rPr>
+        <w:t>movie</w:t>
+      </w:r>
+      <w:proofErr w:type="spellEnd"/>
+      <w:r>
+        <w:rPr>
+          <w:rFonts w:ascii="Times New Roman" w:hAnsi="Times New Roman" w:cs="Times New Roman"/>
+          <w:spacing w:val="-2"/>
+        </w:rPr>
+        <w:t>(</w:t>
+      </w:r>
+      <w:proofErr w:type="gramEnd"/>
+      <w:r>
+        <w:rPr>
+          <w:rFonts w:ascii="Times New Roman" w:hAnsi="Times New Roman" w:cs="Times New Roman"/>
+          <w:spacing w:val="-2"/>
+        </w:rPr>
+        <w:t xml:space="preserve">title, </w:t>
+      </w:r>
+      <w:proofErr w:type="spellStart"/>
+      <w:r>
+        <w:rPr>
+          <w:rFonts w:ascii="Times New Roman" w:hAnsi="Times New Roman" w:cs="Times New Roman"/>
+          <w:spacing w:val="-2"/>
+        </w:rPr>
+        <w:t>topn</w:t>
+      </w:r>
+      <w:proofErr w:type="spellEnd"/>
+      <w:r>
+        <w:rPr>
+          <w:rFonts w:ascii="Times New Roman" w:hAnsi="Times New Roman" w:cs="Times New Roman"/>
+          <w:spacing w:val="-2"/>
+        </w:rPr>
+        <w:t>=5):</w:t>
+      </w:r>
+    </w:p>
+    <w:p>
+      <w:pPr>
+        <w:pStyle w:val="ListParagraph"/>
+        <w:ind w:left="1080"/>
+        <w:rPr>
+          <w:rFonts w:ascii="Times New Roman" w:hAnsi="Times New Roman" w:cs="Times New Roman"/>
+          <w:spacing w:val="-2"/>
+        </w:rPr>
+      </w:pPr>
+      <w:r>
+        <w:rPr>
+          <w:rFonts w:ascii="Times New Roman" w:hAnsi="Times New Roman" w:cs="Times New Roman"/>
+          <w:spacing w:val="-2"/>
+        </w:rPr>
+        <w:t xml:space="preserve">    if title not in indices:</w:t>
+      </w:r>
+    </w:p>
+    <w:p>
+      <w:pPr>
+        <w:pStyle w:val="ListParagraph"/>
+        <w:ind w:left="1080"/>
+        <w:rPr>
+          <w:rFonts w:ascii="Times New Roman" w:hAnsi="Times New Roman" w:cs="Times New Roman"/>
+          <w:spacing w:val="-2"/>
+        </w:rPr>
+      </w:pPr>
+      <w:r>
+        <w:rPr>
+          <w:rFonts w:ascii="Times New Roman" w:hAnsi="Times New Roman" w:cs="Times New Roman"/>
+          <w:spacing w:val="-2"/>
+        </w:rPr>
+        <w:t xml:space="preserve">        return "Movie not found!"</w:t>
+      </w:r>
+    </w:p>
+    <w:p>
+      <w:pPr>
+        <w:pStyle w:val="ListParagraph"/>
+        <w:ind w:left="1080"/>
+        <w:rPr>
+          <w:rFonts w:ascii="Times New Roman" w:hAnsi="Times New Roman" w:cs="Times New Roman"/>
+          <w:spacing w:val="-2"/>
+        </w:rPr>
+      </w:pPr>
+      <w:r>
+        <w:rPr>
+          <w:rFonts w:ascii="Times New Roman" w:hAnsi="Times New Roman" w:cs="Times New Roman"/>
+          <w:spacing w:val="-2"/>
+        </w:rPr>
+        <w:lastRenderedPageBreak/>
+        <w:t xml:space="preserve">    </w:t>
+      </w:r>
+    </w:p>
+    <w:p>
+      <w:pPr>
+        <w:pStyle w:val="ListParagraph"/>
+        <w:ind w:left="1080"/>
+        <w:rPr>
+          <w:rFonts w:ascii="Times New Roman" w:hAnsi="Times New Roman" w:cs="Times New Roman"/>
+          <w:spacing w:val="-2"/>
+        </w:rPr>
+      </w:pPr>
+      <w:r>
+        <w:rPr>
+          <w:rFonts w:ascii="Times New Roman" w:hAnsi="Times New Roman" w:cs="Times New Roman"/>
+          <w:spacing w:val="-2"/>
+        </w:rPr>
+        <w:t xml:space="preserve">    </w:t>
+      </w:r>
+      <w:proofErr w:type="spellStart"/>
+      <w:r>
+        <w:rPr>
+          <w:rFonts w:ascii="Times New Roman" w:hAnsi="Times New Roman" w:cs="Times New Roman"/>
+          <w:spacing w:val="-2"/>
+        </w:rPr>
+        <w:t>idx</w:t>
+      </w:r>
+      <w:proofErr w:type="spellEnd"/>
+      <w:r>
+        <w:rPr>
+          <w:rFonts w:ascii="Times New Roman" w:hAnsi="Times New Roman" w:cs="Times New Roman"/>
+          <w:spacing w:val="-2"/>
+        </w:rPr>
+        <w:t xml:space="preserve"> = indices[title]</w:t>
+      </w:r>
+    </w:p>
+    <w:p>
+      <w:pPr>
+        <w:pStyle w:val="ListParagraph"/>
+        <w:ind w:left="1080"/>
+        <w:rPr>
+          <w:rFonts w:ascii="Times New Roman" w:hAnsi="Times New Roman" w:cs="Times New Roman"/>
+          <w:spacing w:val="-2"/>
+        </w:rPr>
+      </w:pPr>
+      <w:r>
+        <w:rPr>
+          <w:rFonts w:ascii="Times New Roman" w:hAnsi="Times New Roman" w:cs="Times New Roman"/>
+          <w:spacing w:val="-2"/>
+        </w:rPr>
+        <w:t xml:space="preserve">    </w:t>
+      </w:r>
+    </w:p>
+    <w:p>
+      <w:pPr>
+        <w:pStyle w:val="ListParagraph"/>
+        <w:ind w:left="1080"/>
+        <w:rPr>
+          <w:rFonts w:ascii="Times New Roman" w:hAnsi="Times New Roman" w:cs="Times New Roman"/>
+          <w:spacing w:val="-2"/>
+        </w:rPr>
+      </w:pPr>
+      <w:r>
+        <w:rPr>
+          <w:rFonts w:ascii="Times New Roman" w:hAnsi="Times New Roman" w:cs="Times New Roman"/>
+          <w:spacing w:val="-2"/>
+        </w:rPr>
+        <w:t xml:space="preserve">    </w:t>
+      </w:r>
+      <w:proofErr w:type="spellStart"/>
+      <w:r>
+        <w:rPr>
+          <w:rFonts w:ascii="Times New Roman" w:hAnsi="Times New Roman" w:cs="Times New Roman"/>
+          <w:spacing w:val="-2"/>
+        </w:rPr>
+        <w:t>sim_scores</w:t>
+      </w:r>
+      <w:proofErr w:type="spellEnd"/>
+      <w:r>
+        <w:rPr>
+          <w:rFonts w:ascii="Times New Roman" w:hAnsi="Times New Roman" w:cs="Times New Roman"/>
+          <w:spacing w:val="-2"/>
+        </w:rPr>
+        <w:t xml:space="preserve"> = list(enumerate(</w:t>
+      </w:r>
+      <w:proofErr w:type="spellStart"/>
+      <w:r>
+        <w:rPr>
+          <w:rFonts w:ascii="Times New Roman" w:hAnsi="Times New Roman" w:cs="Times New Roman"/>
+          <w:spacing w:val="-2"/>
+        </w:rPr>
+        <w:t>cosine_sim</w:t>
+      </w:r>
+      <w:proofErr w:type="spellEnd"/>
+      <w:r>
+        <w:rPr>
+          <w:rFonts w:ascii="Times New Roman" w:hAnsi="Times New Roman" w:cs="Times New Roman"/>
+          <w:spacing w:val="-2"/>
+        </w:rPr>
+        <w:t>[</w:t>
+      </w:r>
+      <w:proofErr w:type="spellStart"/>
+      <w:r>
+        <w:rPr>
+          <w:rFonts w:ascii="Times New Roman" w:hAnsi="Times New Roman" w:cs="Times New Roman"/>
+          <w:spacing w:val="-2"/>
+        </w:rPr>
+        <w:t>idx</w:t>
+      </w:r>
+      <w:proofErr w:type="spellEnd"/>
+      <w:r>
+        <w:rPr>
+          <w:rFonts w:ascii="Times New Roman" w:hAnsi="Times New Roman" w:cs="Times New Roman"/>
+          <w:spacing w:val="-2"/>
+        </w:rPr>
+        <w:t>]))</w:t>
+      </w:r>
+    </w:p>
+    <w:p>
+      <w:pPr>
+        <w:pStyle w:val="ListParagraph"/>
+        <w:ind w:left="1080"/>
+        <w:rPr>
+          <w:rFonts w:ascii="Times New Roman" w:hAnsi="Times New Roman" w:cs="Times New Roman"/>
+          <w:spacing w:val="-2"/>
+        </w:rPr>
+      </w:pPr>
+      <w:r>
+        <w:rPr>
+          <w:rFonts w:ascii="Times New Roman" w:hAnsi="Times New Roman" w:cs="Times New Roman"/>
+          <w:spacing w:val="-2"/>
+        </w:rPr>
+        <w:t xml:space="preserve">    </w:t>
+      </w:r>
+      <w:proofErr w:type="spellStart"/>
+      <w:r>
+        <w:rPr>
+          <w:rFonts w:ascii="Times New Roman" w:hAnsi="Times New Roman" w:cs="Times New Roman"/>
+          <w:spacing w:val="-2"/>
+        </w:rPr>
+        <w:t>sim_scores</w:t>
+      </w:r>
+      <w:proofErr w:type="spellEnd"/>
+      <w:r>
+        <w:rPr>
+          <w:rFonts w:ascii="Times New Roman" w:hAnsi="Times New Roman" w:cs="Times New Roman"/>
+          <w:spacing w:val="-2"/>
+        </w:rPr>
+        <w:t xml:space="preserve"> = </w:t>
+      </w:r>
+      <w:proofErr w:type="gramStart"/>
+      <w:r>
+        <w:rPr>
+          <w:rFonts w:ascii="Times New Roman" w:hAnsi="Times New Roman" w:cs="Times New Roman"/>
+          <w:spacing w:val="-2"/>
+        </w:rPr>
+        <w:t>sorted(</w:t>
+      </w:r>
+      <w:proofErr w:type="spellStart"/>
+      <w:proofErr w:type="gramEnd"/>
+      <w:r>
+        <w:rPr>
+          <w:rFonts w:ascii="Times New Roman" w:hAnsi="Times New Roman" w:cs="Times New Roman"/>
+          <w:spacing w:val="-2"/>
+        </w:rPr>
+        <w:t>sim_scores</w:t>
+      </w:r>
+      <w:proofErr w:type="spellEnd"/>
+      <w:r>
+        <w:rPr>
+          <w:rFonts w:ascii="Times New Roman" w:hAnsi="Times New Roman" w:cs="Times New Roman"/>
+          <w:spacing w:val="-2"/>
+        </w:rPr>
+        <w:t>, key=lambda x: x[1], reverse=True)</w:t>
+      </w:r>
+    </w:p>
+    <w:p>
+      <w:pPr>
+        <w:pStyle w:val="ListParagraph"/>
+        <w:ind w:left="1080"/>
+        <w:rPr>
+          <w:rFonts w:ascii="Times New Roman" w:hAnsi="Times New Roman" w:cs="Times New Roman"/>
+          <w:spacing w:val="-2"/>
+        </w:rPr>
+      </w:pPr>
+      <w:r>
+        <w:rPr>
+          <w:rFonts w:ascii="Times New Roman" w:hAnsi="Times New Roman" w:cs="Times New Roman"/>
+          <w:spacing w:val="-2"/>
+        </w:rPr>
+        <w:t xml:space="preserve">    </w:t>
+      </w:r>
+    </w:p>
+    <w:p>
+      <w:pPr>
+        <w:pStyle w:val="ListParagraph"/>
+        <w:ind w:left="1080"/>
+        <w:rPr>
+          <w:rFonts w:ascii="Times New Roman" w:hAnsi="Times New Roman" w:cs="Times New Roman"/>
+          <w:spacing w:val="-2"/>
+        </w:rPr>
+      </w:pPr>
+      <w:r>
+        <w:rPr>
+          <w:rFonts w:ascii="Times New Roman" w:hAnsi="Times New Roman" w:cs="Times New Roman"/>
+          <w:spacing w:val="-2"/>
+        </w:rPr>
+        <w:t xml:space="preserve">    </w:t>
+      </w:r>
+      <w:proofErr w:type="spellStart"/>
+      <w:r>
+        <w:rPr>
+          <w:rFonts w:ascii="Times New Roman" w:hAnsi="Times New Roman" w:cs="Times New Roman"/>
+          <w:spacing w:val="-2"/>
+        </w:rPr>
+        <w:t>sim_scores</w:t>
+      </w:r>
+      <w:proofErr w:type="spellEnd"/>
+      <w:r>
+        <w:rPr>
+          <w:rFonts w:ascii="Times New Roman" w:hAnsi="Times New Roman" w:cs="Times New Roman"/>
+          <w:spacing w:val="-2"/>
+        </w:rPr>
+        <w:t xml:space="preserve"> = </w:t>
+      </w:r>
+      <w:proofErr w:type="spellStart"/>
+      <w:r>
+        <w:rPr>
+          <w:rFonts w:ascii="Times New Roman" w:hAnsi="Times New Roman" w:cs="Times New Roman"/>
+          <w:spacing w:val="-2"/>
+        </w:rPr>
+        <w:t>sim_scores</w:t>
+      </w:r>
+      <w:proofErr w:type="spellEnd"/>
+      <w:r>
+        <w:rPr>
+          <w:rFonts w:ascii="Times New Roman" w:hAnsi="Times New Roman" w:cs="Times New Roman"/>
+          <w:spacing w:val="-2"/>
+        </w:rPr>
+        <w:t>[</w:t>
+      </w:r>
+      <w:proofErr w:type="gramStart"/>
+      <w:r>
+        <w:rPr>
+          <w:rFonts w:ascii="Times New Roman" w:hAnsi="Times New Roman" w:cs="Times New Roman"/>
+          <w:spacing w:val="-2"/>
+        </w:rPr>
+        <w:t>1:topn</w:t>
+      </w:r>
+      <w:proofErr w:type="gramEnd"/>
+      <w:r>
+        <w:rPr>
+          <w:rFonts w:ascii="Times New Roman" w:hAnsi="Times New Roman" w:cs="Times New Roman"/>
+          <w:spacing w:val="-2"/>
+        </w:rPr>
+        <w:t>+1]</w:t>
+      </w:r>
+    </w:p>
+    <w:p>
+      <w:pPr>
+        <w:pStyle w:val="ListParagraph"/>
+        <w:ind w:left="1080"/>
+        <w:rPr>
+          <w:rFonts w:ascii="Times New Roman" w:hAnsi="Times New Roman" w:cs="Times New Roman"/>
+          <w:spacing w:val="-2"/>
+        </w:rPr>
+      </w:pPr>
+      <w:r>
+        <w:rPr>
+          <w:rFonts w:ascii="Times New Roman" w:hAnsi="Times New Roman" w:cs="Times New Roman"/>
+          <w:spacing w:val="-2"/>
+        </w:rPr>
+        <w:t xml:space="preserve">    </w:t>
+      </w:r>
+      <w:proofErr w:type="spellStart"/>
+      <w:r>
+        <w:rPr>
+          <w:rFonts w:ascii="Times New Roman" w:hAnsi="Times New Roman" w:cs="Times New Roman"/>
+          <w:spacing w:val="-2"/>
+        </w:rPr>
+        <w:t>movie_indices</w:t>
+      </w:r>
+      <w:proofErr w:type="spellEnd"/>
+      <w:r>
+        <w:rPr>
+          <w:rFonts w:ascii="Times New Roman" w:hAnsi="Times New Roman" w:cs="Times New Roman"/>
+          <w:spacing w:val="-2"/>
+        </w:rPr>
+        <w:t xml:space="preserve"> = [</w:t>
+      </w:r>
+      <w:proofErr w:type="spellStart"/>
+      <w:proofErr w:type="gramStart"/>
+      <w:r>
+        <w:rPr>
+          <w:rFonts w:ascii="Times New Roman" w:hAnsi="Times New Roman" w:cs="Times New Roman"/>
+          <w:spacing w:val="-2"/>
+        </w:rPr>
+        <w:t>i</w:t>
+      </w:r>
+      <w:proofErr w:type="spellEnd"/>
+      <w:r>
+        <w:rPr>
+          <w:rFonts w:ascii="Times New Roman" w:hAnsi="Times New Roman" w:cs="Times New Roman"/>
+          <w:spacing w:val="-2"/>
+        </w:rPr>
+        <w:t>[</w:t>
+      </w:r>
+      <w:proofErr w:type="gramEnd"/>
+      <w:r>
+        <w:rPr>
+          <w:rFonts w:ascii="Times New Roman" w:hAnsi="Times New Roman" w:cs="Times New Roman"/>
+          <w:spacing w:val="-2"/>
+        </w:rPr>
+        <w:t xml:space="preserve">0] for </w:t>
+      </w:r>
+      <w:proofErr w:type="spellStart"/>
+      <w:r>
+        <w:rPr>
+          <w:rFonts w:ascii="Times New Roman" w:hAnsi="Times New Roman" w:cs="Times New Roman"/>
+          <w:spacing w:val="-2"/>
+        </w:rPr>
+        <w:t>i</w:t>
+      </w:r>
+      <w:proofErr w:type="spellEnd"/>
+      <w:r>
+        <w:rPr>
+          <w:rFonts w:ascii="Times New Roman" w:hAnsi="Times New Roman" w:cs="Times New Roman"/>
+          <w:spacing w:val="-2"/>
+        </w:rPr>
+        <w:t xml:space="preserve"> in </w:t>
+      </w:r>
+      <w:proofErr w:type="spellStart"/>
+      <w:r>
+        <w:rPr>
+          <w:rFonts w:ascii="Times New Roman" w:hAnsi="Times New Roman" w:cs="Times New Roman"/>
+          <w:spacing w:val="-2"/>
+        </w:rPr>
+        <w:t>sim_scores</w:t>
+      </w:r>
+      <w:proofErr w:type="spellEnd"/>
+      <w:r>
+        <w:rPr>
+          <w:rFonts w:ascii="Times New Roman" w:hAnsi="Times New Roman" w:cs="Times New Roman"/>
+          <w:spacing w:val="-2"/>
+        </w:rPr>
+        <w:t>]</w:t>
+      </w:r>
+    </w:p>
+    <w:p>
+      <w:pPr>
+        <w:pStyle w:val="ListParagraph"/>
+        <w:ind w:left="1080"/>
+        <w:rPr>
+          <w:rFonts w:ascii="Times New Roman" w:hAnsi="Times New Roman" w:cs="Times New Roman"/>
+          <w:spacing w:val="-2"/>
+        </w:rPr>
+      </w:pPr>
+      <w:r>
+        <w:rPr>
+          <w:rFonts w:ascii="Times New Roman" w:hAnsi="Times New Roman" w:cs="Times New Roman"/>
+          <w:spacing w:val="-2"/>
+        </w:rPr>
+        <w:t xml:space="preserve">    </w:t>
+      </w:r>
+    </w:p>
+    <w:p>
+      <w:pPr>
+        <w:pStyle w:val="ListParagraph"/>
+        <w:ind w:left="1080"/>
+        <w:rPr>
+          <w:rFonts w:ascii="Times New Roman" w:hAnsi="Times New Roman" w:cs="Times New Roman"/>
+          <w:spacing w:val="-2"/>
+        </w:rPr>
+      </w:pPr>
+      <w:r>
+        <w:rPr>
+          <w:rFonts w:ascii="Times New Roman" w:hAnsi="Times New Roman" w:cs="Times New Roman"/>
+          <w:spacing w:val="-2"/>
+        </w:rPr>
+        <w:t xml:space="preserve">    return </w:t>
+      </w:r>
+      <w:proofErr w:type="spellStart"/>
+      <w:proofErr w:type="gramStart"/>
+      <w:r>
+        <w:rPr>
+          <w:rFonts w:ascii="Times New Roman" w:hAnsi="Times New Roman" w:cs="Times New Roman"/>
+          <w:spacing w:val="-2"/>
+        </w:rPr>
+        <w:t>df</w:t>
+      </w:r>
+      <w:proofErr w:type="spellEnd"/>
+      <w:r>
+        <w:rPr>
+          <w:rFonts w:ascii="Times New Roman" w:hAnsi="Times New Roman" w:cs="Times New Roman"/>
+          <w:spacing w:val="-2"/>
+        </w:rPr>
+        <w:t>[</w:t>
+      </w:r>
+      <w:proofErr w:type="gramEnd"/>
+      <w:r>
+        <w:rPr>
+          <w:rFonts w:ascii="Times New Roman" w:hAnsi="Times New Roman" w:cs="Times New Roman"/>
+          <w:spacing w:val="-2"/>
+        </w:rPr>
+        <w:t>["</w:t>
+      </w:r>
+      <w:proofErr w:type="spellStart"/>
+      <w:r>
+        <w:rPr>
+          <w:rFonts w:ascii="Times New Roman" w:hAnsi="Times New Roman" w:cs="Times New Roman"/>
+          <w:spacing w:val="-2"/>
+        </w:rPr>
+        <w:t>Series_Title</w:t>
+      </w:r>
+      <w:proofErr w:type="spellEnd"/>
+      <w:r>
+        <w:rPr>
+          <w:rFonts w:ascii="Times New Roman" w:hAnsi="Times New Roman" w:cs="Times New Roman"/>
+          <w:spacing w:val="-2"/>
+        </w:rPr>
+        <w:t>", "Genre", "</w:t>
+      </w:r>
+      <w:proofErr w:type="spellStart"/>
+      <w:r>
+        <w:rPr>
+          <w:rFonts w:ascii="Times New Roman" w:hAnsi="Times New Roman" w:cs="Times New Roman"/>
+          <w:spacing w:val="-2"/>
+        </w:rPr>
+        <w:t>IMDB_Rating</w:t>
+      </w:r>
+      <w:proofErr w:type="spellEnd"/>
+      <w:r>
+        <w:rPr>
+          <w:rFonts w:ascii="Times New Roman" w:hAnsi="Times New Roman" w:cs="Times New Roman"/>
+          <w:spacing w:val="-2"/>
+        </w:rPr>
+        <w:t>"]].</w:t>
+      </w:r>
+      <w:proofErr w:type="spellStart"/>
+      <w:r>
+        <w:rPr>
+          <w:rFonts w:ascii="Times New Roman" w:hAnsi="Times New Roman" w:cs="Times New Roman"/>
+          <w:spacing w:val="-2"/>
+        </w:rPr>
+        <w:t>iloc</w:t>
+      </w:r>
+      <w:proofErr w:type="spellEnd"/>
+      <w:r>
+        <w:rPr>
+          <w:rFonts w:ascii="Times New Roman" w:hAnsi="Times New Roman" w:cs="Times New Roman"/>
+          <w:spacing w:val="-2"/>
+        </w:rPr>
+        <w:t>[</w:t>
+      </w:r>
+      <w:proofErr w:type="spellStart"/>
+      <w:r>
+        <w:rPr>
+          <w:rFonts w:ascii="Times New Roman" w:hAnsi="Times New Roman" w:cs="Times New Roman"/>
+          <w:spacing w:val="-2"/>
+        </w:rPr>
+        <w:t>movie_indices</w:t>
+      </w:r>
+      <w:proofErr w:type="spellEnd"/>
+      <w:r>
+        <w:rPr>
+          <w:rFonts w:ascii="Times New Roman" w:hAnsi="Times New Roman" w:cs="Times New Roman"/>
+          <w:spacing w:val="-2"/>
+        </w:rPr>
+        <w:t>]</w:t>
+      </w:r>
+    </w:p>
+    <w:p>
+      <w:pPr>
+        <w:ind w:left="1" w:firstLine="720"/>
+        <w:rPr>
+          <w:spacing w:val="-2"/>
+          <w:sz w:val="22"/>
+        </w:rPr>
+      </w:pPr>
+      <w:r>
+        <w:rPr>
+          <w:rFonts w:eastAsia="Calibri"/>
+          <w:spacing w:val="-2"/>
+          <w:sz w:val="22"/>
+          <w:szCs w:val="22"/>
+          <w:lang w:val="en-US"/>
+        </w:rPr>
+        <w:t xml:space="preserve">    </w:t>
+      </w:r>
+      <w:r>
+        <w:rPr>
+          <w:spacing w:val="-2"/>
+          <w:sz w:val="22"/>
+        </w:rPr>
+        <w:t>print(</w:t>
+      </w:r>
+      <w:proofErr w:type="spellStart"/>
+      <w:r>
+        <w:rPr>
+          <w:spacing w:val="-2"/>
+          <w:sz w:val="22"/>
+        </w:rPr>
+        <w:t>recommend_movie</w:t>
+      </w:r>
+      <w:proofErr w:type="spellEnd"/>
+      <w:r>
+        <w:rPr>
+          <w:spacing w:val="-2"/>
+          <w:sz w:val="22"/>
+        </w:rPr>
+        <w:t>("Inception", 5))</w:t>
+      </w:r>
+    </w:p>
+    <w:p>
+      <w:pPr>
+        <w:ind w:left="1" w:firstLine="720"/>
+        <w:rPr>
+          <w:spacing w:val="-2"/>
+          <w:sz w:val="22"/>
+        </w:rPr>
+      </w:pPr>
+    </w:p>
+    <w:p>
+      <w:pPr>
+        <w:ind w:firstLine="720"/>
+        <w:rPr>
+          <w:b/>
+          <w:spacing w:val="-2"/>
+          <w:sz w:val="28"/>
+          <w:u w:val="single"/>
+        </w:rPr>
+      </w:pPr>
+      <w:r>
+        <w:rPr>
+          <w:b/>
+          <w:sz w:val="28"/>
+          <w:u w:val="single"/>
+        </w:rPr>
+        <w:t>Output</w:t>
+      </w:r>
+      <w:r>
+        <w:rPr>
+          <w:b/>
+          <w:spacing w:val="-2"/>
+          <w:sz w:val="28"/>
+          <w:u w:val="single"/>
+        </w:rPr>
+        <w:t>:</w:t>
+      </w:r>
+    </w:p>
+    <w:p>
+      <w:pPr>
+        <w:ind w:firstLine="720"/>
+        <w:rPr>
+          <w:b/>
+          <w:spacing w:val="-2"/>
+          <w:sz w:val="28"/>
+          <w:u w:val="single"/>
+        </w:rPr>
+      </w:pPr>
+      <w:r>
+        <w:rPr>
+          <w:b/>
+          <w:noProof/>
+          <w:spacing w:val="-2"/>
+          <w:sz w:val="28"/>
+        </w:rPr>
+        <w:drawing>
+          <wp:inline distT="0" distB="0" distL="0" distR="0" wp14:anchorId="186E1DBD" wp14:editId="1BB38EEF">
+            <wp:extent cx="5826642" cy="931545"/>
+            <wp:effectExtent l="0" t="0" r="3175" b="0"/>
+            <wp:docPr id="18" name="Picture 18"/>
+            <wp:cNvGraphicFramePr>
+              <a:graphicFrameLocks xmlns:a="http://schemas.openxmlformats.org/drawingml/2006/main" noChangeAspect="1"/>
+            </wp:cNvGraphicFramePr>
+            <a:graphic xmlns:a="http://schemas.openxmlformats.org/drawingml/2006/main">
+              <a:graphicData uri="http://schemas.openxmlformats.org/drawingml/2006/picture">
+                <pic:pic xmlns:pic="http://schemas.openxmlformats.org/drawingml/2006/picture">
+                  <pic:nvPicPr>
+                    <pic:cNvPr id="18" name="Screenshot 2026-04-02 at 3.59.44 PM.png"/>
+                    <pic:cNvPicPr/>
+                  </pic:nvPicPr>
+                  <pic:blipFill>
+                    <a:blip r:embed="rId12" cstate="print">
+                      <a:extLst>
+                        <a:ext uri="{28A0092B-C50C-407E-A947-70E740481C1C}">
+                          <a14:useLocalDpi xmlns:a14="http://schemas.microsoft.com/office/drawing/2010/main" val="0"/>
+                        </a:ext>
+                      </a:extLst>
+                    </a:blip>
+                    <a:stretch>
+                      <a:fillRect/>
+                    </a:stretch>
+                  </pic:blipFill>
+                  <pic:spPr>
+                    <a:xfrm>
+                      <a:off x="0" y="0"/>
+                      <a:ext cx="5834695" cy="932832"/>
+                    </a:xfrm>
+                    <a:prstGeom prst="rect">
+                      <a:avLst/>
+                    </a:prstGeom>
+                  </pic:spPr>
+                </pic:pic>
+              </a:graphicData>
+            </a:graphic>
+          </wp:inline>
+        </w:drawing>
+      </w:r>
+    </w:p>
+    <w:p>
+      <w:pPr>
+        <w:pStyle w:val="ListParagraph"/>
+        <w:ind w:left="1080" w:firstLine="0"/>
+        <w:rPr>
+          <w:rFonts w:ascii="Times New Roman" w:hAnsi="Times New Roman" w:cs="Times New Roman"/>
+          <w:b/>
+          <w:sz w:val="28"/>
+        </w:rPr>
+      </w:pPr>
+    </w:p>
+    <w:p>
+      <w:pPr>
+        <w:pStyle w:val="ListParagraph"/>
+        <w:tabs>
+          <w:tab w:val="left" w:pos="1078"/>
+          <w:tab w:val="left" w:pos="1080"/>
+        </w:tabs>
+        <w:spacing w:before="2" w:line="276" w:lineRule="auto"/>
+        <w:ind w:left="1080" w:right="401" w:firstLine="0"/>
+        <w:rPr>
+          <w:rFonts w:ascii="Times New Roman" w:hAnsi="Times New Roman" w:cs="Times New Roman"/>
+          <w:sz w:val="28"/>
+        </w:rPr>
+      </w:pPr>
+      <w:bookmarkStart w:id="0" w:name="_GoBack"/>
+      <w:bookmarkEnd w:id="0"/>
+    </w:p>
+    <w:p>
+      <w:pPr>
+        <w:spacing w:before="51" w:line="276" w:lineRule="auto"/>
+        <w:ind w:left="1080" w:right="389"/>
+        <w:jc w:val="both"/>
+        <w:rPr>
+          <w:sz w:val="28"/>
+        </w:rPr>
+      </w:pPr>
+    </w:p>
     <w:sectPr>
-      <w:type w:val="continuous"/>
       <w:pgSz w:w="12240" w:h="15840"/>
-      <w:pgMar w:top="2818" w:right="624" w:bottom="278" w:left="624" w:header="726" w:footer="0" w:gutter="0"/>
+      <w:pgMar w:top="2818" w:right="737" w:bottom="278" w:left="737" w:header="726" w:footer="0" w:gutter="0"/>
       <w:pgBorders w:offsetFrom="page">
         <w:top w:val="single" w:sz="4" w:space="24" w:color="auto"/>
         <w:left w:val="single" w:sz="4" w:space="24" w:color="auto"/>
@@ -3736,36 +6577,6 @@
 </w:endnotes>
 </file>
 
-<file path=word/footer1.xml><?xml version="1.0" encoding="utf-8"?>
-<w:ftr xmlns:wpc="http://schemas.microsoft.com/office/word/2010/wordprocessingCanvas" xmlns:cx="http://schemas.microsoft.com/office/drawing/2014/chartex" xmlns:cx1="http://schemas.microsoft.com/office/drawing/2015/9/8/chartex" xmlns:cx2="http://schemas.microsoft.com/office/drawing/2015/10/21/chartex" xmlns:cx3="http://schemas.microsoft.com/office/drawing/2016/5/9/chartex" xmlns:cx4="http://schemas.microsoft.com/office/drawing/2016/5/10/chartex" xmlns:cx5="http://schemas.microsoft.com/office/drawing/2016/5/11/chartex" xmlns:cx6="http://schemas.microsoft.com/office/drawing/2016/5/12/chartex" xmlns:cx7="http://schemas.microsoft.com/office/drawing/2016/5/13/chartex" xmlns:cx8="http://schemas.microsoft.com/office/drawing/2016/5/14/chartex" xmlns:mc="http://schemas.openxmlformats.org/markup-compatibility/2006" xmlns:aink="http://schemas.microsoft.com/office/drawing/2016/ink" xmlns:am3d="http://schemas.microsoft.com/office/drawing/2017/model3d" xmlns:o="urn:schemas-microsoft-com:office:office" xmlns:r="http://schemas.openxmlformats.org/officeDocument/2006/relationships" xmlns:m="http://schemas.openxmlformats.org/officeDocument/2006/math" xmlns:v="urn:schemas-microsoft-com:vml" xmlns:wp14="http://schemas.microsoft.com/office/word/2010/wordprocessingDrawing" xmlns:wp="http://schemas.openxmlformats.org/drawingml/2006/wordprocessingDrawing" xmlns:w10="urn:schemas-microsoft-com:office:word" xmlns:w="http://schemas.openxmlformats.org/wordprocessingml/2006/main" xmlns:w14="http://schemas.microsoft.com/office/word/2010/wordml" xmlns:w15="http://schemas.microsoft.com/office/word/2012/wordml" xmlns:w16cid="http://schemas.microsoft.com/office/word/2016/wordml/cid" xmlns:w16se="http://schemas.microsoft.com/office/word/2015/wordml/symex" xmlns:wpg="http://schemas.microsoft.com/office/word/2010/wordprocessingGroup" xmlns:wpi="http://schemas.microsoft.com/office/word/2010/wordprocessingInk" xmlns:wne="http://schemas.microsoft.com/office/word/2006/wordml" xmlns:wps="http://schemas.microsoft.com/office/word/2010/wordprocessingShape" mc:Ignorable="w14 w15 w16se w16cid wp14">
-  <w:p>
-    <w:pPr>
-      <w:pStyle w:val="Footer"/>
-    </w:pPr>
-  </w:p>
-</w:ftr>
-</file>
-
-<file path=word/footer2.xml><?xml version="1.0" encoding="utf-8"?>
-<w:ftr xmlns:wpc="http://schemas.microsoft.com/office/word/2010/wordprocessingCanvas" xmlns:cx="http://schemas.microsoft.com/office/drawing/2014/chartex" xmlns:cx1="http://schemas.microsoft.com/office/drawing/2015/9/8/chartex" xmlns:cx2="http://schemas.microsoft.com/office/drawing/2015/10/21/chartex" xmlns:cx3="http://schemas.microsoft.com/office/drawing/2016/5/9/chartex" xmlns:cx4="http://schemas.microsoft.com/office/drawing/2016/5/10/chartex" xmlns:cx5="http://schemas.microsoft.com/office/drawing/2016/5/11/chartex" xmlns:cx6="http://schemas.microsoft.com/office/drawing/2016/5/12/chartex" xmlns:cx7="http://schemas.microsoft.com/office/drawing/2016/5/13/chartex" xmlns:cx8="http://schemas.microsoft.com/office/drawing/2016/5/14/chartex" xmlns:mc="http://schemas.openxmlformats.org/markup-compatibility/2006" xmlns:aink="http://schemas.microsoft.com/office/drawing/2016/ink" xmlns:am3d="http://schemas.microsoft.com/office/drawing/2017/model3d" xmlns:o="urn:schemas-microsoft-com:office:office" xmlns:r="http://schemas.openxmlformats.org/officeDocument/2006/relationships" xmlns:m="http://schemas.openxmlformats.org/officeDocument/2006/math" xmlns:v="urn:schemas-microsoft-com:vml" xmlns:wp14="http://schemas.microsoft.com/office/word/2010/wordprocessingDrawing" xmlns:wp="http://schemas.openxmlformats.org/drawingml/2006/wordprocessingDrawing" xmlns:w10="urn:schemas-microsoft-com:office:word" xmlns:w="http://schemas.openxmlformats.org/wordprocessingml/2006/main" xmlns:w14="http://schemas.microsoft.com/office/word/2010/wordml" xmlns:w15="http://schemas.microsoft.com/office/word/2012/wordml" xmlns:w16cid="http://schemas.microsoft.com/office/word/2016/wordml/cid" xmlns:w16se="http://schemas.microsoft.com/office/word/2015/wordml/symex" xmlns:wpg="http://schemas.microsoft.com/office/word/2010/wordprocessingGroup" xmlns:wpi="http://schemas.microsoft.com/office/word/2010/wordprocessingInk" xmlns:wne="http://schemas.microsoft.com/office/word/2006/wordml" xmlns:wps="http://schemas.microsoft.com/office/word/2010/wordprocessingShape" mc:Ignorable="w14 w15 w16se w16cid wp14">
-  <w:p>
-    <w:pPr>
-      <w:pStyle w:val="Footer"/>
-    </w:pPr>
-  </w:p>
-</w:ftr>
-</file>
-
-<file path=word/footer3.xml><?xml version="1.0" encoding="utf-8"?>
-<w:ftr xmlns:wpc="http://schemas.microsoft.com/office/word/2010/wordprocessingCanvas" xmlns:cx="http://schemas.microsoft.com/office/drawing/2014/chartex" xmlns:cx1="http://schemas.microsoft.com/office/drawing/2015/9/8/chartex" xmlns:cx2="http://schemas.microsoft.com/office/drawing/2015/10/21/chartex" xmlns:cx3="http://schemas.microsoft.com/office/drawing/2016/5/9/chartex" xmlns:cx4="http://schemas.microsoft.com/office/drawing/2016/5/10/chartex" xmlns:cx5="http://schemas.microsoft.com/office/drawing/2016/5/11/chartex" xmlns:cx6="http://schemas.microsoft.com/office/drawing/2016/5/12/chartex" xmlns:cx7="http://schemas.microsoft.com/office/drawing/2016/5/13/chartex" xmlns:cx8="http://schemas.microsoft.com/office/drawing/2016/5/14/chartex" xmlns:mc="http://schemas.openxmlformats.org/markup-compatibility/2006" xmlns:aink="http://schemas.microsoft.com/office/drawing/2016/ink" xmlns:am3d="http://schemas.microsoft.com/office/drawing/2017/model3d" xmlns:o="urn:schemas-microsoft-com:office:office" xmlns:r="http://schemas.openxmlformats.org/officeDocument/2006/relationships" xmlns:m="http://schemas.openxmlformats.org/officeDocument/2006/math" xmlns:v="urn:schemas-microsoft-com:vml" xmlns:wp14="http://schemas.microsoft.com/office/word/2010/wordprocessingDrawing" xmlns:wp="http://schemas.openxmlformats.org/drawingml/2006/wordprocessingDrawing" xmlns:w10="urn:schemas-microsoft-com:office:word" xmlns:w="http://schemas.openxmlformats.org/wordprocessingml/2006/main" xmlns:w14="http://schemas.microsoft.com/office/word/2010/wordml" xmlns:w15="http://schemas.microsoft.com/office/word/2012/wordml" xmlns:w16cid="http://schemas.microsoft.com/office/word/2016/wordml/cid" xmlns:w16se="http://schemas.microsoft.com/office/word/2015/wordml/symex" xmlns:wpg="http://schemas.microsoft.com/office/word/2010/wordprocessingGroup" xmlns:wpi="http://schemas.microsoft.com/office/word/2010/wordprocessingInk" xmlns:wne="http://schemas.microsoft.com/office/word/2006/wordml" xmlns:wps="http://schemas.microsoft.com/office/word/2010/wordprocessingShape" mc:Ignorable="w14 w15 w16se w16cid wp14">
-  <w:p>
-    <w:pPr>
-      <w:pStyle w:val="Footer"/>
-    </w:pPr>
-  </w:p>
-</w:ftr>
-</file>
-
 <file path=word/footnotes.xml><?xml version="1.0" encoding="utf-8"?>
 <w:footnotes xmlns:wpc="http://schemas.microsoft.com/office/word/2010/wordprocessingCanvas" xmlns:cx="http://schemas.microsoft.com/office/drawing/2014/chartex" xmlns:cx1="http://schemas.microsoft.com/office/drawing/2015/9/8/chartex" xmlns:cx2="http://schemas.microsoft.com/office/drawing/2015/10/21/chartex" xmlns:cx3="http://schemas.microsoft.com/office/drawing/2016/5/9/chartex" xmlns:cx4="http://schemas.microsoft.com/office/drawing/2016/5/10/chartex" xmlns:cx5="http://schemas.microsoft.com/office/drawing/2016/5/11/chartex" xmlns:cx6="http://schemas.microsoft.com/office/drawing/2016/5/12/chartex" xmlns:cx7="http://schemas.microsoft.com/office/drawing/2016/5/13/chartex" xmlns:cx8="http://schemas.microsoft.com/office/drawing/2016/5/14/chartex" xmlns:mc="http://schemas.openxmlformats.org/markup-compatibility/2006" xmlns:aink="http://schemas.microsoft.com/office/drawing/2016/ink" xmlns:am3d="http://schemas.microsoft.com/office/drawing/2017/model3d" xmlns:o="urn:schemas-microsoft-com:office:office" xmlns:r="http://schemas.openxmlformats.org/officeDocument/2006/relationships" xmlns:m="http://schemas.openxmlformats.org/officeDocument/2006/math" xmlns:v="urn:schemas-microsoft-com:vml" xmlns:wp14="http://schemas.microsoft.com/office/word/2010/wordprocessingDrawing" xmlns:wp="http://schemas.openxmlformats.org/drawingml/2006/wordprocessingDrawing" xmlns:w10="urn:schemas-microsoft-com:office:word" xmlns:w="http://schemas.openxmlformats.org/wordprocessingml/2006/main" xmlns:w14="http://schemas.microsoft.com/office/word/2010/wordml" xmlns:w15="http://schemas.microsoft.com/office/word/2012/wordml" xmlns:w16cid="http://schemas.microsoft.com/office/word/2016/wordml/cid" xmlns:w16se="http://schemas.microsoft.com/office/word/2015/wordml/symex" xmlns:wpg="http://schemas.microsoft.com/office/word/2010/wordprocessingGroup" xmlns:wpi="http://schemas.microsoft.com/office/word/2010/wordprocessingInk" xmlns:wne="http://schemas.microsoft.com/office/word/2006/wordml" xmlns:wps="http://schemas.microsoft.com/office/word/2010/wordprocessingShape" mc:Ignorable="w14 w15 w16se w16cid wp14">
   <w:footnote w:type="separator" w:id="-1">
@@ -3786,16 +6597,6 @@
 </file>
 
 <file path=word/header1.xml><?xml version="1.0" encoding="utf-8"?>
-<w:hdr xmlns:wpc="http://schemas.microsoft.com/office/word/2010/wordprocessingCanvas" xmlns:cx="http://schemas.microsoft.com/office/drawing/2014/chartex" xmlns:cx1="http://schemas.microsoft.com/office/drawing/2015/9/8/chartex" xmlns:cx2="http://schemas.microsoft.com/office/drawing/2015/10/21/chartex" xmlns:cx3="http://schemas.microsoft.com/office/drawing/2016/5/9/chartex" xmlns:cx4="http://schemas.microsoft.com/office/drawing/2016/5/10/chartex" xmlns:cx5="http://schemas.microsoft.com/office/drawing/2016/5/11/chartex" xmlns:cx6="http://schemas.microsoft.com/office/drawing/2016/5/12/chartex" xmlns:cx7="http://schemas.microsoft.com/office/drawing/2016/5/13/chartex" xmlns:cx8="http://schemas.microsoft.com/office/drawing/2016/5/14/chartex" xmlns:mc="http://schemas.openxmlformats.org/markup-compatibility/2006" xmlns:aink="http://schemas.microsoft.com/office/drawing/2016/ink" xmlns:am3d="http://schemas.microsoft.com/office/drawing/2017/model3d" xmlns:o="urn:schemas-microsoft-com:office:office" xmlns:r="http://schemas.openxmlformats.org/officeDocument/2006/relationships" xmlns:m="http://schemas.openxmlformats.org/officeDocument/2006/math" xmlns:v="urn:schemas-microsoft-com:vml" xmlns:wp14="http://schemas.microsoft.com/office/word/2010/wordprocessingDrawing" xmlns:wp="http://schemas.openxmlformats.org/drawingml/2006/wordprocessingDrawing" xmlns:w10="urn:schemas-microsoft-com:office:word" xmlns:w="http://schemas.openxmlformats.org/wordprocessingml/2006/main" xmlns:w14="http://schemas.microsoft.com/office/word/2010/wordml" xmlns:w15="http://schemas.microsoft.com/office/word/2012/wordml" xmlns:w16cid="http://schemas.microsoft.com/office/word/2016/wordml/cid" xmlns:w16se="http://schemas.microsoft.com/office/word/2015/wordml/symex" xmlns:wpg="http://schemas.microsoft.com/office/word/2010/wordprocessingGroup" xmlns:wpi="http://schemas.microsoft.com/office/word/2010/wordprocessingInk" xmlns:wne="http://schemas.microsoft.com/office/word/2006/wordml" xmlns:wps="http://schemas.microsoft.com/office/word/2010/wordprocessingShape" mc:Ignorable="w14 w15 w16se w16cid wp14">
-  <w:p>
-    <w:pPr>
-      <w:pStyle w:val="Header"/>
-    </w:pPr>
-  </w:p>
-</w:hdr>
-</file>
-
-<file path=word/header2.xml><?xml version="1.0" encoding="utf-8"?>
 <w:hdr xmlns:wpc="http://schemas.microsoft.com/office/word/2010/wordprocessingCanvas" xmlns:cx="http://schemas.microsoft.com/office/drawing/2014/chartex" xmlns:cx1="http://schemas.microsoft.com/office/drawing/2015/9/8/chartex" xmlns:cx2="http://schemas.microsoft.com/office/drawing/2015/10/21/chartex" xmlns:cx3="http://schemas.microsoft.com/office/drawing/2016/5/9/chartex" xmlns:cx4="http://schemas.microsoft.com/office/drawing/2016/5/10/chartex" xmlns:cx5="http://schemas.microsoft.com/office/drawing/2016/5/11/chartex" xmlns:cx6="http://schemas.microsoft.com/office/drawing/2016/5/12/chartex" xmlns:cx7="http://schemas.microsoft.com/office/drawing/2016/5/13/chartex" xmlns:cx8="http://schemas.microsoft.com/office/drawing/2016/5/14/chartex" xmlns:mc="http://schemas.openxmlformats.org/markup-compatibility/2006" xmlns:aink="http://schemas.microsoft.com/office/drawing/2016/ink" xmlns:am3d="http://schemas.microsoft.com/office/drawing/2017/model3d" xmlns:o="urn:schemas-microsoft-com:office:office" xmlns:r="http://schemas.openxmlformats.org/officeDocument/2006/relationships" xmlns:m="http://schemas.openxmlformats.org/officeDocument/2006/math" xmlns:v="urn:schemas-microsoft-com:vml" xmlns:wp14="http://schemas.microsoft.com/office/word/2010/wordprocessingDrawing" xmlns:wp="http://schemas.openxmlformats.org/drawingml/2006/wordprocessingDrawing" xmlns:w10="urn:schemas-microsoft-com:office:word" xmlns:w="http://schemas.openxmlformats.org/wordprocessingml/2006/main" xmlns:w14="http://schemas.microsoft.com/office/word/2010/wordml" xmlns:w15="http://schemas.microsoft.com/office/word/2012/wordml" xmlns:w16cid="http://schemas.microsoft.com/office/word/2016/wordml/cid" xmlns:w16se="http://schemas.microsoft.com/office/word/2015/wordml/symex" xmlns:wpg="http://schemas.microsoft.com/office/word/2010/wordprocessingGroup" xmlns:wpi="http://schemas.microsoft.com/office/word/2010/wordprocessingInk" xmlns:wne="http://schemas.microsoft.com/office/word/2006/wordml" xmlns:wps="http://schemas.microsoft.com/office/word/2010/wordprocessingShape" mc:Ignorable="w14 w15 w16se w16cid wp14">
   <w:p>
     <w:pPr>
@@ -3813,7 +6614,7 @@
       <mc:AlternateContent>
         <mc:Choice Requires="wps">
           <w:drawing>
-            <wp:anchor distT="0" distB="0" distL="0" distR="0" simplePos="0" relativeHeight="15728640" behindDoc="0" locked="0" layoutInCell="1" allowOverlap="1" wp14:anchorId="3663F696" wp14:editId="33F7B508">
+            <wp:anchor distT="0" distB="0" distL="0" distR="0" simplePos="0" relativeHeight="15728640" behindDoc="0" locked="0" layoutInCell="1" allowOverlap="1" wp14:anchorId="20BB3031" wp14:editId="48348026">
               <wp:simplePos x="0" y="0"/>
               <wp:positionH relativeFrom="page">
                 <wp:posOffset>416559</wp:posOffset>
@@ -4353,14 +7154,6 @@
                                   </w:rPr>
                                   <w:t>Date:</w:t>
                                 </w:r>
-                                <w:r>
-                                  <w:rPr>
-                                    <w:b/>
-                                    <w:spacing w:val="-2"/>
-                                    <w:sz w:val="24"/>
-                                  </w:rPr>
-                                  <w:t>19/03/2026</w:t>
-                                </w:r>
                               </w:p>
                             </w:tc>
                             <w:tc>
@@ -4407,8 +7200,6 @@
                                   </w:rPr>
                                   <w:t>92301733054</w:t>
                                 </w:r>
-                                <w:bookmarkStart w:id="0" w:name="_GoBack"/>
-                                <w:bookmarkEnd w:id="0"/>
                               </w:p>
                             </w:tc>
                           </w:tr>
@@ -4431,7 +7222,7 @@
         </mc:Choice>
         <mc:Fallback>
           <w:pict>
-            <v:shapetype w14:anchorId="3663F696" id="_x0000_t202" coordsize="21600,21600" o:spt="202" path="m,l,21600r21600,l21600,xe">
+            <v:shapetype w14:anchorId="20BB3031" id="_x0000_t202" coordsize="21600,21600" o:spt="202" path="m,l,21600r21600,l21600,xe">
               <v:stroke joinstyle="miter"/>
               <v:path gradientshapeok="t" o:connecttype="rect"/>
             </v:shapetype>
@@ -4946,14 +7737,6 @@
                             </w:rPr>
                             <w:t>Date:</w:t>
                           </w:r>
-                          <w:r>
-                            <w:rPr>
-                              <w:b/>
-                              <w:spacing w:val="-2"/>
-                              <w:sz w:val="24"/>
-                            </w:rPr>
-                            <w:t>19/03/2026</w:t>
-                          </w:r>
                         </w:p>
                       </w:tc>
                       <w:tc>
@@ -5000,8 +7783,6 @@
                             </w:rPr>
                             <w:t>92301733054</w:t>
                           </w:r>
-                          <w:bookmarkStart w:id="1" w:name="_GoBack"/>
-                          <w:bookmarkEnd w:id="1"/>
                         </w:p>
                       </w:tc>
                     </w:tr>
@@ -5025,7 +7806,7 @@
         <w:sz w:val="20"/>
       </w:rPr>
       <w:drawing>
-        <wp:anchor distT="0" distB="0" distL="0" distR="0" simplePos="0" relativeHeight="487506944" behindDoc="1" locked="0" layoutInCell="1" allowOverlap="1" wp14:anchorId="40E8B3E5" wp14:editId="3A4A36AD">
+        <wp:anchor distT="0" distB="0" distL="0" distR="0" simplePos="0" relativeHeight="487506944" behindDoc="1" locked="0" layoutInCell="1" allowOverlap="1" wp14:anchorId="2124FC10" wp14:editId="22E6A584">
           <wp:simplePos x="0" y="0"/>
           <wp:positionH relativeFrom="page">
             <wp:posOffset>630316</wp:posOffset>
@@ -5072,30 +7853,19 @@
 </w:hdr>
 </file>
 
-<file path=word/header3.xml><?xml version="1.0" encoding="utf-8"?>
-<w:hdr xmlns:wpc="http://schemas.microsoft.com/office/word/2010/wordprocessingCanvas" xmlns:cx="http://schemas.microsoft.com/office/drawing/2014/chartex" xmlns:cx1="http://schemas.microsoft.com/office/drawing/2015/9/8/chartex" xmlns:cx2="http://schemas.microsoft.com/office/drawing/2015/10/21/chartex" xmlns:cx3="http://schemas.microsoft.com/office/drawing/2016/5/9/chartex" xmlns:cx4="http://schemas.microsoft.com/office/drawing/2016/5/10/chartex" xmlns:cx5="http://schemas.microsoft.com/office/drawing/2016/5/11/chartex" xmlns:cx6="http://schemas.microsoft.com/office/drawing/2016/5/12/chartex" xmlns:cx7="http://schemas.microsoft.com/office/drawing/2016/5/13/chartex" xmlns:cx8="http://schemas.microsoft.com/office/drawing/2016/5/14/chartex" xmlns:mc="http://schemas.openxmlformats.org/markup-compatibility/2006" xmlns:aink="http://schemas.microsoft.com/office/drawing/2016/ink" xmlns:am3d="http://schemas.microsoft.com/office/drawing/2017/model3d" xmlns:o="urn:schemas-microsoft-com:office:office" xmlns:r="http://schemas.openxmlformats.org/officeDocument/2006/relationships" xmlns:m="http://schemas.openxmlformats.org/officeDocument/2006/math" xmlns:v="urn:schemas-microsoft-com:vml" xmlns:wp14="http://schemas.microsoft.com/office/word/2010/wordprocessingDrawing" xmlns:wp="http://schemas.openxmlformats.org/drawingml/2006/wordprocessingDrawing" xmlns:w10="urn:schemas-microsoft-com:office:word" xmlns:w="http://schemas.openxmlformats.org/wordprocessingml/2006/main" xmlns:w14="http://schemas.microsoft.com/office/word/2010/wordml" xmlns:w15="http://schemas.microsoft.com/office/word/2012/wordml" xmlns:w16cid="http://schemas.microsoft.com/office/word/2016/wordml/cid" xmlns:w16se="http://schemas.microsoft.com/office/word/2015/wordml/symex" xmlns:wpg="http://schemas.microsoft.com/office/word/2010/wordprocessingGroup" xmlns:wpi="http://schemas.microsoft.com/office/word/2010/wordprocessingInk" xmlns:wne="http://schemas.microsoft.com/office/word/2006/wordml" xmlns:wps="http://schemas.microsoft.com/office/word/2010/wordprocessingShape" mc:Ignorable="w14 w15 w16se w16cid wp14">
-  <w:p>
-    <w:pPr>
-      <w:pStyle w:val="Header"/>
-    </w:pPr>
-  </w:p>
-</w:hdr>
-</file>
-
 <file path=word/numbering.xml><?xml version="1.0" encoding="utf-8"?>
 <w:numbering xmlns:wpc="http://schemas.microsoft.com/office/word/2010/wordprocessingCanvas" xmlns:cx="http://schemas.microsoft.com/office/drawing/2014/chartex" xmlns:cx1="http://schemas.microsoft.com/office/drawing/2015/9/8/chartex" xmlns:cx2="http://schemas.microsoft.com/office/drawing/2015/10/21/chartex" xmlns:cx3="http://schemas.microsoft.com/office/drawing/2016/5/9/chartex" xmlns:cx4="http://schemas.microsoft.com/office/drawing/2016/5/10/chartex" xmlns:cx5="http://schemas.microsoft.com/office/drawing/2016/5/11/chartex" xmlns:cx6="http://schemas.microsoft.com/office/drawing/2016/5/12/chartex" xmlns:cx7="http://schemas.microsoft.com/office/drawing/2016/5/13/chartex" xmlns:cx8="http://schemas.microsoft.com/office/drawing/2016/5/14/chartex" xmlns:mc="http://schemas.openxmlformats.org/markup-compatibility/2006" xmlns:aink="http://schemas.microsoft.com/office/drawing/2016/ink" xmlns:am3d="http://schemas.microsoft.com/office/drawing/2017/model3d" xmlns:o="urn:schemas-microsoft-com:office:office" xmlns:r="http://schemas.openxmlformats.org/officeDocument/2006/relationships" xmlns:m="http://schemas.openxmlformats.org/officeDocument/2006/math" xmlns:v="urn:schemas-microsoft-com:vml" xmlns:wp14="http://schemas.microsoft.com/office/word/2010/wordprocessingDrawing" xmlns:wp="http://schemas.openxmlformats.org/drawingml/2006/wordprocessingDrawing" xmlns:w10="urn:schemas-microsoft-com:office:word" xmlns:w="http://schemas.openxmlformats.org/wordprocessingml/2006/main" xmlns:w14="http://schemas.microsoft.com/office/word/2010/wordml" xmlns:w15="http://schemas.microsoft.com/office/word/2012/wordml" xmlns:w16cid="http://schemas.microsoft.com/office/word/2016/wordml/cid" xmlns:w16se="http://schemas.microsoft.com/office/word/2015/wordml/symex" xmlns:wpg="http://schemas.microsoft.com/office/word/2010/wordprocessingGroup" xmlns:wpi="http://schemas.microsoft.com/office/word/2010/wordprocessingInk" xmlns:wne="http://schemas.microsoft.com/office/word/2006/wordml" xmlns:wps="http://schemas.microsoft.com/office/word/2010/wordprocessingShape" mc:Ignorable="w14 w15 w16se w16cid wp14">
   <w:abstractNum w:abstractNumId="0" w15:restartNumberingAfterBreak="0">
-    <w:nsid w:val="26F83CB4"/>
+    <w:nsid w:val="43B244FA"/>
     <w:multiLevelType w:val="hybridMultilevel"/>
-    <w:tmpl w:val="31668CCA"/>
-    <w:lvl w:ilvl="0" w:tplc="ADBC7F8C">
+    <w:tmpl w:val="C6D21220"/>
+    <w:lvl w:ilvl="0" w:tplc="B1244026">
       <w:start w:val="1"/>
       <w:numFmt w:val="decimal"/>
       <w:lvlText w:val="%1."/>
       <w:lvlJc w:val="left"/>
       <w:pPr>
         <w:ind w:left="1080" w:hanging="360"/>
-        <w:jc w:val="left"/>
       </w:pPr>
       <w:rPr>
         <w:rFonts w:ascii="Calibri" w:eastAsia="Calibri" w:hAnsi="Calibri" w:cs="Calibri" w:hint="default"/>
@@ -5110,7 +7880,7 @@
         <w:lang w:val="en-US" w:eastAsia="en-US" w:bidi="ar-SA"/>
       </w:rPr>
     </w:lvl>
-    <w:lvl w:ilvl="1" w:tplc="81563850">
+    <w:lvl w:ilvl="1" w:tplc="7BB42330">
       <w:numFmt w:val="bullet"/>
       <w:lvlText w:val="•"/>
       <w:lvlJc w:val="left"/>
@@ -5122,7 +7892,7 @@
         <w:lang w:val="en-US" w:eastAsia="en-US" w:bidi="ar-SA"/>
       </w:rPr>
     </w:lvl>
-    <w:lvl w:ilvl="2" w:tplc="C862CB8C">
+    <w:lvl w:ilvl="2" w:tplc="6E74C8CC">
       <w:numFmt w:val="bullet"/>
       <w:lvlText w:val="•"/>
       <w:lvlJc w:val="left"/>
@@ -5134,7 +7904,7 @@
         <w:lang w:val="en-US" w:eastAsia="en-US" w:bidi="ar-SA"/>
       </w:rPr>
     </w:lvl>
-    <w:lvl w:ilvl="3" w:tplc="5566AB1A">
+    <w:lvl w:ilvl="3" w:tplc="B09CE326">
       <w:numFmt w:val="bullet"/>
       <w:lvlText w:val="•"/>
       <w:lvlJc w:val="left"/>
@@ -5146,7 +7916,7 @@
         <w:lang w:val="en-US" w:eastAsia="en-US" w:bidi="ar-SA"/>
       </w:rPr>
     </w:lvl>
-    <w:lvl w:ilvl="4" w:tplc="A26466DA">
+    <w:lvl w:ilvl="4" w:tplc="DDE42D50">
       <w:numFmt w:val="bullet"/>
       <w:lvlText w:val="•"/>
       <w:lvlJc w:val="left"/>
@@ -5158,7 +7928,7 @@
         <w:lang w:val="en-US" w:eastAsia="en-US" w:bidi="ar-SA"/>
       </w:rPr>
     </w:lvl>
-    <w:lvl w:ilvl="5" w:tplc="47701D0C">
+    <w:lvl w:ilvl="5" w:tplc="B8A2B8A4">
       <w:numFmt w:val="bullet"/>
       <w:lvlText w:val="•"/>
       <w:lvlJc w:val="left"/>
@@ -5170,7 +7940,7 @@
         <w:lang w:val="en-US" w:eastAsia="en-US" w:bidi="ar-SA"/>
       </w:rPr>
     </w:lvl>
-    <w:lvl w:ilvl="6" w:tplc="A34C1EEC">
+    <w:lvl w:ilvl="6" w:tplc="01F45372">
       <w:numFmt w:val="bullet"/>
       <w:lvlText w:val="•"/>
       <w:lvlJc w:val="left"/>
@@ -5182,7 +7952,7 @@
         <w:lang w:val="en-US" w:eastAsia="en-US" w:bidi="ar-SA"/>
       </w:rPr>
     </w:lvl>
-    <w:lvl w:ilvl="7" w:tplc="BA689ECA">
+    <w:lvl w:ilvl="7" w:tplc="C6DA3BB6">
       <w:numFmt w:val="bullet"/>
       <w:lvlText w:val="•"/>
       <w:lvlJc w:val="left"/>
@@ -5194,7 +7964,7 @@
         <w:lang w:val="en-US" w:eastAsia="en-US" w:bidi="ar-SA"/>
       </w:rPr>
     </w:lvl>
-    <w:lvl w:ilvl="8" w:tplc="5880957A">
+    <w:lvl w:ilvl="8" w:tplc="2C643D8C">
       <w:numFmt w:val="bullet"/>
       <w:lvlText w:val="•"/>
       <w:lvlJc w:val="left"/>
@@ -5208,17 +7978,407 @@
     </w:lvl>
   </w:abstractNum>
   <w:abstractNum w:abstractNumId="1" w15:restartNumberingAfterBreak="0">
-    <w:nsid w:val="56A24210"/>
+    <w:nsid w:val="58E4678B"/>
     <w:multiLevelType w:val="hybridMultilevel"/>
-    <w:tmpl w:val="4D96E786"/>
-    <w:lvl w:ilvl="0" w:tplc="999C842A">
+    <w:tmpl w:val="3780BCAC"/>
+    <w:lvl w:ilvl="0" w:tplc="8848C04E">
+      <w:numFmt w:val="bullet"/>
+      <w:lvlText w:val=""/>
+      <w:lvlJc w:val="left"/>
+      <w:pPr>
+        <w:ind w:left="1440" w:hanging="360"/>
+      </w:pPr>
+      <w:rPr>
+        <w:rFonts w:ascii="Symbol" w:eastAsia="Symbol" w:hAnsi="Symbol" w:cs="Symbol" w:hint="default"/>
+        <w:b w:val="0"/>
+        <w:bCs w:val="0"/>
+        <w:i w:val="0"/>
+        <w:iCs w:val="0"/>
+        <w:spacing w:val="0"/>
+        <w:w w:val="100"/>
+        <w:sz w:val="20"/>
+        <w:szCs w:val="20"/>
+        <w:lang w:val="en-US" w:eastAsia="en-US" w:bidi="ar-SA"/>
+      </w:rPr>
+    </w:lvl>
+    <w:lvl w:ilvl="1" w:tplc="F0A46AF0">
+      <w:numFmt w:val="bullet"/>
+      <w:lvlText w:val=""/>
+      <w:lvlJc w:val="left"/>
+      <w:pPr>
+        <w:ind w:left="2521" w:hanging="360"/>
+      </w:pPr>
+      <w:rPr>
+        <w:rFonts w:ascii="Symbol" w:eastAsia="Symbol" w:hAnsi="Symbol" w:cs="Symbol" w:hint="default"/>
+        <w:b w:val="0"/>
+        <w:bCs w:val="0"/>
+        <w:i w:val="0"/>
+        <w:iCs w:val="0"/>
+        <w:spacing w:val="0"/>
+        <w:w w:val="100"/>
+        <w:sz w:val="20"/>
+        <w:szCs w:val="20"/>
+        <w:lang w:val="en-US" w:eastAsia="en-US" w:bidi="ar-SA"/>
+      </w:rPr>
+    </w:lvl>
+    <w:lvl w:ilvl="2" w:tplc="E3F484A6">
+      <w:numFmt w:val="bullet"/>
+      <w:lvlText w:val="•"/>
+      <w:lvlJc w:val="left"/>
+      <w:pPr>
+        <w:ind w:left="3520" w:hanging="360"/>
+      </w:pPr>
+      <w:rPr>
+        <w:rFonts w:hint="default"/>
+        <w:lang w:val="en-US" w:eastAsia="en-US" w:bidi="ar-SA"/>
+      </w:rPr>
+    </w:lvl>
+    <w:lvl w:ilvl="3" w:tplc="4A561B46">
+      <w:numFmt w:val="bullet"/>
+      <w:lvlText w:val="•"/>
+      <w:lvlJc w:val="left"/>
+      <w:pPr>
+        <w:ind w:left="4520" w:hanging="360"/>
+      </w:pPr>
+      <w:rPr>
+        <w:rFonts w:hint="default"/>
+        <w:lang w:val="en-US" w:eastAsia="en-US" w:bidi="ar-SA"/>
+      </w:rPr>
+    </w:lvl>
+    <w:lvl w:ilvl="4" w:tplc="AEA0E132">
+      <w:numFmt w:val="bullet"/>
+      <w:lvlText w:val="•"/>
+      <w:lvlJc w:val="left"/>
+      <w:pPr>
+        <w:ind w:left="5520" w:hanging="360"/>
+      </w:pPr>
+      <w:rPr>
+        <w:rFonts w:hint="default"/>
+        <w:lang w:val="en-US" w:eastAsia="en-US" w:bidi="ar-SA"/>
+      </w:rPr>
+    </w:lvl>
+    <w:lvl w:ilvl="5" w:tplc="EA64AEEC">
+      <w:numFmt w:val="bullet"/>
+      <w:lvlText w:val="•"/>
+      <w:lvlJc w:val="left"/>
+      <w:pPr>
+        <w:ind w:left="6520" w:hanging="360"/>
+      </w:pPr>
+      <w:rPr>
+        <w:rFonts w:hint="default"/>
+        <w:lang w:val="en-US" w:eastAsia="en-US" w:bidi="ar-SA"/>
+      </w:rPr>
+    </w:lvl>
+    <w:lvl w:ilvl="6" w:tplc="1890A5D2">
+      <w:numFmt w:val="bullet"/>
+      <w:lvlText w:val="•"/>
+      <w:lvlJc w:val="left"/>
+      <w:pPr>
+        <w:ind w:left="7520" w:hanging="360"/>
+      </w:pPr>
+      <w:rPr>
+        <w:rFonts w:hint="default"/>
+        <w:lang w:val="en-US" w:eastAsia="en-US" w:bidi="ar-SA"/>
+      </w:rPr>
+    </w:lvl>
+    <w:lvl w:ilvl="7" w:tplc="E926F5D4">
+      <w:numFmt w:val="bullet"/>
+      <w:lvlText w:val="•"/>
+      <w:lvlJc w:val="left"/>
+      <w:pPr>
+        <w:ind w:left="8520" w:hanging="360"/>
+      </w:pPr>
+      <w:rPr>
+        <w:rFonts w:hint="default"/>
+        <w:lang w:val="en-US" w:eastAsia="en-US" w:bidi="ar-SA"/>
+      </w:rPr>
+    </w:lvl>
+    <w:lvl w:ilvl="8" w:tplc="8C668B1A">
+      <w:numFmt w:val="bullet"/>
+      <w:lvlText w:val="•"/>
+      <w:lvlJc w:val="left"/>
+      <w:pPr>
+        <w:ind w:left="9520" w:hanging="360"/>
+      </w:pPr>
+      <w:rPr>
+        <w:rFonts w:hint="default"/>
+        <w:lang w:val="en-US" w:eastAsia="en-US" w:bidi="ar-SA"/>
+      </w:rPr>
+    </w:lvl>
+  </w:abstractNum>
+  <w:abstractNum w:abstractNumId="2" w15:restartNumberingAfterBreak="0">
+    <w:nsid w:val="668E28D6"/>
+    <w:multiLevelType w:val="multilevel"/>
+    <w:tmpl w:val="B86E0C10"/>
+    <w:lvl w:ilvl="0">
+      <w:start w:val="1"/>
+      <w:numFmt w:val="bullet"/>
+      <w:lvlText w:val=""/>
+      <w:lvlJc w:val="left"/>
+      <w:pPr>
+        <w:tabs>
+          <w:tab w:val="num" w:pos="720"/>
+        </w:tabs>
+        <w:ind w:left="720" w:hanging="360"/>
+      </w:pPr>
+      <w:rPr>
+        <w:rFonts w:ascii="Symbol" w:hAnsi="Symbol" w:hint="default"/>
+        <w:sz w:val="20"/>
+      </w:rPr>
+    </w:lvl>
+    <w:lvl w:ilvl="1" w:tentative="1">
+      <w:start w:val="1"/>
+      <w:numFmt w:val="bullet"/>
+      <w:lvlText w:val="o"/>
+      <w:lvlJc w:val="left"/>
+      <w:pPr>
+        <w:tabs>
+          <w:tab w:val="num" w:pos="1440"/>
+        </w:tabs>
+        <w:ind w:left="1440" w:hanging="360"/>
+      </w:pPr>
+      <w:rPr>
+        <w:rFonts w:ascii="Courier New" w:hAnsi="Courier New" w:hint="default"/>
+        <w:sz w:val="20"/>
+      </w:rPr>
+    </w:lvl>
+    <w:lvl w:ilvl="2" w:tentative="1">
+      <w:start w:val="1"/>
+      <w:numFmt w:val="bullet"/>
+      <w:lvlText w:val=""/>
+      <w:lvlJc w:val="left"/>
+      <w:pPr>
+        <w:tabs>
+          <w:tab w:val="num" w:pos="2160"/>
+        </w:tabs>
+        <w:ind w:left="2160" w:hanging="360"/>
+      </w:pPr>
+      <w:rPr>
+        <w:rFonts w:ascii="Wingdings" w:hAnsi="Wingdings" w:hint="default"/>
+        <w:sz w:val="20"/>
+      </w:rPr>
+    </w:lvl>
+    <w:lvl w:ilvl="3" w:tentative="1">
+      <w:start w:val="1"/>
+      <w:numFmt w:val="bullet"/>
+      <w:lvlText w:val=""/>
+      <w:lvlJc w:val="left"/>
+      <w:pPr>
+        <w:tabs>
+          <w:tab w:val="num" w:pos="2880"/>
+        </w:tabs>
+        <w:ind w:left="2880" w:hanging="360"/>
+      </w:pPr>
+      <w:rPr>
+        <w:rFonts w:ascii="Wingdings" w:hAnsi="Wingdings" w:hint="default"/>
+        <w:sz w:val="20"/>
+      </w:rPr>
+    </w:lvl>
+    <w:lvl w:ilvl="4" w:tentative="1">
+      <w:start w:val="1"/>
+      <w:numFmt w:val="bullet"/>
+      <w:lvlText w:val=""/>
+      <w:lvlJc w:val="left"/>
+      <w:pPr>
+        <w:tabs>
+          <w:tab w:val="num" w:pos="3600"/>
+        </w:tabs>
+        <w:ind w:left="3600" w:hanging="360"/>
+      </w:pPr>
+      <w:rPr>
+        <w:rFonts w:ascii="Wingdings" w:hAnsi="Wingdings" w:hint="default"/>
+        <w:sz w:val="20"/>
+      </w:rPr>
+    </w:lvl>
+    <w:lvl w:ilvl="5" w:tentative="1">
+      <w:start w:val="1"/>
+      <w:numFmt w:val="bullet"/>
+      <w:lvlText w:val=""/>
+      <w:lvlJc w:val="left"/>
+      <w:pPr>
+        <w:tabs>
+          <w:tab w:val="num" w:pos="4320"/>
+        </w:tabs>
+        <w:ind w:left="4320" w:hanging="360"/>
+      </w:pPr>
+      <w:rPr>
+        <w:rFonts w:ascii="Wingdings" w:hAnsi="Wingdings" w:hint="default"/>
+        <w:sz w:val="20"/>
+      </w:rPr>
+    </w:lvl>
+    <w:lvl w:ilvl="6" w:tentative="1">
+      <w:start w:val="1"/>
+      <w:numFmt w:val="bullet"/>
+      <w:lvlText w:val=""/>
+      <w:lvlJc w:val="left"/>
+      <w:pPr>
+        <w:tabs>
+          <w:tab w:val="num" w:pos="5040"/>
+        </w:tabs>
+        <w:ind w:left="5040" w:hanging="360"/>
+      </w:pPr>
+      <w:rPr>
+        <w:rFonts w:ascii="Wingdings" w:hAnsi="Wingdings" w:hint="default"/>
+        <w:sz w:val="20"/>
+      </w:rPr>
+    </w:lvl>
+    <w:lvl w:ilvl="7" w:tentative="1">
+      <w:start w:val="1"/>
+      <w:numFmt w:val="bullet"/>
+      <w:lvlText w:val=""/>
+      <w:lvlJc w:val="left"/>
+      <w:pPr>
+        <w:tabs>
+          <w:tab w:val="num" w:pos="5760"/>
+        </w:tabs>
+        <w:ind w:left="5760" w:hanging="360"/>
+      </w:pPr>
+      <w:rPr>
+        <w:rFonts w:ascii="Wingdings" w:hAnsi="Wingdings" w:hint="default"/>
+        <w:sz w:val="20"/>
+      </w:rPr>
+    </w:lvl>
+    <w:lvl w:ilvl="8" w:tentative="1">
+      <w:start w:val="1"/>
+      <w:numFmt w:val="bullet"/>
+      <w:lvlText w:val=""/>
+      <w:lvlJc w:val="left"/>
+      <w:pPr>
+        <w:tabs>
+          <w:tab w:val="num" w:pos="6480"/>
+        </w:tabs>
+        <w:ind w:left="6480" w:hanging="360"/>
+      </w:pPr>
+      <w:rPr>
+        <w:rFonts w:ascii="Wingdings" w:hAnsi="Wingdings" w:hint="default"/>
+        <w:sz w:val="20"/>
+      </w:rPr>
+    </w:lvl>
+  </w:abstractNum>
+  <w:abstractNum w:abstractNumId="3" w15:restartNumberingAfterBreak="0">
+    <w:nsid w:val="759D5BE5"/>
+    <w:multiLevelType w:val="hybridMultilevel"/>
+    <w:tmpl w:val="370AE18C"/>
+    <w:lvl w:ilvl="0" w:tplc="04090001">
+      <w:start w:val="1"/>
+      <w:numFmt w:val="bullet"/>
+      <w:lvlText w:val=""/>
+      <w:lvlJc w:val="left"/>
+      <w:pPr>
+        <w:ind w:left="1494" w:hanging="360"/>
+      </w:pPr>
+      <w:rPr>
+        <w:rFonts w:ascii="Symbol" w:hAnsi="Symbol" w:hint="default"/>
+      </w:rPr>
+    </w:lvl>
+    <w:lvl w:ilvl="1" w:tplc="04090003" w:tentative="1">
+      <w:start w:val="1"/>
+      <w:numFmt w:val="bullet"/>
+      <w:lvlText w:val="o"/>
+      <w:lvlJc w:val="left"/>
+      <w:pPr>
+        <w:ind w:left="2214" w:hanging="360"/>
+      </w:pPr>
+      <w:rPr>
+        <w:rFonts w:ascii="Courier New" w:hAnsi="Courier New" w:cs="Courier New" w:hint="default"/>
+      </w:rPr>
+    </w:lvl>
+    <w:lvl w:ilvl="2" w:tplc="04090005" w:tentative="1">
+      <w:start w:val="1"/>
+      <w:numFmt w:val="bullet"/>
+      <w:lvlText w:val=""/>
+      <w:lvlJc w:val="left"/>
+      <w:pPr>
+        <w:ind w:left="2934" w:hanging="360"/>
+      </w:pPr>
+      <w:rPr>
+        <w:rFonts w:ascii="Wingdings" w:hAnsi="Wingdings" w:hint="default"/>
+      </w:rPr>
+    </w:lvl>
+    <w:lvl w:ilvl="3" w:tplc="04090001" w:tentative="1">
+      <w:start w:val="1"/>
+      <w:numFmt w:val="bullet"/>
+      <w:lvlText w:val=""/>
+      <w:lvlJc w:val="left"/>
+      <w:pPr>
+        <w:ind w:left="3654" w:hanging="360"/>
+      </w:pPr>
+      <w:rPr>
+        <w:rFonts w:ascii="Symbol" w:hAnsi="Symbol" w:hint="default"/>
+      </w:rPr>
+    </w:lvl>
+    <w:lvl w:ilvl="4" w:tplc="04090003" w:tentative="1">
+      <w:start w:val="1"/>
+      <w:numFmt w:val="bullet"/>
+      <w:lvlText w:val="o"/>
+      <w:lvlJc w:val="left"/>
+      <w:pPr>
+        <w:ind w:left="4374" w:hanging="360"/>
+      </w:pPr>
+      <w:rPr>
+        <w:rFonts w:ascii="Courier New" w:hAnsi="Courier New" w:cs="Courier New" w:hint="default"/>
+      </w:rPr>
+    </w:lvl>
+    <w:lvl w:ilvl="5" w:tplc="04090005" w:tentative="1">
+      <w:start w:val="1"/>
+      <w:numFmt w:val="bullet"/>
+      <w:lvlText w:val=""/>
+      <w:lvlJc w:val="left"/>
+      <w:pPr>
+        <w:ind w:left="5094" w:hanging="360"/>
+      </w:pPr>
+      <w:rPr>
+        <w:rFonts w:ascii="Wingdings" w:hAnsi="Wingdings" w:hint="default"/>
+      </w:rPr>
+    </w:lvl>
+    <w:lvl w:ilvl="6" w:tplc="04090001" w:tentative="1">
+      <w:start w:val="1"/>
+      <w:numFmt w:val="bullet"/>
+      <w:lvlText w:val=""/>
+      <w:lvlJc w:val="left"/>
+      <w:pPr>
+        <w:ind w:left="5814" w:hanging="360"/>
+      </w:pPr>
+      <w:rPr>
+        <w:rFonts w:ascii="Symbol" w:hAnsi="Symbol" w:hint="default"/>
+      </w:rPr>
+    </w:lvl>
+    <w:lvl w:ilvl="7" w:tplc="04090003" w:tentative="1">
+      <w:start w:val="1"/>
+      <w:numFmt w:val="bullet"/>
+      <w:lvlText w:val="o"/>
+      <w:lvlJc w:val="left"/>
+      <w:pPr>
+        <w:ind w:left="6534" w:hanging="360"/>
+      </w:pPr>
+      <w:rPr>
+        <w:rFonts w:ascii="Courier New" w:hAnsi="Courier New" w:cs="Courier New" w:hint="default"/>
+      </w:rPr>
+    </w:lvl>
+    <w:lvl w:ilvl="8" w:tplc="04090005" w:tentative="1">
+      <w:start w:val="1"/>
+      <w:numFmt w:val="bullet"/>
+      <w:lvlText w:val=""/>
+      <w:lvlJc w:val="left"/>
+      <w:pPr>
+        <w:ind w:left="7254" w:hanging="360"/>
+      </w:pPr>
+      <w:rPr>
+        <w:rFonts w:ascii="Wingdings" w:hAnsi="Wingdings" w:hint="default"/>
+      </w:rPr>
+    </w:lvl>
+  </w:abstractNum>
+  <w:abstractNum w:abstractNumId="4" w15:restartNumberingAfterBreak="0">
+    <w:nsid w:val="7D933677"/>
+    <w:multiLevelType w:val="hybridMultilevel"/>
+    <w:tmpl w:val="65D65180"/>
+    <w:lvl w:ilvl="0" w:tplc="F8989CC8">
       <w:start w:val="1"/>
       <w:numFmt w:val="decimal"/>
       <w:lvlText w:val="%1."/>
       <w:lvlJc w:val="left"/>
       <w:pPr>
         <w:ind w:left="1080" w:hanging="360"/>
-        <w:jc w:val="left"/>
       </w:pPr>
       <w:rPr>
         <w:rFonts w:ascii="Calibri" w:eastAsia="Calibri" w:hAnsi="Calibri" w:cs="Calibri" w:hint="default"/>
@@ -5233,7 +8393,7 @@
         <w:lang w:val="en-US" w:eastAsia="en-US" w:bidi="ar-SA"/>
       </w:rPr>
     </w:lvl>
-    <w:lvl w:ilvl="1" w:tplc="D3D05B4A">
+    <w:lvl w:ilvl="1" w:tplc="1DBAC114">
       <w:numFmt w:val="bullet"/>
       <w:lvlText w:val="•"/>
       <w:lvlJc w:val="left"/>
@@ -5245,7 +8405,7 @@
         <w:lang w:val="en-US" w:eastAsia="en-US" w:bidi="ar-SA"/>
       </w:rPr>
     </w:lvl>
-    <w:lvl w:ilvl="2" w:tplc="89B0915E">
+    <w:lvl w:ilvl="2" w:tplc="A74821BA">
       <w:numFmt w:val="bullet"/>
       <w:lvlText w:val="•"/>
       <w:lvlJc w:val="left"/>
@@ -5257,7 +8417,7 @@
         <w:lang w:val="en-US" w:eastAsia="en-US" w:bidi="ar-SA"/>
       </w:rPr>
     </w:lvl>
-    <w:lvl w:ilvl="3" w:tplc="54C6B166">
+    <w:lvl w:ilvl="3" w:tplc="2DE2B0EA">
       <w:numFmt w:val="bullet"/>
       <w:lvlText w:val="•"/>
       <w:lvlJc w:val="left"/>
@@ -5269,7 +8429,7 @@
         <w:lang w:val="en-US" w:eastAsia="en-US" w:bidi="ar-SA"/>
       </w:rPr>
     </w:lvl>
-    <w:lvl w:ilvl="4" w:tplc="3FC864FC">
+    <w:lvl w:ilvl="4" w:tplc="A62EDEC8">
       <w:numFmt w:val="bullet"/>
       <w:lvlText w:val="•"/>
       <w:lvlJc w:val="left"/>
@@ -5281,7 +8441,7 @@
         <w:lang w:val="en-US" w:eastAsia="en-US" w:bidi="ar-SA"/>
       </w:rPr>
     </w:lvl>
-    <w:lvl w:ilvl="5" w:tplc="B7E2113A">
+    <w:lvl w:ilvl="5" w:tplc="33661F70">
       <w:numFmt w:val="bullet"/>
       <w:lvlText w:val="•"/>
       <w:lvlJc w:val="left"/>
@@ -5293,7 +8453,7 @@
         <w:lang w:val="en-US" w:eastAsia="en-US" w:bidi="ar-SA"/>
       </w:rPr>
     </w:lvl>
-    <w:lvl w:ilvl="6" w:tplc="4C107A4E">
+    <w:lvl w:ilvl="6" w:tplc="8202FDD4">
       <w:numFmt w:val="bullet"/>
       <w:lvlText w:val="•"/>
       <w:lvlJc w:val="left"/>
@@ -5305,7 +8465,7 @@
         <w:lang w:val="en-US" w:eastAsia="en-US" w:bidi="ar-SA"/>
       </w:rPr>
     </w:lvl>
-    <w:lvl w:ilvl="7" w:tplc="96524A0A">
+    <w:lvl w:ilvl="7" w:tplc="380CB608">
       <w:numFmt w:val="bullet"/>
       <w:lvlText w:val="•"/>
       <w:lvlJc w:val="left"/>
@@ -5317,141 +8477,12 @@
         <w:lang w:val="en-US" w:eastAsia="en-US" w:bidi="ar-SA"/>
       </w:rPr>
     </w:lvl>
-    <w:lvl w:ilvl="8" w:tplc="F6C8223A">
+    <w:lvl w:ilvl="8" w:tplc="FEB277BA">
       <w:numFmt w:val="bullet"/>
       <w:lvlText w:val="•"/>
       <w:lvlJc w:val="left"/>
       <w:pPr>
         <w:ind w:left="9432" w:hanging="360"/>
-      </w:pPr>
-      <w:rPr>
-        <w:rFonts w:hint="default"/>
-        <w:lang w:val="en-US" w:eastAsia="en-US" w:bidi="ar-SA"/>
-      </w:rPr>
-    </w:lvl>
-  </w:abstractNum>
-  <w:abstractNum w:abstractNumId="2" w15:restartNumberingAfterBreak="0">
-    <w:nsid w:val="76DC335A"/>
-    <w:multiLevelType w:val="hybridMultilevel"/>
-    <w:tmpl w:val="86782D02"/>
-    <w:lvl w:ilvl="0" w:tplc="F6C8E76A">
-      <w:numFmt w:val="bullet"/>
-      <w:lvlText w:val=""/>
-      <w:lvlJc w:val="left"/>
-      <w:pPr>
-        <w:ind w:left="1440" w:hanging="360"/>
-      </w:pPr>
-      <w:rPr>
-        <w:rFonts w:ascii="Symbol" w:eastAsia="Symbol" w:hAnsi="Symbol" w:cs="Symbol" w:hint="default"/>
-        <w:b w:val="0"/>
-        <w:bCs w:val="0"/>
-        <w:i w:val="0"/>
-        <w:iCs w:val="0"/>
-        <w:spacing w:val="0"/>
-        <w:w w:val="100"/>
-        <w:sz w:val="20"/>
-        <w:szCs w:val="20"/>
-        <w:lang w:val="en-US" w:eastAsia="en-US" w:bidi="ar-SA"/>
-      </w:rPr>
-    </w:lvl>
-    <w:lvl w:ilvl="1" w:tplc="816445CC">
-      <w:numFmt w:val="bullet"/>
-      <w:lvlText w:val=""/>
-      <w:lvlJc w:val="left"/>
-      <w:pPr>
-        <w:ind w:left="2521" w:hanging="360"/>
-      </w:pPr>
-      <w:rPr>
-        <w:rFonts w:ascii="Symbol" w:eastAsia="Symbol" w:hAnsi="Symbol" w:cs="Symbol" w:hint="default"/>
-        <w:b w:val="0"/>
-        <w:bCs w:val="0"/>
-        <w:i w:val="0"/>
-        <w:iCs w:val="0"/>
-        <w:spacing w:val="0"/>
-        <w:w w:val="100"/>
-        <w:sz w:val="20"/>
-        <w:szCs w:val="20"/>
-        <w:lang w:val="en-US" w:eastAsia="en-US" w:bidi="ar-SA"/>
-      </w:rPr>
-    </w:lvl>
-    <w:lvl w:ilvl="2" w:tplc="F53E0A3E">
-      <w:numFmt w:val="bullet"/>
-      <w:lvlText w:val="•"/>
-      <w:lvlJc w:val="left"/>
-      <w:pPr>
-        <w:ind w:left="3520" w:hanging="360"/>
-      </w:pPr>
-      <w:rPr>
-        <w:rFonts w:hint="default"/>
-        <w:lang w:val="en-US" w:eastAsia="en-US" w:bidi="ar-SA"/>
-      </w:rPr>
-    </w:lvl>
-    <w:lvl w:ilvl="3" w:tplc="3922205A">
-      <w:numFmt w:val="bullet"/>
-      <w:lvlText w:val="•"/>
-      <w:lvlJc w:val="left"/>
-      <w:pPr>
-        <w:ind w:left="4520" w:hanging="360"/>
-      </w:pPr>
-      <w:rPr>
-        <w:rFonts w:hint="default"/>
-        <w:lang w:val="en-US" w:eastAsia="en-US" w:bidi="ar-SA"/>
-      </w:rPr>
-    </w:lvl>
-    <w:lvl w:ilvl="4" w:tplc="82601CB0">
-      <w:numFmt w:val="bullet"/>
-      <w:lvlText w:val="•"/>
-      <w:lvlJc w:val="left"/>
-      <w:pPr>
-        <w:ind w:left="5520" w:hanging="360"/>
-      </w:pPr>
-      <w:rPr>
-        <w:rFonts w:hint="default"/>
-        <w:lang w:val="en-US" w:eastAsia="en-US" w:bidi="ar-SA"/>
-      </w:rPr>
-    </w:lvl>
-    <w:lvl w:ilvl="5" w:tplc="F360487A">
-      <w:numFmt w:val="bullet"/>
-      <w:lvlText w:val="•"/>
-      <w:lvlJc w:val="left"/>
-      <w:pPr>
-        <w:ind w:left="6520" w:hanging="360"/>
-      </w:pPr>
-      <w:rPr>
-        <w:rFonts w:hint="default"/>
-        <w:lang w:val="en-US" w:eastAsia="en-US" w:bidi="ar-SA"/>
-      </w:rPr>
-    </w:lvl>
-    <w:lvl w:ilvl="6" w:tplc="C164C006">
-      <w:numFmt w:val="bullet"/>
-      <w:lvlText w:val="•"/>
-      <w:lvlJc w:val="left"/>
-      <w:pPr>
-        <w:ind w:left="7520" w:hanging="360"/>
-      </w:pPr>
-      <w:rPr>
-        <w:rFonts w:hint="default"/>
-        <w:lang w:val="en-US" w:eastAsia="en-US" w:bidi="ar-SA"/>
-      </w:rPr>
-    </w:lvl>
-    <w:lvl w:ilvl="7" w:tplc="4B103710">
-      <w:numFmt w:val="bullet"/>
-      <w:lvlText w:val="•"/>
-      <w:lvlJc w:val="left"/>
-      <w:pPr>
-        <w:ind w:left="8520" w:hanging="360"/>
-      </w:pPr>
-      <w:rPr>
-        <w:rFonts w:hint="default"/>
-        <w:lang w:val="en-US" w:eastAsia="en-US" w:bidi="ar-SA"/>
-      </w:rPr>
-    </w:lvl>
-    <w:lvl w:ilvl="8" w:tplc="F126DBF2">
-      <w:numFmt w:val="bullet"/>
-      <w:lvlText w:val="•"/>
-      <w:lvlJc w:val="left"/>
-      <w:pPr>
-        <w:ind w:left="9520" w:hanging="360"/>
       </w:pPr>
       <w:rPr>
         <w:rFonts w:hint="default"/>
@@ -5460,13 +8491,19 @@
     </w:lvl>
   </w:abstractNum>
   <w:num w:numId="1">
-    <w:abstractNumId w:val="1"/>
+    <w:abstractNumId w:val="4"/>
   </w:num>
   <w:num w:numId="2">
     <w:abstractNumId w:val="0"/>
   </w:num>
   <w:num w:numId="3">
+    <w:abstractNumId w:val="1"/>
+  </w:num>
+  <w:num w:numId="4">
     <w:abstractNumId w:val="2"/>
+  </w:num>
+  <w:num w:numId="5">
+    <w:abstractNumId w:val="3"/>
   </w:num>
 </w:numbering>
 </file>
@@ -5870,8 +8907,17 @@
   <w:style w:type="paragraph" w:default="1" w:styleId="Normal">
     <w:name w:val="Normal"/>
     <w:qFormat/>
+    <w:rsid w:val="00890FE2"/>
+    <w:pPr>
+      <w:widowControl/>
+      <w:autoSpaceDE/>
+      <w:autoSpaceDN/>
+    </w:pPr>
     <w:rPr>
-      <w:rFonts w:ascii="Calibri" w:eastAsia="Calibri" w:hAnsi="Calibri" w:cs="Calibri"/>
+      <w:rFonts w:ascii="Times New Roman" w:eastAsia="Times New Roman" w:hAnsi="Times New Roman" w:cs="Times New Roman"/>
+      <w:sz w:val="24"/>
+      <w:szCs w:val="24"/>
+      <w:lang w:val="en-IN"/>
     </w:rPr>
   </w:style>
   <w:style w:type="paragraph" w:styleId="Heading1">
@@ -5880,16 +8926,19 @@
     <w:uiPriority w:val="9"/>
     <w:qFormat/>
     <w:pPr>
+      <w:widowControl w:val="0"/>
+      <w:autoSpaceDE w:val="0"/>
+      <w:autoSpaceDN w:val="0"/>
       <w:ind w:left="360"/>
       <w:outlineLvl w:val="0"/>
     </w:pPr>
     <w:rPr>
-      <w:rFonts w:ascii="Times New Roman" w:eastAsia="Times New Roman" w:hAnsi="Times New Roman" w:cs="Times New Roman"/>
       <w:b/>
       <w:bCs/>
       <w:sz w:val="28"/>
       <w:szCs w:val="28"/>
       <w:u w:val="single" w:color="000000"/>
+      <w:lang w:val="en-US"/>
     </w:rPr>
   </w:style>
   <w:style w:type="paragraph" w:styleId="Heading2">
@@ -5899,22 +8948,24 @@
     <w:unhideWhenUsed/>
     <w:qFormat/>
     <w:pPr>
+      <w:widowControl w:val="0"/>
+      <w:autoSpaceDE w:val="0"/>
+      <w:autoSpaceDN w:val="0"/>
       <w:spacing w:line="292" w:lineRule="exact"/>
       <w:ind w:left="360"/>
       <w:jc w:val="both"/>
       <w:outlineLvl w:val="1"/>
     </w:pPr>
     <w:rPr>
+      <w:rFonts w:ascii="Calibri" w:eastAsia="Calibri" w:hAnsi="Calibri" w:cs="Calibri"/>
       <w:b/>
       <w:bCs/>
-      <w:sz w:val="24"/>
-      <w:szCs w:val="24"/>
+      <w:lang w:val="en-US"/>
     </w:rPr>
   </w:style>
   <w:style w:type="character" w:default="1" w:styleId="DefaultParagraphFont">
     <w:name w:val="Default Paragraph Font"/>
     <w:uiPriority w:val="1"/>
-    <w:semiHidden/>
     <w:unhideWhenUsed/>
   </w:style>
   <w:style w:type="table" w:default="1" w:styleId="TableNormal">
@@ -5943,9 +8994,14 @@
     <w:basedOn w:val="Normal"/>
     <w:uiPriority w:val="1"/>
     <w:qFormat/>
+    <w:pPr>
+      <w:widowControl w:val="0"/>
+      <w:autoSpaceDE w:val="0"/>
+      <w:autoSpaceDN w:val="0"/>
+    </w:pPr>
     <w:rPr>
-      <w:sz w:val="24"/>
-      <w:szCs w:val="24"/>
+      <w:rFonts w:ascii="Calibri" w:eastAsia="Calibri" w:hAnsi="Calibri" w:cs="Calibri"/>
+      <w:lang w:val="en-US"/>
     </w:rPr>
   </w:style>
   <w:style w:type="paragraph" w:styleId="ListParagraph">
@@ -5954,9 +9010,18 @@
     <w:uiPriority w:val="1"/>
     <w:qFormat/>
     <w:pPr>
+      <w:widowControl w:val="0"/>
+      <w:autoSpaceDE w:val="0"/>
+      <w:autoSpaceDN w:val="0"/>
       <w:spacing w:line="292" w:lineRule="exact"/>
       <w:ind w:left="2520" w:hanging="359"/>
     </w:pPr>
+    <w:rPr>
+      <w:rFonts w:ascii="Calibri" w:eastAsia="Calibri" w:hAnsi="Calibri" w:cs="Calibri"/>
+      <w:sz w:val="22"/>
+      <w:szCs w:val="22"/>
+      <w:lang w:val="en-US"/>
+    </w:rPr>
   </w:style>
   <w:style w:type="paragraph" w:customStyle="1" w:styleId="TableParagraph">
     <w:name w:val="Table Paragraph"/>
@@ -5964,10 +9029,15 @@
     <w:uiPriority w:val="1"/>
     <w:qFormat/>
     <w:pPr>
+      <w:widowControl w:val="0"/>
+      <w:autoSpaceDE w:val="0"/>
+      <w:autoSpaceDN w:val="0"/>
       <w:spacing w:before="3"/>
     </w:pPr>
     <w:rPr>
-      <w:rFonts w:ascii="Times New Roman" w:eastAsia="Times New Roman" w:hAnsi="Times New Roman" w:cs="Times New Roman"/>
+      <w:sz w:val="22"/>
+      <w:szCs w:val="22"/>
+      <w:lang w:val="en-US"/>
     </w:rPr>
   </w:style>
   <w:style w:type="paragraph" w:styleId="Header">
@@ -5976,20 +9046,29 @@
     <w:link w:val="HeaderChar"/>
     <w:uiPriority w:val="99"/>
     <w:unhideWhenUsed/>
-    <w:rsid w:val="00B07A40"/>
+    <w:rsid w:val="004E68B5"/>
     <w:pPr>
+      <w:widowControl w:val="0"/>
       <w:tabs>
         <w:tab w:val="center" w:pos="4680"/>
         <w:tab w:val="right" w:pos="9360"/>
       </w:tabs>
+      <w:autoSpaceDE w:val="0"/>
+      <w:autoSpaceDN w:val="0"/>
     </w:pPr>
+    <w:rPr>
+      <w:rFonts w:ascii="Calibri" w:eastAsia="Calibri" w:hAnsi="Calibri" w:cs="Calibri"/>
+      <w:sz w:val="22"/>
+      <w:szCs w:val="22"/>
+      <w:lang w:val="en-US"/>
+    </w:rPr>
   </w:style>
   <w:style w:type="character" w:customStyle="1" w:styleId="HeaderChar">
     <w:name w:val="Header Char"/>
     <w:basedOn w:val="DefaultParagraphFont"/>
     <w:link w:val="Header"/>
     <w:uiPriority w:val="99"/>
-    <w:rsid w:val="00B07A40"/>
+    <w:rsid w:val="004E68B5"/>
     <w:rPr>
       <w:rFonts w:ascii="Calibri" w:eastAsia="Calibri" w:hAnsi="Calibri" w:cs="Calibri"/>
     </w:rPr>
@@ -6000,23 +9079,53 @@
     <w:link w:val="FooterChar"/>
     <w:uiPriority w:val="99"/>
     <w:unhideWhenUsed/>
-    <w:rsid w:val="00B07A40"/>
+    <w:rsid w:val="004E68B5"/>
     <w:pPr>
+      <w:widowControl w:val="0"/>
       <w:tabs>
         <w:tab w:val="center" w:pos="4680"/>
         <w:tab w:val="right" w:pos="9360"/>
       </w:tabs>
+      <w:autoSpaceDE w:val="0"/>
+      <w:autoSpaceDN w:val="0"/>
     </w:pPr>
+    <w:rPr>
+      <w:rFonts w:ascii="Calibri" w:eastAsia="Calibri" w:hAnsi="Calibri" w:cs="Calibri"/>
+      <w:sz w:val="22"/>
+      <w:szCs w:val="22"/>
+      <w:lang w:val="en-US"/>
+    </w:rPr>
   </w:style>
   <w:style w:type="character" w:customStyle="1" w:styleId="FooterChar">
     <w:name w:val="Footer Char"/>
     <w:basedOn w:val="DefaultParagraphFont"/>
     <w:link w:val="Footer"/>
     <w:uiPriority w:val="99"/>
-    <w:rsid w:val="00B07A40"/>
+    <w:rsid w:val="004E68B5"/>
     <w:rPr>
       <w:rFonts w:ascii="Calibri" w:eastAsia="Calibri" w:hAnsi="Calibri" w:cs="Calibri"/>
     </w:rPr>
+  </w:style>
+  <w:style w:type="character" w:styleId="Strong">
+    <w:name w:val="Strong"/>
+    <w:basedOn w:val="DefaultParagraphFont"/>
+    <w:uiPriority w:val="22"/>
+    <w:qFormat/>
+    <w:rsid w:val="001E3D92"/>
+    <w:rPr>
+      <w:b/>
+      <w:bCs/>
+    </w:rPr>
+  </w:style>
+  <w:style w:type="paragraph" w:styleId="NormalWeb">
+    <w:name w:val="Normal (Web)"/>
+    <w:basedOn w:val="Normal"/>
+    <w:uiPriority w:val="99"/>
+    <w:unhideWhenUsed/>
+    <w:rsid w:val="001D2C87"/>
+    <w:pPr>
+      <w:spacing w:before="100" w:beforeAutospacing="1" w:after="100" w:afterAutospacing="1"/>
+    </w:pPr>
   </w:style>
 </w:styles>
 </file>
